--- a/paper/to-submit/revision-round-2/review_letter-08-06-2026.docx
+++ b/paper/to-submit/revision-round-2/review_letter-08-06-2026.docx
@@ -265,8 +265,9 @@
           <w:sz w:val="24"/>
           <w:szCs w:val="24"/>
         </w:rPr>
-        <w:t xml:space="preserve"> and the longer maturity groups proposed are already commonly used. So the novelty and impact of the paper </w:t>
-      </w:r>
+        <w:t xml:space="preserve"> and the longer maturity groups proposed are already commonly used. </w:t>
+      </w:r>
+      <w:proofErr w:type="gramStart"/>
       <w:r>
         <w:rPr>
           <w:rFonts w:ascii="Times New Roman" w:hAnsi="Times New Roman" w:cs="Times New Roman"/>
@@ -274,6 +275,25 @@
           <w:sz w:val="24"/>
           <w:szCs w:val="24"/>
         </w:rPr>
+        <w:t>So</w:t>
+      </w:r>
+      <w:proofErr w:type="gramEnd"/>
+      <w:r>
+        <w:rPr>
+          <w:rFonts w:ascii="Times New Roman" w:hAnsi="Times New Roman" w:cs="Times New Roman"/>
+          <w:color w:val="EE0000"/>
+          <w:sz w:val="24"/>
+          <w:szCs w:val="24"/>
+        </w:rPr>
+        <w:t xml:space="preserve"> the novelty and impact of the paper </w:t>
+      </w:r>
+      <w:r>
+        <w:rPr>
+          <w:rFonts w:ascii="Times New Roman" w:hAnsi="Times New Roman" w:cs="Times New Roman"/>
+          <w:color w:val="EE0000"/>
+          <w:sz w:val="24"/>
+          <w:szCs w:val="24"/>
+        </w:rPr>
         <w:t>are</w:t>
       </w:r>
       <w:r>
@@ -283,7 +303,27 @@
           <w:sz w:val="24"/>
           <w:szCs w:val="24"/>
         </w:rPr>
-        <w:t xml:space="preserve"> unclear and limited. Items to help strengthen study include: </w:t>
+        <w:t xml:space="preserve"> unclear and limited. Items to help strengthen study </w:t>
+      </w:r>
+      <w:proofErr w:type="gramStart"/>
+      <w:r>
+        <w:rPr>
+          <w:rFonts w:ascii="Times New Roman" w:hAnsi="Times New Roman" w:cs="Times New Roman"/>
+          <w:color w:val="EE0000"/>
+          <w:sz w:val="24"/>
+          <w:szCs w:val="24"/>
+        </w:rPr>
+        <w:t>include:</w:t>
+      </w:r>
+      <w:proofErr w:type="gramEnd"/>
+      <w:r>
+        <w:rPr>
+          <w:rFonts w:ascii="Times New Roman" w:hAnsi="Times New Roman" w:cs="Times New Roman"/>
+          <w:color w:val="EE0000"/>
+          <w:sz w:val="24"/>
+          <w:szCs w:val="24"/>
+        </w:rPr>
+        <w:t xml:space="preserve"> </w:t>
       </w:r>
       <w:r>
         <w:rPr>
@@ -337,7 +377,27 @@
           <w:sz w:val="24"/>
           <w:szCs w:val="24"/>
         </w:rPr>
-        <w:t xml:space="preserve"> for the observed yield responses, clarify novelty of study compared to similar studies/</w:t>
+        <w:t xml:space="preserve"> for the observed yield responses, </w:t>
+      </w:r>
+      <w:proofErr w:type="gramStart"/>
+      <w:r>
+        <w:rPr>
+          <w:rFonts w:ascii="Times New Roman" w:hAnsi="Times New Roman" w:cs="Times New Roman"/>
+          <w:color w:val="EE0000"/>
+          <w:sz w:val="24"/>
+          <w:szCs w:val="24"/>
+        </w:rPr>
+        <w:t>clarify</w:t>
+      </w:r>
+      <w:proofErr w:type="gramEnd"/>
+      <w:r>
+        <w:rPr>
+          <w:rFonts w:ascii="Times New Roman" w:hAnsi="Times New Roman" w:cs="Times New Roman"/>
+          <w:color w:val="EE0000"/>
+          <w:sz w:val="24"/>
+          <w:szCs w:val="24"/>
+        </w:rPr>
+        <w:t xml:space="preserve"> novelty of study compared to similar studies/</w:t>
       </w:r>
       <w:r>
         <w:rPr>
@@ -611,7 +671,47 @@
           <w:sz w:val="24"/>
           <w:szCs w:val="24"/>
         </w:rPr>
-        <w:t>limits, I would invite you to resubmit for another round of peer review.</w:t>
+        <w:t xml:space="preserve">limits, I </w:t>
+      </w:r>
+      <w:proofErr w:type="gramStart"/>
+      <w:r>
+        <w:rPr>
+          <w:rFonts w:ascii="Times New Roman" w:hAnsi="Times New Roman" w:cs="Times New Roman"/>
+          <w:color w:val="EE0000"/>
+          <w:sz w:val="24"/>
+          <w:szCs w:val="24"/>
+        </w:rPr>
+        <w:t>would</w:t>
+      </w:r>
+      <w:proofErr w:type="gramEnd"/>
+      <w:r>
+        <w:rPr>
+          <w:rFonts w:ascii="Times New Roman" w:hAnsi="Times New Roman" w:cs="Times New Roman"/>
+          <w:color w:val="EE0000"/>
+          <w:sz w:val="24"/>
+          <w:szCs w:val="24"/>
+        </w:rPr>
+        <w:t xml:space="preserve"> invite you to </w:t>
+      </w:r>
+      <w:proofErr w:type="gramStart"/>
+      <w:r>
+        <w:rPr>
+          <w:rFonts w:ascii="Times New Roman" w:hAnsi="Times New Roman" w:cs="Times New Roman"/>
+          <w:color w:val="EE0000"/>
+          <w:sz w:val="24"/>
+          <w:szCs w:val="24"/>
+        </w:rPr>
+        <w:t>resubmit</w:t>
+      </w:r>
+      <w:proofErr w:type="gramEnd"/>
+      <w:r>
+        <w:rPr>
+          <w:rFonts w:ascii="Times New Roman" w:hAnsi="Times New Roman" w:cs="Times New Roman"/>
+          <w:color w:val="EE0000"/>
+          <w:sz w:val="24"/>
+          <w:szCs w:val="24"/>
+        </w:rPr>
+        <w:t xml:space="preserve"> for another round of peer review.</w:t>
       </w:r>
     </w:p>
     <w:p>
@@ -1306,7 +1406,7 @@
           <w:szCs w:val="24"/>
         </w:rPr>
         <w:drawing>
-          <wp:inline distT="0" distB="0" distL="0" distR="0" wp14:anchorId="2CC2CC4D" wp14:editId="0314301F">
+          <wp:inline distT="0" distB="0" distL="0" distR="0" wp14:anchorId="2CC2CC4D" wp14:editId="6498F896">
             <wp:extent cx="5557962" cy="2778981"/>
             <wp:effectExtent l="0" t="0" r="5080" b="2540"/>
             <wp:docPr id="1903657548" name="Picture 2"/>
@@ -1883,7 +1983,7 @@
           <w:sz w:val="24"/>
           <w:szCs w:val="24"/>
         </w:rPr>
-        <w:t>used on the most important paper messages within the recommended word limit</w:t>
+        <w:t>on the most important paper messages within the recommended word limit</w:t>
       </w:r>
       <w:r>
         <w:rPr>
@@ -1903,17 +2003,6 @@
         </w:rPr>
         <w:t xml:space="preserve"> as per the journal guidelines.</w:t>
       </w:r>
-    </w:p>
-    <w:p>
-      <w:pPr>
-        <w:spacing w:after="0" w:line="240" w:lineRule="auto"/>
-        <w:rPr>
-          <w:rFonts w:ascii="Times New Roman" w:hAnsi="Times New Roman" w:cs="Times New Roman"/>
-          <w:color w:val="0000FF"/>
-          <w:sz w:val="24"/>
-          <w:szCs w:val="24"/>
-        </w:rPr>
-      </w:pPr>
     </w:p>
     <w:p>
       <w:pPr>
@@ -2069,11 +2158,9 @@
         <w:spacing w:after="0" w:line="240" w:lineRule="auto"/>
         <w:rPr>
           <w:rFonts w:ascii="Times New Roman" w:hAnsi="Times New Roman" w:cs="Times New Roman"/>
-          <w:b/>
-          <w:bCs/>
-          <w:sz w:val="24"/>
-          <w:szCs w:val="24"/>
-          <w:u w:val="single"/>
+          <w:color w:val="0000FF"/>
+          <w:sz w:val="24"/>
+          <w:szCs w:val="24"/>
         </w:rPr>
       </w:pPr>
       <w:r>
@@ -2098,17 +2185,6 @@
         </w:rPr>
         <w:br/>
       </w:r>
-    </w:p>
-    <w:p>
-      <w:pPr>
-        <w:spacing w:after="0" w:line="240" w:lineRule="auto"/>
-        <w:rPr>
-          <w:rFonts w:ascii="Times New Roman" w:hAnsi="Times New Roman" w:cs="Times New Roman"/>
-          <w:color w:val="0000FF"/>
-          <w:sz w:val="24"/>
-          <w:szCs w:val="24"/>
-        </w:rPr>
-      </w:pPr>
       <w:r>
         <w:rPr>
           <w:rFonts w:ascii="Times New Roman" w:hAnsi="Times New Roman" w:cs="Times New Roman"/>
@@ -2144,32 +2220,6 @@
           <w:u w:val="single"/>
         </w:rPr>
       </w:pPr>
-    </w:p>
-    <w:p>
-      <w:pPr>
-        <w:spacing w:after="0" w:line="240" w:lineRule="auto"/>
-        <w:rPr>
-          <w:rFonts w:ascii="Times New Roman" w:hAnsi="Times New Roman" w:cs="Times New Roman"/>
-          <w:b/>
-          <w:bCs/>
-          <w:sz w:val="24"/>
-          <w:szCs w:val="24"/>
-          <w:u w:val="single"/>
-        </w:rPr>
-      </w:pPr>
-    </w:p>
-    <w:p>
-      <w:pPr>
-        <w:spacing w:after="0" w:line="240" w:lineRule="auto"/>
-        <w:rPr>
-          <w:rFonts w:ascii="Times New Roman" w:hAnsi="Times New Roman" w:cs="Times New Roman"/>
-          <w:b/>
-          <w:bCs/>
-          <w:sz w:val="24"/>
-          <w:szCs w:val="24"/>
-          <w:u w:val="single"/>
-        </w:rPr>
-      </w:pPr>
       <w:r>
         <w:rPr>
           <w:rFonts w:ascii="Times New Roman" w:hAnsi="Times New Roman" w:cs="Times New Roman"/>
@@ -2254,7 +2304,6 @@
           <w:szCs w:val="24"/>
           <w:u w:val="single"/>
         </w:rPr>
-        <w:br/>
         <w:t>L81 – Define [CO2] on first use.</w:t>
       </w:r>
     </w:p>
@@ -2400,9 +2449,138 @@
           <w:sz w:val="24"/>
           <w:szCs w:val="24"/>
         </w:rPr>
-        <w:t>“</w:t>
-      </w:r>
-      <w:r>
+        <w:t>“For the high-temperature scenario, we added 2°C to the daily maximum and minimum temperatures from the historical weather station data.”</w:t>
+      </w:r>
+    </w:p>
+    <w:p>
+      <w:pPr>
+        <w:spacing w:after="0" w:line="240" w:lineRule="auto"/>
+        <w:rPr>
+          <w:rFonts w:ascii="Times New Roman" w:hAnsi="Times New Roman" w:cs="Times New Roman"/>
+          <w:b/>
+          <w:bCs/>
+          <w:sz w:val="24"/>
+          <w:szCs w:val="24"/>
+          <w:u w:val="single"/>
+        </w:rPr>
+      </w:pPr>
+    </w:p>
+    <w:p>
+      <w:pPr>
+        <w:spacing w:after="0" w:line="240" w:lineRule="auto"/>
+        <w:rPr>
+          <w:rFonts w:ascii="Times New Roman" w:hAnsi="Times New Roman" w:cs="Times New Roman"/>
+          <w:b/>
+          <w:bCs/>
+          <w:sz w:val="24"/>
+          <w:szCs w:val="24"/>
+          <w:u w:val="single"/>
+        </w:rPr>
+      </w:pPr>
+      <w:r>
+        <w:rPr>
+          <w:rFonts w:ascii="Times New Roman" w:hAnsi="Times New Roman" w:cs="Times New Roman"/>
+          <w:b/>
+          <w:bCs/>
+          <w:sz w:val="24"/>
+          <w:szCs w:val="24"/>
+          <w:u w:val="single"/>
+        </w:rPr>
+        <w:t>L98 – What is the meaning of “simple”?  Simple as compared to what?</w:t>
+      </w:r>
+    </w:p>
+    <w:p>
+      <w:pPr>
+        <w:spacing w:after="0" w:line="240" w:lineRule="auto"/>
+        <w:rPr>
+          <w:rFonts w:ascii="Times New Roman" w:hAnsi="Times New Roman" w:cs="Times New Roman"/>
+          <w:b/>
+          <w:bCs/>
+          <w:sz w:val="24"/>
+          <w:szCs w:val="24"/>
+          <w:u w:val="single"/>
+        </w:rPr>
+      </w:pPr>
+    </w:p>
+    <w:p>
+      <w:pPr>
+        <w:spacing w:after="0" w:line="240" w:lineRule="auto"/>
+        <w:rPr>
+          <w:rFonts w:ascii="Times New Roman" w:hAnsi="Times New Roman" w:cs="Times New Roman"/>
+          <w:color w:val="0000FF"/>
+          <w:sz w:val="24"/>
+          <w:szCs w:val="24"/>
+        </w:rPr>
+      </w:pPr>
+      <w:r>
+        <w:rPr>
+          <w:rFonts w:ascii="Times New Roman" w:hAnsi="Times New Roman" w:cs="Times New Roman"/>
+          <w:color w:val="0000FF"/>
+          <w:sz w:val="24"/>
+          <w:szCs w:val="24"/>
+        </w:rPr>
+        <w:t xml:space="preserve">Response: </w:t>
+      </w:r>
+      <w:r>
+        <w:rPr>
+          <w:rFonts w:ascii="Times New Roman" w:hAnsi="Times New Roman" w:cs="Times New Roman"/>
+          <w:color w:val="0000FF"/>
+          <w:sz w:val="24"/>
+          <w:szCs w:val="24"/>
+        </w:rPr>
+        <w:t xml:space="preserve">Simpler compared to using global circulation climate models for </w:t>
+      </w:r>
+      <w:r>
+        <w:rPr>
+          <w:rFonts w:ascii="Times New Roman" w:hAnsi="Times New Roman" w:cs="Times New Roman"/>
+          <w:color w:val="0000FF"/>
+          <w:sz w:val="24"/>
+          <w:szCs w:val="24"/>
+        </w:rPr>
+        <w:t xml:space="preserve">the </w:t>
+      </w:r>
+      <w:r>
+        <w:rPr>
+          <w:rFonts w:ascii="Times New Roman" w:hAnsi="Times New Roman" w:cs="Times New Roman"/>
+          <w:color w:val="0000FF"/>
+          <w:sz w:val="24"/>
+          <w:szCs w:val="24"/>
+        </w:rPr>
+        <w:t>temperature increase projections</w:t>
+      </w:r>
+      <w:r>
+        <w:rPr>
+          <w:rFonts w:ascii="Times New Roman" w:hAnsi="Times New Roman" w:cs="Times New Roman"/>
+          <w:color w:val="0000FF"/>
+          <w:sz w:val="24"/>
+          <w:szCs w:val="24"/>
+        </w:rPr>
+        <w:t>, which is also a common approach found in the literature</w:t>
+      </w:r>
+      <w:r>
+        <w:rPr>
+          <w:rFonts w:ascii="Times New Roman" w:hAnsi="Times New Roman" w:cs="Times New Roman"/>
+          <w:color w:val="0000FF"/>
+          <w:sz w:val="24"/>
+          <w:szCs w:val="24"/>
+        </w:rPr>
+        <w:t>. We have clarified the sentence. It reads:</w:t>
+      </w:r>
+    </w:p>
+    <w:p>
+      <w:pPr>
+        <w:spacing w:after="0" w:line="240" w:lineRule="auto"/>
+        <w:rPr>
+          <w:rFonts w:ascii="Times New Roman" w:hAnsi="Times New Roman" w:cs="Times New Roman"/>
+          <w:color w:val="0000FF"/>
+          <w:sz w:val="24"/>
+          <w:szCs w:val="24"/>
+        </w:rPr>
+      </w:pPr>
+    </w:p>
+    <w:p>
+      <w:pPr>
+        <w:spacing w:after="0" w:line="240" w:lineRule="auto"/>
         <w:rPr>
           <w:rFonts w:ascii="Times New Roman" w:hAnsi="Times New Roman" w:cs="Times New Roman"/>
           <w:i/>
@@ -2411,8 +2589,7 @@
           <w:sz w:val="24"/>
           <w:szCs w:val="24"/>
         </w:rPr>
-        <w:t>For the high-temperature scenario, we added 2°C to the daily maximum and minimum temperatures from the historical weather station data.</w:t>
-      </w:r>
+      </w:pPr>
       <w:r>
         <w:rPr>
           <w:rFonts w:ascii="Times New Roman" w:hAnsi="Times New Roman" w:cs="Times New Roman"/>
@@ -2422,168 +2599,7 @@
           <w:sz w:val="24"/>
           <w:szCs w:val="24"/>
         </w:rPr>
-        <w:t>”</w:t>
-      </w:r>
-    </w:p>
-    <w:p>
-      <w:pPr>
-        <w:spacing w:after="0" w:line="240" w:lineRule="auto"/>
-        <w:rPr>
-          <w:rFonts w:ascii="Times New Roman" w:hAnsi="Times New Roman" w:cs="Times New Roman"/>
-          <w:b/>
-          <w:bCs/>
-          <w:sz w:val="24"/>
-          <w:szCs w:val="24"/>
-          <w:u w:val="single"/>
-        </w:rPr>
-      </w:pPr>
-    </w:p>
-    <w:p>
-      <w:pPr>
-        <w:spacing w:after="0" w:line="240" w:lineRule="auto"/>
-        <w:rPr>
-          <w:rFonts w:ascii="Times New Roman" w:hAnsi="Times New Roman" w:cs="Times New Roman"/>
-          <w:b/>
-          <w:bCs/>
-          <w:sz w:val="24"/>
-          <w:szCs w:val="24"/>
-          <w:u w:val="single"/>
-        </w:rPr>
-      </w:pPr>
-      <w:r>
-        <w:rPr>
-          <w:rFonts w:ascii="Times New Roman" w:hAnsi="Times New Roman" w:cs="Times New Roman"/>
-          <w:b/>
-          <w:bCs/>
-          <w:sz w:val="24"/>
-          <w:szCs w:val="24"/>
-          <w:u w:val="single"/>
-        </w:rPr>
-        <w:t>L98 – What is the meaning of “simple”?  Simple as compared to what?</w:t>
-      </w:r>
-    </w:p>
-    <w:p>
-      <w:pPr>
-        <w:spacing w:after="0" w:line="240" w:lineRule="auto"/>
-        <w:rPr>
-          <w:rFonts w:ascii="Times New Roman" w:hAnsi="Times New Roman" w:cs="Times New Roman"/>
-          <w:b/>
-          <w:bCs/>
-          <w:sz w:val="24"/>
-          <w:szCs w:val="24"/>
-          <w:u w:val="single"/>
-        </w:rPr>
-      </w:pPr>
-    </w:p>
-    <w:p>
-      <w:pPr>
-        <w:spacing w:after="0" w:line="240" w:lineRule="auto"/>
-        <w:rPr>
-          <w:rFonts w:ascii="Times New Roman" w:hAnsi="Times New Roman" w:cs="Times New Roman"/>
-          <w:color w:val="0000FF"/>
-          <w:sz w:val="24"/>
-          <w:szCs w:val="24"/>
-        </w:rPr>
-      </w:pPr>
-      <w:r>
-        <w:rPr>
-          <w:rFonts w:ascii="Times New Roman" w:hAnsi="Times New Roman" w:cs="Times New Roman"/>
-          <w:color w:val="0000FF"/>
-          <w:sz w:val="24"/>
-          <w:szCs w:val="24"/>
-        </w:rPr>
-        <w:t xml:space="preserve">Response: </w:t>
-      </w:r>
-      <w:r>
-        <w:rPr>
-          <w:rFonts w:ascii="Times New Roman" w:hAnsi="Times New Roman" w:cs="Times New Roman"/>
-          <w:color w:val="0000FF"/>
-          <w:sz w:val="24"/>
-          <w:szCs w:val="24"/>
-        </w:rPr>
-        <w:t xml:space="preserve">Simpler compared to using global circulation climate models for </w:t>
-      </w:r>
-      <w:r>
-        <w:rPr>
-          <w:rFonts w:ascii="Times New Roman" w:hAnsi="Times New Roman" w:cs="Times New Roman"/>
-          <w:color w:val="0000FF"/>
-          <w:sz w:val="24"/>
-          <w:szCs w:val="24"/>
-        </w:rPr>
-        <w:t xml:space="preserve">the </w:t>
-      </w:r>
-      <w:r>
-        <w:rPr>
-          <w:rFonts w:ascii="Times New Roman" w:hAnsi="Times New Roman" w:cs="Times New Roman"/>
-          <w:color w:val="0000FF"/>
-          <w:sz w:val="24"/>
-          <w:szCs w:val="24"/>
-        </w:rPr>
-        <w:t>temperature increase projections</w:t>
-      </w:r>
-      <w:r>
-        <w:rPr>
-          <w:rFonts w:ascii="Times New Roman" w:hAnsi="Times New Roman" w:cs="Times New Roman"/>
-          <w:color w:val="0000FF"/>
-          <w:sz w:val="24"/>
-          <w:szCs w:val="24"/>
-        </w:rPr>
-        <w:t>, which is also a common approach found in the literature</w:t>
-      </w:r>
-      <w:r>
-        <w:rPr>
-          <w:rFonts w:ascii="Times New Roman" w:hAnsi="Times New Roman" w:cs="Times New Roman"/>
-          <w:color w:val="0000FF"/>
-          <w:sz w:val="24"/>
-          <w:szCs w:val="24"/>
-        </w:rPr>
-        <w:t>. We have clarified the sentence. It reads:</w:t>
-      </w:r>
-    </w:p>
-    <w:p>
-      <w:pPr>
-        <w:spacing w:after="0" w:line="240" w:lineRule="auto"/>
-        <w:rPr>
-          <w:rFonts w:ascii="Times New Roman" w:hAnsi="Times New Roman" w:cs="Times New Roman"/>
-          <w:color w:val="0000FF"/>
-          <w:sz w:val="24"/>
-          <w:szCs w:val="24"/>
-        </w:rPr>
-      </w:pPr>
-    </w:p>
-    <w:p>
-      <w:pPr>
-        <w:spacing w:after="0" w:line="240" w:lineRule="auto"/>
-        <w:rPr>
-          <w:rFonts w:ascii="Times New Roman" w:hAnsi="Times New Roman" w:cs="Times New Roman"/>
-          <w:i/>
-          <w:iCs/>
-          <w:color w:val="0000FF"/>
-          <w:sz w:val="24"/>
-          <w:szCs w:val="24"/>
-        </w:rPr>
-      </w:pPr>
-      <w:r>
-        <w:rPr>
-          <w:rFonts w:ascii="Times New Roman" w:hAnsi="Times New Roman" w:cs="Times New Roman"/>
-          <w:i/>
-          <w:iCs/>
-          <w:color w:val="0000FF"/>
-          <w:sz w:val="24"/>
-          <w:szCs w:val="24"/>
-        </w:rPr>
-        <w:t>“</w:t>
-      </w:r>
-      <w:r>
-        <w:rPr>
-          <w:rFonts w:ascii="Times New Roman" w:hAnsi="Times New Roman" w:cs="Times New Roman"/>
-          <w:i/>
-          <w:iCs/>
-          <w:color w:val="0000FF"/>
-          <w:sz w:val="24"/>
-          <w:szCs w:val="24"/>
-        </w:rPr>
-        <w:t xml:space="preserve">The +2°C scenario is a simpler approach compared to using direct outputs of global circulation climate models, but it has produced results with similar direction and magnitude while substantially reducing computational requirements </w:t>
+        <w:t xml:space="preserve">“The +2°C scenario is a simpler approach compared to using direct outputs of global circulation climate models, but it has produced results with similar direction and magnitude while substantially reducing computational requirements </w:t>
       </w:r>
       <w:sdt>
         <w:sdtPr>
@@ -2624,9 +2640,314 @@
           <w:sz w:val="24"/>
           <w:szCs w:val="24"/>
         </w:rPr>
-        <w:t>.</w:t>
-      </w:r>
-      <w:r>
+        <w:t>.”</w:t>
+      </w:r>
+    </w:p>
+    <w:p>
+      <w:pPr>
+        <w:spacing w:after="0" w:line="240" w:lineRule="auto"/>
+        <w:rPr>
+          <w:rFonts w:ascii="Times New Roman" w:hAnsi="Times New Roman" w:cs="Times New Roman"/>
+          <w:b/>
+          <w:bCs/>
+          <w:sz w:val="24"/>
+          <w:szCs w:val="24"/>
+          <w:u w:val="single"/>
+        </w:rPr>
+      </w:pPr>
+    </w:p>
+    <w:p>
+      <w:pPr>
+        <w:spacing w:line="259" w:lineRule="auto"/>
+        <w:rPr>
+          <w:rFonts w:ascii="Times New Roman" w:hAnsi="Times New Roman" w:cs="Times New Roman"/>
+          <w:b/>
+          <w:bCs/>
+          <w:sz w:val="24"/>
+          <w:szCs w:val="24"/>
+          <w:u w:val="single"/>
+        </w:rPr>
+      </w:pPr>
+      <w:r>
+        <w:rPr>
+          <w:rFonts w:ascii="Times New Roman" w:hAnsi="Times New Roman" w:cs="Times New Roman"/>
+          <w:b/>
+          <w:bCs/>
+          <w:sz w:val="24"/>
+          <w:szCs w:val="24"/>
+          <w:u w:val="single"/>
+        </w:rPr>
+        <w:br w:type="page"/>
+      </w:r>
+    </w:p>
+    <w:p>
+      <w:pPr>
+        <w:spacing w:after="0" w:line="240" w:lineRule="auto"/>
+        <w:rPr>
+          <w:rFonts w:ascii="Times New Roman" w:hAnsi="Times New Roman" w:cs="Times New Roman"/>
+          <w:b/>
+          <w:bCs/>
+          <w:sz w:val="24"/>
+          <w:szCs w:val="24"/>
+          <w:u w:val="single"/>
+        </w:rPr>
+      </w:pPr>
+      <w:r>
+        <w:rPr>
+          <w:rFonts w:ascii="Times New Roman" w:hAnsi="Times New Roman" w:cs="Times New Roman"/>
+          <w:b/>
+          <w:bCs/>
+          <w:sz w:val="24"/>
+          <w:szCs w:val="24"/>
+          <w:u w:val="single"/>
+        </w:rPr>
+        <w:lastRenderedPageBreak/>
+        <w:t>L100 – How does this reduce computational requirements?  The model still needs to run for either case, which likely consumes most of the computational requirement.</w:t>
+      </w:r>
+    </w:p>
+    <w:p>
+      <w:pPr>
+        <w:spacing w:after="0" w:line="240" w:lineRule="auto"/>
+        <w:rPr>
+          <w:rFonts w:ascii="Times New Roman" w:hAnsi="Times New Roman" w:cs="Times New Roman"/>
+          <w:b/>
+          <w:bCs/>
+          <w:sz w:val="24"/>
+          <w:szCs w:val="24"/>
+          <w:u w:val="single"/>
+        </w:rPr>
+      </w:pPr>
+    </w:p>
+    <w:p>
+      <w:pPr>
+        <w:spacing w:after="0" w:line="240" w:lineRule="auto"/>
+        <w:rPr>
+          <w:rFonts w:ascii="Times New Roman" w:hAnsi="Times New Roman" w:cs="Times New Roman"/>
+          <w:color w:val="0000FF"/>
+          <w:sz w:val="24"/>
+          <w:szCs w:val="24"/>
+        </w:rPr>
+      </w:pPr>
+      <w:r>
+        <w:rPr>
+          <w:rFonts w:ascii="Times New Roman" w:hAnsi="Times New Roman" w:cs="Times New Roman"/>
+          <w:color w:val="0000FF"/>
+          <w:sz w:val="24"/>
+          <w:szCs w:val="24"/>
+        </w:rPr>
+        <w:t xml:space="preserve">Response: </w:t>
+      </w:r>
+      <w:r>
+        <w:rPr>
+          <w:rFonts w:ascii="Times New Roman" w:hAnsi="Times New Roman" w:cs="Times New Roman"/>
+          <w:color w:val="0000FF"/>
+          <w:sz w:val="24"/>
+          <w:szCs w:val="24"/>
+        </w:rPr>
+        <w:t xml:space="preserve">Thank you for the question. When </w:t>
+      </w:r>
+      <w:r>
+        <w:rPr>
+          <w:rFonts w:ascii="Times New Roman" w:hAnsi="Times New Roman" w:cs="Times New Roman"/>
+          <w:color w:val="0000FF"/>
+          <w:sz w:val="24"/>
+          <w:szCs w:val="24"/>
+        </w:rPr>
+        <w:t>global circulation models (GCMs) are used, multiple GCMs and representative concentration pathway scenarios are commonly run, which substantially increases computational requirements</w:t>
+      </w:r>
+      <w:r>
+        <w:rPr>
+          <w:rFonts w:ascii="Times New Roman" w:hAnsi="Times New Roman" w:cs="Times New Roman"/>
+          <w:color w:val="0000FF"/>
+          <w:sz w:val="24"/>
+          <w:szCs w:val="24"/>
+        </w:rPr>
+        <w:t xml:space="preserve"> compared to the approach adopted in the present study.</w:t>
+      </w:r>
+      <w:r>
+        <w:rPr>
+          <w:rFonts w:ascii="Times New Roman" w:hAnsi="Times New Roman" w:cs="Times New Roman"/>
+          <w:color w:val="0000FF"/>
+          <w:sz w:val="24"/>
+          <w:szCs w:val="24"/>
+        </w:rPr>
+        <w:t xml:space="preserve"> For example, if at least 15 climate models are run, we would need to run 15 times the </w:t>
+      </w:r>
+      <w:r>
+        <w:rPr>
+          <w:rFonts w:ascii="Times New Roman" w:hAnsi="Times New Roman" w:cs="Times New Roman"/>
+          <w:color w:val="0000FF"/>
+          <w:sz w:val="24"/>
+          <w:szCs w:val="24"/>
+        </w:rPr>
+        <w:t>4,651 fields</w:t>
+      </w:r>
+      <w:r>
+        <w:rPr>
+          <w:rFonts w:ascii="Times New Roman" w:hAnsi="Times New Roman" w:cs="Times New Roman"/>
+          <w:color w:val="0000FF"/>
+          <w:sz w:val="24"/>
+          <w:szCs w:val="24"/>
+        </w:rPr>
+        <w:t xml:space="preserve"> across the </w:t>
+      </w:r>
+      <w:r>
+        <w:rPr>
+          <w:rFonts w:ascii="Times New Roman" w:hAnsi="Times New Roman" w:cs="Times New Roman"/>
+          <w:color w:val="0000FF"/>
+          <w:sz w:val="24"/>
+          <w:szCs w:val="24"/>
+        </w:rPr>
+        <w:t>40 weather years</w:t>
+      </w:r>
+      <w:r>
+        <w:rPr>
+          <w:rFonts w:ascii="Times New Roman" w:hAnsi="Times New Roman" w:cs="Times New Roman"/>
+          <w:color w:val="0000FF"/>
+          <w:sz w:val="24"/>
+          <w:szCs w:val="24"/>
+        </w:rPr>
+        <w:t xml:space="preserve"> considered in the present study, while still providing similar results in </w:t>
+      </w:r>
+      <w:r>
+        <w:rPr>
+          <w:rFonts w:ascii="Times New Roman" w:hAnsi="Times New Roman" w:cs="Times New Roman"/>
+          <w:color w:val="0000FF"/>
+          <w:sz w:val="24"/>
+          <w:szCs w:val="24"/>
+        </w:rPr>
+        <w:t xml:space="preserve">direction and magnitude. </w:t>
+      </w:r>
+      <w:r>
+        <w:rPr>
+          <w:rFonts w:ascii="Times New Roman" w:hAnsi="Times New Roman" w:cs="Times New Roman"/>
+          <w:color w:val="0000FF"/>
+          <w:sz w:val="24"/>
+          <w:szCs w:val="24"/>
+        </w:rPr>
+        <w:t>This</w:t>
+      </w:r>
+      <w:r>
+        <w:rPr>
+          <w:rFonts w:ascii="Times New Roman" w:hAnsi="Times New Roman" w:cs="Times New Roman"/>
+          <w:color w:val="0000FF"/>
+          <w:sz w:val="24"/>
+          <w:szCs w:val="24"/>
+        </w:rPr>
+        <w:t xml:space="preserve"> was the rationale for using the simpler +2°C scenario.</w:t>
+      </w:r>
+    </w:p>
+    <w:p>
+      <w:pPr>
+        <w:spacing w:after="0" w:line="240" w:lineRule="auto"/>
+        <w:rPr>
+          <w:rFonts w:ascii="Times New Roman" w:hAnsi="Times New Roman" w:cs="Times New Roman"/>
+          <w:b/>
+          <w:bCs/>
+          <w:sz w:val="24"/>
+          <w:szCs w:val="24"/>
+          <w:u w:val="single"/>
+        </w:rPr>
+      </w:pPr>
+    </w:p>
+    <w:p>
+      <w:pPr>
+        <w:spacing w:after="0" w:line="240" w:lineRule="auto"/>
+        <w:rPr>
+          <w:rFonts w:ascii="Times New Roman" w:hAnsi="Times New Roman" w:cs="Times New Roman"/>
+          <w:b/>
+          <w:bCs/>
+          <w:sz w:val="24"/>
+          <w:szCs w:val="24"/>
+          <w:u w:val="single"/>
+        </w:rPr>
+      </w:pPr>
+      <w:r>
+        <w:rPr>
+          <w:rFonts w:ascii="Times New Roman" w:hAnsi="Times New Roman" w:cs="Times New Roman"/>
+          <w:b/>
+          <w:bCs/>
+          <w:sz w:val="24"/>
+          <w:szCs w:val="24"/>
+          <w:u w:val="single"/>
+        </w:rPr>
+        <w:t>L109 – What is a site? Is it a pixel that intersects soybean fields in CDL?</w:t>
+      </w:r>
+    </w:p>
+    <w:p>
+      <w:pPr>
+        <w:spacing w:after="0" w:line="240" w:lineRule="auto"/>
+        <w:rPr>
+          <w:rFonts w:ascii="Times New Roman" w:hAnsi="Times New Roman" w:cs="Times New Roman"/>
+          <w:b/>
+          <w:bCs/>
+          <w:sz w:val="24"/>
+          <w:szCs w:val="24"/>
+          <w:u w:val="single"/>
+        </w:rPr>
+      </w:pPr>
+    </w:p>
+    <w:p>
+      <w:pPr>
+        <w:spacing w:after="0" w:line="240" w:lineRule="auto"/>
+        <w:rPr>
+          <w:rFonts w:ascii="Times New Roman" w:hAnsi="Times New Roman" w:cs="Times New Roman"/>
+          <w:color w:val="0000FF"/>
+          <w:sz w:val="24"/>
+          <w:szCs w:val="24"/>
+        </w:rPr>
+      </w:pPr>
+      <w:r>
+        <w:rPr>
+          <w:rFonts w:ascii="Times New Roman" w:hAnsi="Times New Roman" w:cs="Times New Roman"/>
+          <w:color w:val="0000FF"/>
+          <w:sz w:val="24"/>
+          <w:szCs w:val="24"/>
+        </w:rPr>
+        <w:t xml:space="preserve">Response: </w:t>
+      </w:r>
+      <w:r>
+        <w:rPr>
+          <w:rFonts w:ascii="Times New Roman" w:hAnsi="Times New Roman" w:cs="Times New Roman"/>
+          <w:color w:val="0000FF"/>
+          <w:sz w:val="24"/>
+          <w:szCs w:val="24"/>
+        </w:rPr>
+        <w:t xml:space="preserve">Thank you for the question, and we have clarified it. The “site” is interchangeable with “field”. In the Materials and Methods section, the following sentence clarifies </w:t>
+      </w:r>
+      <w:r>
+        <w:rPr>
+          <w:rFonts w:ascii="Times New Roman" w:hAnsi="Times New Roman" w:cs="Times New Roman"/>
+          <w:color w:val="0000FF"/>
+          <w:sz w:val="24"/>
+          <w:szCs w:val="24"/>
+        </w:rPr>
+        <w:t xml:space="preserve">the definition of </w:t>
+      </w:r>
+      <w:r>
+        <w:rPr>
+          <w:rFonts w:ascii="Times New Roman" w:hAnsi="Times New Roman" w:cs="Times New Roman"/>
+          <w:color w:val="0000FF"/>
+          <w:sz w:val="24"/>
+          <w:szCs w:val="24"/>
+        </w:rPr>
+        <w:t>a field. It reads:</w:t>
+      </w:r>
+    </w:p>
+    <w:p>
+      <w:pPr>
+        <w:spacing w:after="0" w:line="240" w:lineRule="auto"/>
+        <w:rPr>
+          <w:rFonts w:ascii="Times New Roman" w:hAnsi="Times New Roman" w:cs="Times New Roman"/>
+          <w:color w:val="0000FF"/>
+          <w:sz w:val="24"/>
+          <w:szCs w:val="24"/>
+        </w:rPr>
+      </w:pPr>
+    </w:p>
+    <w:p>
+      <w:pPr>
+        <w:spacing w:after="0" w:line="240" w:lineRule="auto"/>
         <w:rPr>
           <w:rFonts w:ascii="Times New Roman" w:hAnsi="Times New Roman" w:cs="Times New Roman"/>
           <w:i/>
@@ -2635,333 +2956,8 @@
           <w:sz w:val="24"/>
           <w:szCs w:val="24"/>
         </w:rPr>
-        <w:t>”</w:t>
-      </w:r>
-    </w:p>
-    <w:p>
-      <w:pPr>
-        <w:spacing w:after="0" w:line="240" w:lineRule="auto"/>
-        <w:rPr>
-          <w:rFonts w:ascii="Times New Roman" w:hAnsi="Times New Roman" w:cs="Times New Roman"/>
-          <w:b/>
-          <w:bCs/>
-          <w:sz w:val="24"/>
-          <w:szCs w:val="24"/>
-          <w:u w:val="single"/>
-        </w:rPr>
-      </w:pPr>
-    </w:p>
-    <w:p>
-      <w:pPr>
-        <w:spacing w:line="259" w:lineRule="auto"/>
-        <w:rPr>
-          <w:rFonts w:ascii="Times New Roman" w:hAnsi="Times New Roman" w:cs="Times New Roman"/>
-          <w:b/>
-          <w:bCs/>
-          <w:sz w:val="24"/>
-          <w:szCs w:val="24"/>
-          <w:u w:val="single"/>
-        </w:rPr>
-      </w:pPr>
-      <w:r>
-        <w:rPr>
-          <w:rFonts w:ascii="Times New Roman" w:hAnsi="Times New Roman" w:cs="Times New Roman"/>
-          <w:b/>
-          <w:bCs/>
-          <w:sz w:val="24"/>
-          <w:szCs w:val="24"/>
-          <w:u w:val="single"/>
-        </w:rPr>
-        <w:br w:type="page"/>
-      </w:r>
-    </w:p>
-    <w:p>
-      <w:pPr>
-        <w:spacing w:after="0" w:line="240" w:lineRule="auto"/>
-        <w:rPr>
-          <w:rFonts w:ascii="Times New Roman" w:hAnsi="Times New Roman" w:cs="Times New Roman"/>
-          <w:b/>
-          <w:bCs/>
-          <w:sz w:val="24"/>
-          <w:szCs w:val="24"/>
-          <w:u w:val="single"/>
-        </w:rPr>
-      </w:pPr>
-      <w:r>
-        <w:rPr>
-          <w:rFonts w:ascii="Times New Roman" w:hAnsi="Times New Roman" w:cs="Times New Roman"/>
-          <w:b/>
-          <w:bCs/>
-          <w:sz w:val="24"/>
-          <w:szCs w:val="24"/>
-          <w:u w:val="single"/>
-        </w:rPr>
-        <w:lastRenderedPageBreak/>
-        <w:t>L100 – How does this reduce computational requirements?  The model still needs to run for either case, which likely consumes most of the computational requirement.</w:t>
-      </w:r>
-    </w:p>
-    <w:p>
-      <w:pPr>
-        <w:spacing w:after="0" w:line="240" w:lineRule="auto"/>
-        <w:rPr>
-          <w:rFonts w:ascii="Times New Roman" w:hAnsi="Times New Roman" w:cs="Times New Roman"/>
-          <w:b/>
-          <w:bCs/>
-          <w:sz w:val="24"/>
-          <w:szCs w:val="24"/>
-          <w:u w:val="single"/>
-        </w:rPr>
-      </w:pPr>
-    </w:p>
-    <w:p>
-      <w:pPr>
-        <w:spacing w:after="0" w:line="240" w:lineRule="auto"/>
-        <w:rPr>
-          <w:rFonts w:ascii="Times New Roman" w:hAnsi="Times New Roman" w:cs="Times New Roman"/>
-          <w:color w:val="0000FF"/>
-          <w:sz w:val="24"/>
-          <w:szCs w:val="24"/>
-        </w:rPr>
-      </w:pPr>
-      <w:r>
-        <w:rPr>
-          <w:rFonts w:ascii="Times New Roman" w:hAnsi="Times New Roman" w:cs="Times New Roman"/>
-          <w:color w:val="0000FF"/>
-          <w:sz w:val="24"/>
-          <w:szCs w:val="24"/>
-        </w:rPr>
-        <w:t xml:space="preserve">Response: </w:t>
-      </w:r>
-      <w:r>
-        <w:rPr>
-          <w:rFonts w:ascii="Times New Roman" w:hAnsi="Times New Roman" w:cs="Times New Roman"/>
-          <w:color w:val="0000FF"/>
-          <w:sz w:val="24"/>
-          <w:szCs w:val="24"/>
-        </w:rPr>
-        <w:t xml:space="preserve">Thank you for the question. When </w:t>
-      </w:r>
-      <w:r>
-        <w:rPr>
-          <w:rFonts w:ascii="Times New Roman" w:hAnsi="Times New Roman" w:cs="Times New Roman"/>
-          <w:color w:val="0000FF"/>
-          <w:sz w:val="24"/>
-          <w:szCs w:val="24"/>
-        </w:rPr>
-        <w:t>global circulation models (GCMs) are used, multiple GCMs and representative concentration pathway scenarios are commonly run, which substantially increases computational requirements</w:t>
-      </w:r>
-      <w:r>
-        <w:rPr>
-          <w:rFonts w:ascii="Times New Roman" w:hAnsi="Times New Roman" w:cs="Times New Roman"/>
-          <w:color w:val="0000FF"/>
-          <w:sz w:val="24"/>
-          <w:szCs w:val="24"/>
-        </w:rPr>
-        <w:t xml:space="preserve"> compared to the approach adopted in the present study.</w:t>
-      </w:r>
-      <w:r>
-        <w:rPr>
-          <w:rFonts w:ascii="Times New Roman" w:hAnsi="Times New Roman" w:cs="Times New Roman"/>
-          <w:color w:val="0000FF"/>
-          <w:sz w:val="24"/>
-          <w:szCs w:val="24"/>
-        </w:rPr>
-        <w:t xml:space="preserve"> For example, if at least 15 climate models are run, we would need to run 15 times the </w:t>
-      </w:r>
-      <w:r>
-        <w:rPr>
-          <w:rFonts w:ascii="Times New Roman" w:hAnsi="Times New Roman" w:cs="Times New Roman"/>
-          <w:color w:val="0000FF"/>
-          <w:sz w:val="24"/>
-          <w:szCs w:val="24"/>
-        </w:rPr>
-        <w:t>4,651 fields</w:t>
-      </w:r>
-      <w:r>
-        <w:rPr>
-          <w:rFonts w:ascii="Times New Roman" w:hAnsi="Times New Roman" w:cs="Times New Roman"/>
-          <w:color w:val="0000FF"/>
-          <w:sz w:val="24"/>
-          <w:szCs w:val="24"/>
-        </w:rPr>
-        <w:t xml:space="preserve"> across the </w:t>
-      </w:r>
-      <w:r>
-        <w:rPr>
-          <w:rFonts w:ascii="Times New Roman" w:hAnsi="Times New Roman" w:cs="Times New Roman"/>
-          <w:color w:val="0000FF"/>
-          <w:sz w:val="24"/>
-          <w:szCs w:val="24"/>
-        </w:rPr>
-        <w:t>40 weather years</w:t>
-      </w:r>
-      <w:r>
-        <w:rPr>
-          <w:rFonts w:ascii="Times New Roman" w:hAnsi="Times New Roman" w:cs="Times New Roman"/>
-          <w:color w:val="0000FF"/>
-          <w:sz w:val="24"/>
-          <w:szCs w:val="24"/>
-        </w:rPr>
-        <w:t xml:space="preserve"> considered in the present study, while still providing similar results in </w:t>
-      </w:r>
-      <w:r>
-        <w:rPr>
-          <w:rFonts w:ascii="Times New Roman" w:hAnsi="Times New Roman" w:cs="Times New Roman"/>
-          <w:color w:val="0000FF"/>
-          <w:sz w:val="24"/>
-          <w:szCs w:val="24"/>
-        </w:rPr>
-        <w:t>direction and magnitude</w:t>
-      </w:r>
-      <w:r>
-        <w:rPr>
-          <w:rFonts w:ascii="Times New Roman" w:hAnsi="Times New Roman" w:cs="Times New Roman"/>
-          <w:color w:val="0000FF"/>
-          <w:sz w:val="24"/>
-          <w:szCs w:val="24"/>
-        </w:rPr>
-        <w:t xml:space="preserve">. </w:t>
-      </w:r>
-      <w:r>
-        <w:rPr>
-          <w:rFonts w:ascii="Times New Roman" w:hAnsi="Times New Roman" w:cs="Times New Roman"/>
-          <w:color w:val="0000FF"/>
-          <w:sz w:val="24"/>
-          <w:szCs w:val="24"/>
-        </w:rPr>
-        <w:t>This</w:t>
-      </w:r>
-      <w:r>
-        <w:rPr>
-          <w:rFonts w:ascii="Times New Roman" w:hAnsi="Times New Roman" w:cs="Times New Roman"/>
-          <w:color w:val="0000FF"/>
-          <w:sz w:val="24"/>
-          <w:szCs w:val="24"/>
-        </w:rPr>
-        <w:t xml:space="preserve"> was the rationale for using the simpler </w:t>
-      </w:r>
-      <w:r>
-        <w:rPr>
-          <w:rFonts w:ascii="Times New Roman" w:hAnsi="Times New Roman" w:cs="Times New Roman"/>
-          <w:color w:val="0000FF"/>
-          <w:sz w:val="24"/>
-          <w:szCs w:val="24"/>
-        </w:rPr>
-        <w:t>+2°C scenario</w:t>
-      </w:r>
-      <w:r>
-        <w:rPr>
-          <w:rFonts w:ascii="Times New Roman" w:hAnsi="Times New Roman" w:cs="Times New Roman"/>
-          <w:color w:val="0000FF"/>
-          <w:sz w:val="24"/>
-          <w:szCs w:val="24"/>
-        </w:rPr>
-        <w:t>.</w:t>
-      </w:r>
-    </w:p>
-    <w:p>
-      <w:pPr>
-        <w:spacing w:after="0" w:line="240" w:lineRule="auto"/>
-        <w:rPr>
-          <w:rFonts w:ascii="Times New Roman" w:hAnsi="Times New Roman" w:cs="Times New Roman"/>
-          <w:b/>
-          <w:bCs/>
-          <w:sz w:val="24"/>
-          <w:szCs w:val="24"/>
-          <w:u w:val="single"/>
-        </w:rPr>
-      </w:pPr>
-    </w:p>
-    <w:p>
-      <w:pPr>
-        <w:spacing w:after="0" w:line="240" w:lineRule="auto"/>
-        <w:rPr>
-          <w:rFonts w:ascii="Times New Roman" w:hAnsi="Times New Roman" w:cs="Times New Roman"/>
-          <w:b/>
-          <w:bCs/>
-          <w:sz w:val="24"/>
-          <w:szCs w:val="24"/>
-          <w:u w:val="single"/>
-        </w:rPr>
-      </w:pPr>
-      <w:r>
-        <w:rPr>
-          <w:rFonts w:ascii="Times New Roman" w:hAnsi="Times New Roman" w:cs="Times New Roman"/>
-          <w:b/>
-          <w:bCs/>
-          <w:sz w:val="24"/>
-          <w:szCs w:val="24"/>
-          <w:u w:val="single"/>
-        </w:rPr>
-        <w:br/>
-        <w:t>L109 – What is a site? Is it a pixel that intersects soybean fields in CDL?</w:t>
-      </w:r>
-    </w:p>
-    <w:p>
-      <w:pPr>
-        <w:spacing w:after="0" w:line="240" w:lineRule="auto"/>
-        <w:rPr>
-          <w:rFonts w:ascii="Times New Roman" w:hAnsi="Times New Roman" w:cs="Times New Roman"/>
-          <w:b/>
-          <w:bCs/>
-          <w:sz w:val="24"/>
-          <w:szCs w:val="24"/>
-          <w:u w:val="single"/>
-        </w:rPr>
-      </w:pPr>
-    </w:p>
-    <w:p>
-      <w:pPr>
-        <w:spacing w:after="0" w:line="240" w:lineRule="auto"/>
-        <w:rPr>
-          <w:rFonts w:ascii="Times New Roman" w:hAnsi="Times New Roman" w:cs="Times New Roman"/>
-          <w:color w:val="0000FF"/>
-          <w:sz w:val="24"/>
-          <w:szCs w:val="24"/>
-        </w:rPr>
-      </w:pPr>
-      <w:r>
-        <w:rPr>
-          <w:rFonts w:ascii="Times New Roman" w:hAnsi="Times New Roman" w:cs="Times New Roman"/>
-          <w:color w:val="0000FF"/>
-          <w:sz w:val="24"/>
-          <w:szCs w:val="24"/>
-        </w:rPr>
-        <w:t xml:space="preserve">Response: </w:t>
-      </w:r>
-      <w:r>
-        <w:rPr>
-          <w:rFonts w:ascii="Times New Roman" w:hAnsi="Times New Roman" w:cs="Times New Roman"/>
-          <w:color w:val="0000FF"/>
-          <w:sz w:val="24"/>
-          <w:szCs w:val="24"/>
-        </w:rPr>
-        <w:t>Thank you for the qu</w:t>
-      </w:r>
-      <w:r>
-        <w:rPr>
-          <w:rFonts w:ascii="Times New Roman" w:hAnsi="Times New Roman" w:cs="Times New Roman"/>
-          <w:color w:val="0000FF"/>
-          <w:sz w:val="24"/>
-          <w:szCs w:val="24"/>
-        </w:rPr>
-        <w:t>estion, and we have clarified it. The “site” is interchangeable with “field”. In the Materials and Methods section, the following sentence clarifies what a field is. It reads:</w:t>
-      </w:r>
-    </w:p>
-    <w:p>
-      <w:pPr>
-        <w:spacing w:after="0" w:line="240" w:lineRule="auto"/>
-        <w:rPr>
-          <w:rFonts w:ascii="Times New Roman" w:hAnsi="Times New Roman" w:cs="Times New Roman"/>
-          <w:color w:val="0000FF"/>
-          <w:sz w:val="24"/>
-          <w:szCs w:val="24"/>
-        </w:rPr>
-      </w:pPr>
-    </w:p>
-    <w:p>
-      <w:pPr>
-        <w:spacing w:after="0" w:line="240" w:lineRule="auto"/>
+      </w:pPr>
+      <w:r>
         <w:rPr>
           <w:rFonts w:ascii="Times New Roman" w:hAnsi="Times New Roman" w:cs="Times New Roman"/>
           <w:i/>
@@ -2970,28 +2966,7 @@
           <w:sz w:val="24"/>
           <w:szCs w:val="24"/>
         </w:rPr>
-      </w:pPr>
-      <w:r>
-        <w:rPr>
-          <w:rFonts w:ascii="Times New Roman" w:hAnsi="Times New Roman" w:cs="Times New Roman"/>
-          <w:i/>
-          <w:iCs/>
-          <w:color w:val="0000FF"/>
-          <w:sz w:val="24"/>
-          <w:szCs w:val="24"/>
-        </w:rPr>
-        <w:t>“</w:t>
-      </w:r>
-      <w:r>
-        <w:rPr>
-          <w:rFonts w:ascii="Times New Roman" w:hAnsi="Times New Roman" w:cs="Times New Roman"/>
-          <w:i/>
-          <w:iCs/>
-          <w:color w:val="0000FF"/>
-          <w:sz w:val="24"/>
-          <w:szCs w:val="24"/>
-        </w:rPr>
-        <w:t xml:space="preserve">We used the soybean cropland data layer </w:t>
+        <w:t xml:space="preserve">“We used the soybean cropland data layer </w:t>
       </w:r>
       <w:sdt>
         <w:sdtPr>
@@ -3032,8 +3007,9 @@
           <w:sz w:val="24"/>
           <w:szCs w:val="24"/>
         </w:rPr>
-        <w:t xml:space="preserve"> to identify soybean-cropped pixels and define the spatial extent of the simulation fields, which were resampled to a 2.5 km grid (~0.025°). Each grid cell classified as soybean cropland was treated as one simulation field</w:t>
-      </w:r>
+        <w:t xml:space="preserve"> to identify soybean-cropped pixels and define the spatial extent of the simulation fields, which were resampled to a 2.5 km grid (~0.025°). Each grid cell classified as soybean cropland was treated as one simulation </w:t>
+      </w:r>
+      <w:proofErr w:type="gramStart"/>
       <w:r>
         <w:rPr>
           <w:rFonts w:ascii="Times New Roman" w:hAnsi="Times New Roman" w:cs="Times New Roman"/>
@@ -3043,8 +3019,9 @@
           <w:sz w:val="24"/>
           <w:szCs w:val="24"/>
         </w:rPr>
-        <w:t>.”</w:t>
-      </w:r>
+        <w:t>field.”</w:t>
+      </w:r>
+      <w:proofErr w:type="gramEnd"/>
     </w:p>
     <w:p>
       <w:pPr>
@@ -3173,8 +3150,342 @@
           <w:sz w:val="24"/>
           <w:szCs w:val="24"/>
         </w:rPr>
+        <w:t xml:space="preserve">Addressed and thank you. </w:t>
+      </w:r>
+    </w:p>
+    <w:p>
+      <w:pPr>
+        <w:spacing w:after="0" w:line="240" w:lineRule="auto"/>
+        <w:rPr>
+          <w:rFonts w:ascii="Times New Roman" w:hAnsi="Times New Roman" w:cs="Times New Roman"/>
+          <w:b/>
+          <w:bCs/>
+          <w:sz w:val="24"/>
+          <w:szCs w:val="24"/>
+          <w:u w:val="single"/>
+        </w:rPr>
+      </w:pPr>
+    </w:p>
+    <w:p>
+      <w:pPr>
+        <w:spacing w:after="0" w:line="240" w:lineRule="auto"/>
+        <w:rPr>
+          <w:rFonts w:ascii="Times New Roman" w:hAnsi="Times New Roman" w:cs="Times New Roman"/>
+          <w:b/>
+          <w:bCs/>
+          <w:sz w:val="24"/>
+          <w:szCs w:val="24"/>
+          <w:u w:val="single"/>
+        </w:rPr>
+      </w:pPr>
+      <w:r>
+        <w:rPr>
+          <w:rFonts w:ascii="Times New Roman" w:hAnsi="Times New Roman" w:cs="Times New Roman"/>
+          <w:b/>
+          <w:bCs/>
+          <w:sz w:val="24"/>
+          <w:szCs w:val="24"/>
+          <w:u w:val="single"/>
+        </w:rPr>
+        <w:t>L174-175 – Use past tense.</w:t>
+      </w:r>
+    </w:p>
+    <w:p>
+      <w:pPr>
+        <w:spacing w:after="0" w:line="240" w:lineRule="auto"/>
+        <w:rPr>
+          <w:rFonts w:ascii="Times New Roman" w:hAnsi="Times New Roman" w:cs="Times New Roman"/>
+          <w:b/>
+          <w:bCs/>
+          <w:sz w:val="24"/>
+          <w:szCs w:val="24"/>
+          <w:u w:val="single"/>
+        </w:rPr>
+      </w:pPr>
+    </w:p>
+    <w:p>
+      <w:pPr>
+        <w:spacing w:after="0" w:line="240" w:lineRule="auto"/>
+        <w:rPr>
+          <w:rFonts w:ascii="Times New Roman" w:hAnsi="Times New Roman" w:cs="Times New Roman"/>
+          <w:b/>
+          <w:bCs/>
+          <w:sz w:val="24"/>
+          <w:szCs w:val="24"/>
+          <w:u w:val="single"/>
+        </w:rPr>
+      </w:pPr>
+      <w:r>
+        <w:rPr>
+          <w:rFonts w:ascii="Times New Roman" w:hAnsi="Times New Roman" w:cs="Times New Roman"/>
+          <w:color w:val="0000FF"/>
+          <w:sz w:val="24"/>
+          <w:szCs w:val="24"/>
+        </w:rPr>
+        <w:t xml:space="preserve">Response: </w:t>
+      </w:r>
+      <w:r>
+        <w:rPr>
+          <w:rFonts w:ascii="Times New Roman" w:hAnsi="Times New Roman" w:cs="Times New Roman"/>
+          <w:color w:val="0000FF"/>
+          <w:sz w:val="24"/>
+          <w:szCs w:val="24"/>
+        </w:rPr>
+        <w:t xml:space="preserve">Addressed and thank you. </w:t>
+      </w:r>
+    </w:p>
+    <w:p>
+      <w:pPr>
+        <w:spacing w:after="0" w:line="240" w:lineRule="auto"/>
+        <w:rPr>
+          <w:rFonts w:ascii="Times New Roman" w:hAnsi="Times New Roman" w:cs="Times New Roman"/>
+          <w:b/>
+          <w:bCs/>
+          <w:sz w:val="24"/>
+          <w:szCs w:val="24"/>
+          <w:u w:val="single"/>
+        </w:rPr>
+      </w:pPr>
+    </w:p>
+    <w:p>
+      <w:pPr>
+        <w:spacing w:after="0" w:line="240" w:lineRule="auto"/>
+        <w:rPr>
+          <w:rFonts w:ascii="Times New Roman" w:hAnsi="Times New Roman" w:cs="Times New Roman"/>
+          <w:b/>
+          <w:bCs/>
+          <w:sz w:val="24"/>
+          <w:szCs w:val="24"/>
+          <w:u w:val="single"/>
+        </w:rPr>
+      </w:pPr>
+      <w:r>
+        <w:rPr>
+          <w:rFonts w:ascii="Times New Roman" w:hAnsi="Times New Roman" w:cs="Times New Roman"/>
+          <w:b/>
+          <w:bCs/>
+          <w:sz w:val="24"/>
+          <w:szCs w:val="24"/>
+          <w:u w:val="single"/>
+        </w:rPr>
+        <w:t>L199 – evidence from irrigated soybean in the US Mid-South…</w:t>
+      </w:r>
+    </w:p>
+    <w:p>
+      <w:pPr>
+        <w:spacing w:after="0" w:line="240" w:lineRule="auto"/>
+        <w:rPr>
+          <w:rFonts w:ascii="Times New Roman" w:hAnsi="Times New Roman" w:cs="Times New Roman"/>
+          <w:b/>
+          <w:bCs/>
+          <w:sz w:val="24"/>
+          <w:szCs w:val="24"/>
+          <w:u w:val="single"/>
+        </w:rPr>
+      </w:pPr>
+    </w:p>
+    <w:p>
+      <w:pPr>
+        <w:spacing w:after="0" w:line="240" w:lineRule="auto"/>
+        <w:rPr>
+          <w:rFonts w:ascii="Times New Roman" w:hAnsi="Times New Roman" w:cs="Times New Roman"/>
+          <w:b/>
+          <w:bCs/>
+          <w:sz w:val="24"/>
+          <w:szCs w:val="24"/>
+          <w:u w:val="single"/>
+        </w:rPr>
+      </w:pPr>
+      <w:r>
+        <w:rPr>
+          <w:rFonts w:ascii="Times New Roman" w:hAnsi="Times New Roman" w:cs="Times New Roman"/>
+          <w:color w:val="0000FF"/>
+          <w:sz w:val="24"/>
+          <w:szCs w:val="24"/>
+        </w:rPr>
+        <w:t xml:space="preserve">Response: </w:t>
+      </w:r>
+      <w:r>
+        <w:rPr>
+          <w:rFonts w:ascii="Times New Roman" w:hAnsi="Times New Roman" w:cs="Times New Roman"/>
+          <w:color w:val="0000FF"/>
+          <w:sz w:val="24"/>
+          <w:szCs w:val="24"/>
+        </w:rPr>
         <w:t>Addressed and thank you.</w:t>
       </w:r>
+    </w:p>
+    <w:p>
+      <w:pPr>
+        <w:spacing w:after="0" w:line="240" w:lineRule="auto"/>
+        <w:rPr>
+          <w:rFonts w:ascii="Times New Roman" w:hAnsi="Times New Roman" w:cs="Times New Roman"/>
+          <w:b/>
+          <w:bCs/>
+          <w:sz w:val="24"/>
+          <w:szCs w:val="24"/>
+          <w:u w:val="single"/>
+        </w:rPr>
+      </w:pPr>
+    </w:p>
+    <w:p>
+      <w:pPr>
+        <w:spacing w:line="259" w:lineRule="auto"/>
+        <w:rPr>
+          <w:rFonts w:ascii="Times New Roman" w:hAnsi="Times New Roman" w:cs="Times New Roman"/>
+          <w:b/>
+          <w:bCs/>
+          <w:sz w:val="24"/>
+          <w:szCs w:val="24"/>
+          <w:u w:val="single"/>
+        </w:rPr>
+      </w:pPr>
+      <w:r>
+        <w:rPr>
+          <w:rFonts w:ascii="Times New Roman" w:hAnsi="Times New Roman" w:cs="Times New Roman"/>
+          <w:b/>
+          <w:bCs/>
+          <w:sz w:val="24"/>
+          <w:szCs w:val="24"/>
+          <w:u w:val="single"/>
+        </w:rPr>
+        <w:br w:type="page"/>
+      </w:r>
+    </w:p>
+    <w:p>
+      <w:pPr>
+        <w:rPr>
+          <w:rFonts w:ascii="Times New Roman" w:hAnsi="Times New Roman" w:cs="Times New Roman"/>
+          <w:b/>
+          <w:bCs/>
+          <w:sz w:val="28"/>
+          <w:szCs w:val="28"/>
+          <w:u w:val="single"/>
+        </w:rPr>
+      </w:pPr>
+      <w:r>
+        <w:rPr>
+          <w:rFonts w:ascii="Times New Roman" w:hAnsi="Times New Roman" w:cs="Times New Roman"/>
+          <w:b/>
+          <w:bCs/>
+          <w:sz w:val="28"/>
+          <w:szCs w:val="28"/>
+          <w:u w:val="single"/>
+        </w:rPr>
+        <w:lastRenderedPageBreak/>
+        <w:t>Reviewer 2:</w:t>
+      </w:r>
+    </w:p>
+    <w:p>
+      <w:pPr>
+        <w:spacing w:after="0" w:line="240" w:lineRule="auto"/>
+        <w:rPr>
+          <w:rFonts w:ascii="Times New Roman" w:hAnsi="Times New Roman" w:cs="Times New Roman"/>
+          <w:b/>
+          <w:bCs/>
+          <w:sz w:val="24"/>
+          <w:szCs w:val="24"/>
+          <w:u w:val="single"/>
+        </w:rPr>
+      </w:pPr>
+    </w:p>
+    <w:p>
+      <w:pPr>
+        <w:spacing w:after="0" w:line="240" w:lineRule="auto"/>
+        <w:rPr>
+          <w:rFonts w:ascii="Times New Roman" w:hAnsi="Times New Roman" w:cs="Times New Roman"/>
+          <w:b/>
+          <w:bCs/>
+          <w:sz w:val="24"/>
+          <w:szCs w:val="24"/>
+          <w:u w:val="single"/>
+        </w:rPr>
+      </w:pPr>
+      <w:r>
+        <w:rPr>
+          <w:rFonts w:ascii="Times New Roman" w:hAnsi="Times New Roman" w:cs="Times New Roman"/>
+          <w:b/>
+          <w:bCs/>
+          <w:sz w:val="24"/>
+          <w:szCs w:val="24"/>
+          <w:u w:val="single"/>
+        </w:rPr>
+        <w:t>This revised version is considerably better than the previous one. However, the authors did not provide a point-by-point response to the reviewers' comments, which should have been included. This would have facilitated the review process, particularly since the manuscript was previously submitted to and rejected by this journal.</w:t>
+      </w:r>
+    </w:p>
+    <w:p>
+      <w:pPr>
+        <w:spacing w:after="0" w:line="240" w:lineRule="auto"/>
+        <w:rPr>
+          <w:rFonts w:ascii="Times New Roman" w:hAnsi="Times New Roman" w:cs="Times New Roman"/>
+          <w:color w:val="0000FF"/>
+          <w:sz w:val="24"/>
+          <w:szCs w:val="24"/>
+        </w:rPr>
+      </w:pPr>
+      <w:r>
+        <w:rPr>
+          <w:rFonts w:ascii="Times New Roman" w:hAnsi="Times New Roman" w:cs="Times New Roman"/>
+          <w:color w:val="0000FF"/>
+          <w:sz w:val="24"/>
+          <w:szCs w:val="24"/>
+        </w:rPr>
+        <w:t xml:space="preserve">Response: </w:t>
+      </w:r>
+      <w:r>
+        <w:rPr>
+          <w:rFonts w:ascii="Times New Roman" w:hAnsi="Times New Roman" w:cs="Times New Roman"/>
+          <w:color w:val="0000FF"/>
+          <w:sz w:val="24"/>
+          <w:szCs w:val="24"/>
+        </w:rPr>
+        <w:t>Thank you for the positive feedback</w:t>
+      </w:r>
+      <w:r>
+        <w:rPr>
+          <w:rFonts w:ascii="Times New Roman" w:hAnsi="Times New Roman" w:cs="Times New Roman"/>
+          <w:color w:val="0000FF"/>
+          <w:sz w:val="24"/>
+          <w:szCs w:val="24"/>
+        </w:rPr>
+        <w:t>.</w:t>
+      </w:r>
+      <w:r>
+        <w:rPr>
+          <w:rFonts w:ascii="Times New Roman" w:hAnsi="Times New Roman" w:cs="Times New Roman"/>
+          <w:color w:val="0000FF"/>
+          <w:sz w:val="24"/>
+          <w:szCs w:val="24"/>
+        </w:rPr>
+        <w:t xml:space="preserve"> We apologize for the inconvenience of not finding a point-by-point response to the previous reviewer’s</w:t>
+      </w:r>
+      <w:r>
+        <w:rPr>
+          <w:rFonts w:ascii="Times New Roman" w:hAnsi="Times New Roman" w:cs="Times New Roman"/>
+          <w:color w:val="0000FF"/>
+          <w:sz w:val="24"/>
+          <w:szCs w:val="24"/>
+        </w:rPr>
+        <w:t xml:space="preserve"> comments. We did submit a review letter addressing all the previous comments, one by one. Apparently, this </w:t>
+      </w:r>
+      <w:r>
+        <w:rPr>
+          <w:rFonts w:ascii="Times New Roman" w:hAnsi="Times New Roman" w:cs="Times New Roman"/>
+          <w:color w:val="0000FF"/>
+          <w:sz w:val="24"/>
+          <w:szCs w:val="24"/>
+        </w:rPr>
+        <w:t>may have been difficult to find</w:t>
+      </w:r>
+      <w:r>
+        <w:rPr>
+          <w:rFonts w:ascii="Times New Roman" w:hAnsi="Times New Roman" w:cs="Times New Roman"/>
+          <w:color w:val="0000FF"/>
+          <w:sz w:val="24"/>
+          <w:szCs w:val="24"/>
+        </w:rPr>
+        <w:t xml:space="preserve"> by the reviewers</w:t>
+      </w:r>
       <w:r>
         <w:rPr>
           <w:rFonts w:ascii="Times New Roman" w:hAnsi="Times New Roman" w:cs="Times New Roman"/>
@@ -3184,67 +3495,68 @@
         </w:rPr>
         <w:t xml:space="preserve"> </w:t>
       </w:r>
-    </w:p>
-    <w:p>
-      <w:pPr>
-        <w:spacing w:after="0" w:line="240" w:lineRule="auto"/>
-        <w:rPr>
-          <w:rFonts w:ascii="Times New Roman" w:hAnsi="Times New Roman" w:cs="Times New Roman"/>
-          <w:b/>
-          <w:bCs/>
-          <w:sz w:val="24"/>
-          <w:szCs w:val="24"/>
-          <w:u w:val="single"/>
-        </w:rPr>
-      </w:pPr>
-    </w:p>
-    <w:p>
-      <w:pPr>
-        <w:spacing w:after="0" w:line="240" w:lineRule="auto"/>
-        <w:rPr>
-          <w:rFonts w:ascii="Times New Roman" w:hAnsi="Times New Roman" w:cs="Times New Roman"/>
-          <w:b/>
-          <w:bCs/>
-          <w:sz w:val="24"/>
-          <w:szCs w:val="24"/>
-          <w:u w:val="single"/>
-        </w:rPr>
-      </w:pPr>
-      <w:r>
-        <w:rPr>
-          <w:rFonts w:ascii="Times New Roman" w:hAnsi="Times New Roman" w:cs="Times New Roman"/>
-          <w:b/>
-          <w:bCs/>
-          <w:sz w:val="24"/>
-          <w:szCs w:val="24"/>
-          <w:u w:val="single"/>
-        </w:rPr>
-        <w:t>L174-175 – Use past tense.</w:t>
-      </w:r>
-    </w:p>
-    <w:p>
-      <w:pPr>
-        <w:spacing w:after="0" w:line="240" w:lineRule="auto"/>
-        <w:rPr>
-          <w:rFonts w:ascii="Times New Roman" w:hAnsi="Times New Roman" w:cs="Times New Roman"/>
-          <w:b/>
-          <w:bCs/>
-          <w:sz w:val="24"/>
-          <w:szCs w:val="24"/>
-          <w:u w:val="single"/>
-        </w:rPr>
-      </w:pPr>
-    </w:p>
-    <w:p>
-      <w:pPr>
-        <w:spacing w:after="0" w:line="240" w:lineRule="auto"/>
-        <w:rPr>
-          <w:rFonts w:ascii="Times New Roman" w:hAnsi="Times New Roman" w:cs="Times New Roman"/>
-          <w:b/>
-          <w:bCs/>
-          <w:sz w:val="24"/>
-          <w:szCs w:val="24"/>
-          <w:u w:val="single"/>
+      <w:r>
+        <w:rPr>
+          <w:rFonts w:ascii="Times New Roman" w:hAnsi="Times New Roman" w:cs="Times New Roman"/>
+          <w:color w:val="0000FF"/>
+          <w:sz w:val="24"/>
+          <w:szCs w:val="24"/>
+        </w:rPr>
+        <w:t>in the journal system.</w:t>
+      </w:r>
+    </w:p>
+    <w:p>
+      <w:pPr>
+        <w:spacing w:after="0" w:line="240" w:lineRule="auto"/>
+        <w:rPr>
+          <w:rFonts w:ascii="Times New Roman" w:hAnsi="Times New Roman" w:cs="Times New Roman"/>
+          <w:sz w:val="24"/>
+          <w:szCs w:val="24"/>
+        </w:rPr>
+      </w:pPr>
+    </w:p>
+    <w:p>
+      <w:pPr>
+        <w:spacing w:after="0" w:line="240" w:lineRule="auto"/>
+        <w:rPr>
+          <w:rFonts w:ascii="Times New Roman" w:hAnsi="Times New Roman" w:cs="Times New Roman"/>
+          <w:b/>
+          <w:bCs/>
+          <w:sz w:val="24"/>
+          <w:szCs w:val="24"/>
+          <w:u w:val="single"/>
+        </w:rPr>
+      </w:pPr>
+      <w:r>
+        <w:rPr>
+          <w:rFonts w:ascii="Times New Roman" w:hAnsi="Times New Roman" w:cs="Times New Roman"/>
+          <w:b/>
+          <w:bCs/>
+          <w:sz w:val="24"/>
+          <w:szCs w:val="24"/>
+          <w:u w:val="single"/>
+        </w:rPr>
+        <w:t>The main comments raised by this reviewer have been addressed. Although the study has limited novelty and does not provide a mechanistic analysis of the physiological processes underlying the simulated yield responses, it highlights the importance of the interaction between planting date and maturity group and reinforces the need to improve the prediction of these responses under future climate conditions.</w:t>
+      </w:r>
+    </w:p>
+    <w:p>
+      <w:pPr>
+        <w:spacing w:after="0" w:line="240" w:lineRule="auto"/>
+        <w:rPr>
+          <w:rFonts w:ascii="Times New Roman" w:hAnsi="Times New Roman" w:cs="Times New Roman"/>
+          <w:sz w:val="24"/>
+          <w:szCs w:val="24"/>
+        </w:rPr>
+      </w:pPr>
+    </w:p>
+    <w:p>
+      <w:pPr>
+        <w:spacing w:after="0" w:line="240" w:lineRule="auto"/>
+        <w:rPr>
+          <w:rFonts w:ascii="Times New Roman" w:hAnsi="Times New Roman" w:cs="Times New Roman"/>
+          <w:color w:val="0000FF"/>
+          <w:sz w:val="24"/>
+          <w:szCs w:val="24"/>
         </w:rPr>
       </w:pPr>
       <w:r>
@@ -3263,69 +3575,124 @@
           <w:sz w:val="24"/>
           <w:szCs w:val="24"/>
         </w:rPr>
-        <w:t xml:space="preserve">Addressed and thank you. </w:t>
-      </w:r>
-    </w:p>
-    <w:p>
-      <w:pPr>
-        <w:spacing w:after="0" w:line="240" w:lineRule="auto"/>
-        <w:rPr>
-          <w:rFonts w:ascii="Times New Roman" w:hAnsi="Times New Roman" w:cs="Times New Roman"/>
-          <w:b/>
-          <w:bCs/>
-          <w:sz w:val="24"/>
-          <w:szCs w:val="24"/>
-          <w:u w:val="single"/>
-        </w:rPr>
-      </w:pPr>
-    </w:p>
-    <w:p>
-      <w:pPr>
-        <w:spacing w:after="0" w:line="240" w:lineRule="auto"/>
-        <w:rPr>
-          <w:rFonts w:ascii="Times New Roman" w:hAnsi="Times New Roman" w:cs="Times New Roman"/>
-          <w:b/>
-          <w:bCs/>
-          <w:sz w:val="24"/>
-          <w:szCs w:val="24"/>
-          <w:u w:val="single"/>
-        </w:rPr>
-      </w:pPr>
-      <w:r>
-        <w:rPr>
-          <w:rFonts w:ascii="Times New Roman" w:hAnsi="Times New Roman" w:cs="Times New Roman"/>
-          <w:b/>
-          <w:bCs/>
-          <w:sz w:val="24"/>
-          <w:szCs w:val="24"/>
-          <w:u w:val="single"/>
-        </w:rPr>
-        <w:t>L199 – evidence from irrigated soybean in the US Mid-South…</w:t>
-      </w:r>
-    </w:p>
-    <w:p>
-      <w:pPr>
-        <w:spacing w:after="0" w:line="240" w:lineRule="auto"/>
-        <w:rPr>
-          <w:rFonts w:ascii="Times New Roman" w:hAnsi="Times New Roman" w:cs="Times New Roman"/>
-          <w:b/>
-          <w:bCs/>
-          <w:sz w:val="24"/>
-          <w:szCs w:val="24"/>
-          <w:u w:val="single"/>
-        </w:rPr>
-      </w:pPr>
-    </w:p>
-    <w:p>
-      <w:pPr>
-        <w:spacing w:after="0" w:line="240" w:lineRule="auto"/>
-        <w:rPr>
-          <w:rFonts w:ascii="Times New Roman" w:hAnsi="Times New Roman" w:cs="Times New Roman"/>
-          <w:b/>
-          <w:bCs/>
-          <w:sz w:val="24"/>
-          <w:szCs w:val="24"/>
-          <w:u w:val="single"/>
+        <w:t>Thank you for the positive feedback.</w:t>
+      </w:r>
+      <w:r>
+        <w:rPr>
+          <w:rFonts w:ascii="Times New Roman" w:hAnsi="Times New Roman" w:cs="Times New Roman"/>
+          <w:color w:val="0000FF"/>
+          <w:sz w:val="24"/>
+          <w:szCs w:val="24"/>
+        </w:rPr>
+        <w:t xml:space="preserve"> </w:t>
+      </w:r>
+      <w:r>
+        <w:rPr>
+          <w:rFonts w:ascii="Times New Roman" w:hAnsi="Times New Roman" w:cs="Times New Roman"/>
+          <w:color w:val="0000FF"/>
+          <w:sz w:val="24"/>
+          <w:szCs w:val="24"/>
+        </w:rPr>
+        <w:t xml:space="preserve">To enhance the </w:t>
+      </w:r>
+      <w:r>
+        <w:rPr>
+          <w:rFonts w:ascii="Times New Roman" w:hAnsi="Times New Roman" w:cs="Times New Roman"/>
+          <w:color w:val="0000FF"/>
+          <w:sz w:val="24"/>
+          <w:szCs w:val="24"/>
+        </w:rPr>
+        <w:t>mechanistic explanation of the observed yield responses</w:t>
+      </w:r>
+      <w:r>
+        <w:rPr>
+          <w:rFonts w:ascii="Times New Roman" w:hAnsi="Times New Roman" w:cs="Times New Roman"/>
+          <w:color w:val="0000FF"/>
+          <w:sz w:val="24"/>
+          <w:szCs w:val="24"/>
+        </w:rPr>
+        <w:t>,</w:t>
+      </w:r>
+      <w:r>
+        <w:rPr>
+          <w:rFonts w:ascii="Times New Roman" w:hAnsi="Times New Roman" w:cs="Times New Roman"/>
+          <w:color w:val="0000FF"/>
+          <w:sz w:val="24"/>
+          <w:szCs w:val="24"/>
+        </w:rPr>
+        <w:t xml:space="preserve"> </w:t>
+      </w:r>
+      <w:r>
+        <w:rPr>
+          <w:rFonts w:ascii="Times New Roman" w:hAnsi="Times New Roman" w:cs="Times New Roman"/>
+          <w:color w:val="0000FF"/>
+          <w:sz w:val="24"/>
+          <w:szCs w:val="24"/>
+        </w:rPr>
+        <w:t>in the previous review round, we created a new figure illustrating phenological changes across</w:t>
+      </w:r>
+      <w:r>
+        <w:rPr>
+          <w:rFonts w:ascii="Times New Roman" w:hAnsi="Times New Roman" w:cs="Times New Roman"/>
+          <w:color w:val="0000FF"/>
+          <w:sz w:val="24"/>
+          <w:szCs w:val="24"/>
+        </w:rPr>
+        <w:t xml:space="preserve"> different scenarios, including the entire crop cycle and the seed-filling period. </w:t>
+      </w:r>
+      <w:r>
+        <w:rPr>
+          <w:rFonts w:ascii="Times New Roman" w:hAnsi="Times New Roman" w:cs="Times New Roman"/>
+          <w:color w:val="0000FF"/>
+          <w:sz w:val="24"/>
+          <w:szCs w:val="24"/>
+        </w:rPr>
+        <w:t>While this does not fully explain yield changes, we believe it is among the most relevant factors.</w:t>
+      </w:r>
+    </w:p>
+    <w:p>
+      <w:pPr>
+        <w:spacing w:after="0" w:line="240" w:lineRule="auto"/>
+        <w:rPr>
+          <w:rFonts w:ascii="Times New Roman" w:hAnsi="Times New Roman" w:cs="Times New Roman"/>
+          <w:color w:val="0000FF"/>
+          <w:sz w:val="24"/>
+          <w:szCs w:val="24"/>
+        </w:rPr>
+      </w:pPr>
+    </w:p>
+    <w:p>
+      <w:pPr>
+        <w:spacing w:after="0" w:line="240" w:lineRule="auto"/>
+        <w:rPr>
+          <w:rFonts w:ascii="Times New Roman" w:hAnsi="Times New Roman" w:cs="Times New Roman"/>
+          <w:b/>
+          <w:bCs/>
+          <w:sz w:val="24"/>
+          <w:szCs w:val="24"/>
+          <w:u w:val="single"/>
+        </w:rPr>
+      </w:pPr>
+      <w:r>
+        <w:rPr>
+          <w:rFonts w:ascii="Times New Roman" w:hAnsi="Times New Roman" w:cs="Times New Roman"/>
+          <w:b/>
+          <w:bCs/>
+          <w:sz w:val="24"/>
+          <w:szCs w:val="24"/>
+          <w:u w:val="single"/>
+        </w:rPr>
+        <w:t>Because the study is limited to an irrigated production system in the Arkansas Delta region, this should be stated more clearly in the title, Introduction, and Discussion. The conclusions may not be directly applicable to rainfed soybean production, which is also common in other parts of the region.</w:t>
+      </w:r>
+    </w:p>
+    <w:p>
+      <w:pPr>
+        <w:spacing w:after="0" w:line="240" w:lineRule="auto"/>
+        <w:rPr>
+          <w:rFonts w:ascii="Times New Roman" w:hAnsi="Times New Roman" w:cs="Times New Roman"/>
+          <w:color w:val="0000FF"/>
+          <w:sz w:val="24"/>
+          <w:szCs w:val="24"/>
         </w:rPr>
       </w:pPr>
       <w:r>
@@ -3344,7 +3711,34 @@
           <w:sz w:val="24"/>
           <w:szCs w:val="24"/>
         </w:rPr>
-        <w:t>Addressed and thank you</w:t>
+        <w:t xml:space="preserve">Thank you for the </w:t>
+      </w:r>
+      <w:r>
+        <w:rPr>
+          <w:rFonts w:ascii="Times New Roman" w:hAnsi="Times New Roman" w:cs="Times New Roman"/>
+          <w:color w:val="0000FF"/>
+          <w:sz w:val="24"/>
+          <w:szCs w:val="24"/>
+        </w:rPr>
+        <w:t>thoughtful</w:t>
+      </w:r>
+      <w:r>
+        <w:rPr>
+          <w:rFonts w:ascii="Times New Roman" w:hAnsi="Times New Roman" w:cs="Times New Roman"/>
+          <w:color w:val="0000FF"/>
+          <w:sz w:val="24"/>
+          <w:szCs w:val="24"/>
+        </w:rPr>
+        <w:t xml:space="preserve"> </w:t>
+      </w:r>
+      <w:r>
+        <w:rPr>
+          <w:rFonts w:ascii="Times New Roman" w:hAnsi="Times New Roman" w:cs="Times New Roman"/>
+          <w:color w:val="0000FF"/>
+          <w:sz w:val="24"/>
+          <w:szCs w:val="24"/>
+        </w:rPr>
+        <w:t>suggestion</w:t>
       </w:r>
       <w:r>
         <w:rPr>
@@ -3355,548 +3749,50 @@
         </w:rPr>
         <w:t>.</w:t>
       </w:r>
-    </w:p>
-    <w:p>
-      <w:pPr>
-        <w:spacing w:after="0" w:line="240" w:lineRule="auto"/>
-        <w:rPr>
-          <w:rFonts w:ascii="Times New Roman" w:hAnsi="Times New Roman" w:cs="Times New Roman"/>
-          <w:b/>
-          <w:bCs/>
-          <w:sz w:val="24"/>
-          <w:szCs w:val="24"/>
-          <w:u w:val="single"/>
-        </w:rPr>
-      </w:pPr>
-    </w:p>
-    <w:p>
-      <w:pPr>
-        <w:spacing w:after="0" w:line="240" w:lineRule="auto"/>
-        <w:rPr>
-          <w:rFonts w:ascii="Times New Roman" w:hAnsi="Times New Roman" w:cs="Times New Roman"/>
-          <w:b/>
-          <w:bCs/>
-          <w:sz w:val="24"/>
-          <w:szCs w:val="24"/>
-          <w:u w:val="single"/>
-        </w:rPr>
-      </w:pPr>
-    </w:p>
-    <w:p>
-      <w:pPr>
-        <w:spacing w:line="259" w:lineRule="auto"/>
-        <w:rPr>
-          <w:rFonts w:ascii="Times New Roman" w:hAnsi="Times New Roman" w:cs="Times New Roman"/>
-          <w:b/>
-          <w:bCs/>
-          <w:sz w:val="24"/>
-          <w:szCs w:val="24"/>
-          <w:u w:val="single"/>
-        </w:rPr>
-      </w:pPr>
-      <w:r>
-        <w:rPr>
-          <w:rFonts w:ascii="Times New Roman" w:hAnsi="Times New Roman" w:cs="Times New Roman"/>
-          <w:b/>
-          <w:bCs/>
-          <w:sz w:val="24"/>
-          <w:szCs w:val="24"/>
-          <w:u w:val="single"/>
-        </w:rPr>
-        <w:br w:type="page"/>
-      </w:r>
-    </w:p>
-    <w:p>
-      <w:pPr>
-        <w:spacing w:after="0" w:line="240" w:lineRule="auto"/>
-        <w:rPr>
-          <w:rFonts w:ascii="Times New Roman" w:hAnsi="Times New Roman" w:cs="Times New Roman"/>
-          <w:b/>
-          <w:bCs/>
-          <w:sz w:val="24"/>
-          <w:szCs w:val="24"/>
-          <w:u w:val="single"/>
-        </w:rPr>
-      </w:pPr>
-      <w:r>
-        <w:rPr>
-          <w:rFonts w:ascii="Times New Roman" w:hAnsi="Times New Roman" w:cs="Times New Roman"/>
-          <w:b/>
-          <w:bCs/>
-          <w:sz w:val="24"/>
-          <w:szCs w:val="24"/>
-          <w:u w:val="single"/>
-        </w:rPr>
-        <w:lastRenderedPageBreak/>
-        <w:t>Comment #2</w:t>
-      </w:r>
-    </w:p>
-    <w:p>
-      <w:pPr>
-        <w:spacing w:after="0" w:line="240" w:lineRule="auto"/>
-        <w:rPr>
-          <w:rFonts w:ascii="Times New Roman" w:hAnsi="Times New Roman" w:cs="Times New Roman"/>
-          <w:sz w:val="24"/>
-          <w:szCs w:val="24"/>
-        </w:rPr>
-      </w:pPr>
-      <w:r>
-        <w:rPr>
-          <w:rFonts w:ascii="Times New Roman" w:hAnsi="Times New Roman" w:cs="Times New Roman"/>
-          <w:sz w:val="24"/>
-          <w:szCs w:val="24"/>
-        </w:rPr>
-        <w:t>L54-64 – Minimize use of first person pronouns here and throughout.</w:t>
-      </w:r>
-    </w:p>
-    <w:p>
-      <w:pPr>
-        <w:spacing w:after="0" w:line="240" w:lineRule="auto"/>
-        <w:rPr>
-          <w:rFonts w:ascii="Times New Roman" w:hAnsi="Times New Roman" w:cs="Times New Roman"/>
-          <w:color w:val="0000FF"/>
-          <w:sz w:val="24"/>
-          <w:szCs w:val="24"/>
-        </w:rPr>
-      </w:pPr>
-      <w:r>
-        <w:rPr>
-          <w:rFonts w:ascii="Times New Roman" w:hAnsi="Times New Roman" w:cs="Times New Roman"/>
-          <w:color w:val="0000FF"/>
-          <w:sz w:val="24"/>
-          <w:szCs w:val="24"/>
-        </w:rPr>
-        <w:t>Response: Partially addressed. We appreciate the reviewer's suggestion, but we believe that in some cases, the active voice improves readability</w:t>
-      </w:r>
-      <w:r>
-        <w:rPr>
-          <w:rFonts w:ascii="Times New Roman" w:hAnsi="Times New Roman" w:cs="Times New Roman"/>
-          <w:color w:val="0000FF"/>
-          <w:sz w:val="24"/>
-          <w:szCs w:val="24"/>
-        </w:rPr>
-        <w:t xml:space="preserve">, </w:t>
-      </w:r>
-      <w:r>
-        <w:rPr>
-          <w:rFonts w:ascii="Times New Roman" w:hAnsi="Times New Roman" w:cs="Times New Roman"/>
-          <w:color w:val="0000FF"/>
-          <w:sz w:val="24"/>
-          <w:szCs w:val="24"/>
-        </w:rPr>
-        <w:t>which is</w:t>
-      </w:r>
-      <w:r>
-        <w:rPr>
-          <w:rFonts w:ascii="Times New Roman" w:hAnsi="Times New Roman" w:cs="Times New Roman"/>
-          <w:color w:val="0000FF"/>
-          <w:sz w:val="24"/>
-          <w:szCs w:val="24"/>
-        </w:rPr>
-        <w:t xml:space="preserve"> accepted by the scientific community.</w:t>
-      </w:r>
-    </w:p>
-    <w:p>
-      <w:pPr>
-        <w:spacing w:after="0" w:line="240" w:lineRule="auto"/>
-        <w:rPr>
-          <w:rFonts w:ascii="Times New Roman" w:hAnsi="Times New Roman" w:cs="Times New Roman"/>
-          <w:color w:val="0000FF"/>
-          <w:sz w:val="24"/>
-          <w:szCs w:val="24"/>
-        </w:rPr>
-      </w:pPr>
-    </w:p>
-    <w:p>
-      <w:pPr>
-        <w:spacing w:after="0" w:line="240" w:lineRule="auto"/>
-        <w:rPr>
-          <w:rFonts w:ascii="Times New Roman" w:hAnsi="Times New Roman" w:cs="Times New Roman"/>
-          <w:color w:val="0000FF"/>
-          <w:sz w:val="24"/>
-          <w:szCs w:val="24"/>
-        </w:rPr>
-      </w:pPr>
-      <w:r>
-        <w:rPr>
-          <w:rFonts w:ascii="Times New Roman" w:hAnsi="Times New Roman" w:cs="Times New Roman"/>
-          <w:b/>
-          <w:bCs/>
-          <w:sz w:val="24"/>
-          <w:szCs w:val="24"/>
-          <w:u w:val="single"/>
-        </w:rPr>
-        <w:t>Comment #3</w:t>
-      </w:r>
-    </w:p>
-    <w:p>
-      <w:pPr>
-        <w:spacing w:after="0" w:line="240" w:lineRule="auto"/>
-        <w:rPr>
-          <w:rFonts w:ascii="Times New Roman" w:hAnsi="Times New Roman" w:cs="Times New Roman"/>
-          <w:sz w:val="24"/>
-          <w:szCs w:val="24"/>
-        </w:rPr>
-      </w:pPr>
-      <w:r>
-        <w:rPr>
-          <w:rFonts w:ascii="Times New Roman" w:hAnsi="Times New Roman" w:cs="Times New Roman"/>
-          <w:sz w:val="24"/>
-          <w:szCs w:val="24"/>
-        </w:rPr>
-        <w:t>L57 – There appears a conflic</w:t>
-      </w:r>
-      <w:r>
-        <w:rPr>
-          <w:rFonts w:ascii="Times New Roman" w:eastAsia="Calibri" w:hAnsi="Times New Roman" w:cs="Times New Roman"/>
-          <w:sz w:val="24"/>
-          <w:szCs w:val="24"/>
-        </w:rPr>
-        <w:t>ti</w:t>
-      </w:r>
-      <w:r>
-        <w:rPr>
-          <w:rFonts w:ascii="Times New Roman" w:hAnsi="Times New Roman" w:cs="Times New Roman"/>
-          <w:sz w:val="24"/>
-          <w:szCs w:val="24"/>
-        </w:rPr>
-        <w:t>ng logic with L47-49. It is stated that earlier plan</w:t>
-      </w:r>
-      <w:r>
-        <w:rPr>
-          <w:rFonts w:ascii="Times New Roman" w:eastAsia="Calibri" w:hAnsi="Times New Roman" w:cs="Times New Roman"/>
-          <w:sz w:val="24"/>
-          <w:szCs w:val="24"/>
-        </w:rPr>
-        <w:t>ti</w:t>
-      </w:r>
-      <w:r>
-        <w:rPr>
-          <w:rFonts w:ascii="Times New Roman" w:hAnsi="Times New Roman" w:cs="Times New Roman"/>
-          <w:sz w:val="24"/>
-          <w:szCs w:val="24"/>
-        </w:rPr>
-        <w:t>ng shi</w:t>
-      </w:r>
-      <w:r>
-        <w:rPr>
-          <w:rFonts w:ascii="Times New Roman" w:eastAsia="Calibri" w:hAnsi="Times New Roman" w:cs="Times New Roman"/>
-          <w:sz w:val="24"/>
-          <w:szCs w:val="24"/>
-        </w:rPr>
-        <w:t>ft</w:t>
-      </w:r>
-      <w:r>
-        <w:rPr>
-          <w:rFonts w:ascii="Times New Roman" w:hAnsi="Times New Roman" w:cs="Times New Roman"/>
-          <w:sz w:val="24"/>
-          <w:szCs w:val="24"/>
-        </w:rPr>
-        <w:t>s the crop cycle to cooler periods, reducing exposure to heat and drought. But here, the hypothesis proposes later maturity group soybeans, which would extend the growing season. Please clarify the reasoning for the hypothesis and for the use of later maturity group soybeans to avoid heat and drought.</w:t>
-      </w:r>
-    </w:p>
-    <w:p>
-      <w:pPr>
-        <w:spacing w:after="0" w:line="240" w:lineRule="auto"/>
-        <w:rPr>
-          <w:rFonts w:ascii="Times New Roman" w:hAnsi="Times New Roman" w:cs="Times New Roman"/>
-          <w:color w:val="0000FF"/>
-          <w:sz w:val="24"/>
-          <w:szCs w:val="24"/>
-        </w:rPr>
-      </w:pPr>
-      <w:r>
-        <w:rPr>
-          <w:rFonts w:ascii="Times New Roman" w:hAnsi="Times New Roman" w:cs="Times New Roman"/>
-          <w:color w:val="0000FF"/>
-          <w:sz w:val="24"/>
-          <w:szCs w:val="24"/>
-        </w:rPr>
-        <w:t xml:space="preserve">Response: Thank you for the important comment. Our hypothesis is that a late-maturing </w:t>
-      </w:r>
-      <w:r>
-        <w:rPr>
-          <w:rFonts w:ascii="Times New Roman" w:hAnsi="Times New Roman" w:cs="Times New Roman"/>
-          <w:color w:val="0000FF"/>
-          <w:sz w:val="24"/>
-          <w:szCs w:val="24"/>
-        </w:rPr>
-        <w:t>variety</w:t>
-      </w:r>
-      <w:r>
-        <w:rPr>
-          <w:rFonts w:ascii="Times New Roman" w:hAnsi="Times New Roman" w:cs="Times New Roman"/>
-          <w:color w:val="0000FF"/>
-          <w:sz w:val="24"/>
-          <w:szCs w:val="24"/>
-        </w:rPr>
-        <w:t>, combined with early planting,</w:t>
-      </w:r>
-      <w:r>
-        <w:rPr>
-          <w:rFonts w:ascii="Times New Roman" w:hAnsi="Times New Roman" w:cs="Times New Roman"/>
-          <w:color w:val="0000FF"/>
-          <w:sz w:val="24"/>
-          <w:szCs w:val="24"/>
-        </w:rPr>
-        <w:t xml:space="preserve"> </w:t>
-      </w:r>
-      <w:r>
-        <w:rPr>
-          <w:rFonts w:ascii="Times New Roman" w:hAnsi="Times New Roman" w:cs="Times New Roman"/>
-          <w:color w:val="0000FF"/>
-          <w:sz w:val="24"/>
-          <w:szCs w:val="24"/>
-        </w:rPr>
-        <w:t xml:space="preserve">will offset the negative impacts of warming. We agree with the reviewer that late-maturing genotypes would extend the growing season, but early planting could help reduce the occurrence of extreme weather events during the </w:t>
-      </w:r>
-      <w:r>
-        <w:rPr>
-          <w:rFonts w:ascii="Times New Roman" w:hAnsi="Times New Roman" w:cs="Times New Roman"/>
-          <w:color w:val="0000FF"/>
-          <w:sz w:val="24"/>
-          <w:szCs w:val="24"/>
-        </w:rPr>
-        <w:t>crop's</w:t>
-      </w:r>
-      <w:r>
-        <w:rPr>
-          <w:rFonts w:ascii="Times New Roman" w:hAnsi="Times New Roman" w:cs="Times New Roman"/>
-          <w:color w:val="0000FF"/>
-          <w:sz w:val="24"/>
-          <w:szCs w:val="24"/>
-        </w:rPr>
-        <w:t xml:space="preserve"> critical period. Moreover, under warming, </w:t>
-      </w:r>
-      <w:r>
-        <w:rPr>
-          <w:rFonts w:ascii="Times New Roman" w:hAnsi="Times New Roman" w:cs="Times New Roman"/>
-          <w:color w:val="0000FF"/>
-          <w:sz w:val="24"/>
-          <w:szCs w:val="24"/>
-        </w:rPr>
-        <w:t>development</w:t>
-      </w:r>
-      <w:r>
-        <w:rPr>
-          <w:rFonts w:ascii="Times New Roman" w:hAnsi="Times New Roman" w:cs="Times New Roman"/>
-          <w:color w:val="0000FF"/>
-          <w:sz w:val="24"/>
-          <w:szCs w:val="24"/>
-        </w:rPr>
-        <w:t xml:space="preserve"> rates will accelerate, reducing biomass production, and late-maturing genotypes can help offset </w:t>
-      </w:r>
-      <w:r>
-        <w:rPr>
-          <w:rFonts w:ascii="Times New Roman" w:hAnsi="Times New Roman" w:cs="Times New Roman"/>
-          <w:color w:val="0000FF"/>
-          <w:sz w:val="24"/>
-          <w:szCs w:val="24"/>
-        </w:rPr>
-        <w:t>the</w:t>
-      </w:r>
-      <w:r>
-        <w:rPr>
-          <w:rFonts w:ascii="Times New Roman" w:hAnsi="Times New Roman" w:cs="Times New Roman"/>
-          <w:color w:val="0000FF"/>
-          <w:sz w:val="24"/>
-          <w:szCs w:val="24"/>
-        </w:rPr>
-        <w:t xml:space="preserve"> negative impacts</w:t>
-      </w:r>
-      <w:r>
-        <w:rPr>
-          <w:rFonts w:ascii="Times New Roman" w:hAnsi="Times New Roman" w:cs="Times New Roman"/>
-          <w:color w:val="0000FF"/>
-          <w:sz w:val="24"/>
-          <w:szCs w:val="24"/>
-        </w:rPr>
-        <w:t xml:space="preserve"> of accelerated development rates</w:t>
-      </w:r>
-      <w:r>
-        <w:rPr>
-          <w:rFonts w:ascii="Times New Roman" w:hAnsi="Times New Roman" w:cs="Times New Roman"/>
-          <w:color w:val="0000FF"/>
-          <w:sz w:val="24"/>
-          <w:szCs w:val="24"/>
-        </w:rPr>
-        <w:t xml:space="preserve">. Warming will also increase the frequency of heat and drought events. Therefore, the net effects on soybean yield will depend on the </w:t>
-      </w:r>
-      <w:r>
-        <w:rPr>
-          <w:rFonts w:ascii="Times New Roman" w:hAnsi="Times New Roman" w:cs="Times New Roman"/>
-          <w:color w:val="0000FF"/>
-          <w:sz w:val="24"/>
-          <w:szCs w:val="24"/>
-        </w:rPr>
-        <w:t xml:space="preserve">site-specific </w:t>
-      </w:r>
-      <w:r>
-        <w:rPr>
-          <w:rFonts w:ascii="Times New Roman" w:hAnsi="Times New Roman" w:cs="Times New Roman"/>
-          <w:color w:val="0000FF"/>
-          <w:sz w:val="24"/>
-          <w:szCs w:val="24"/>
-        </w:rPr>
-        <w:t xml:space="preserve">tradeoffs and synergies between cycle-length </w:t>
-      </w:r>
-      <w:r>
-        <w:rPr>
-          <w:rFonts w:ascii="Times New Roman" w:hAnsi="Times New Roman" w:cs="Times New Roman"/>
-          <w:color w:val="0000FF"/>
-          <w:sz w:val="24"/>
-          <w:szCs w:val="24"/>
-        </w:rPr>
-        <w:t>alterations</w:t>
-      </w:r>
-      <w:r>
-        <w:rPr>
-          <w:rFonts w:ascii="Times New Roman" w:hAnsi="Times New Roman" w:cs="Times New Roman"/>
-          <w:color w:val="0000FF"/>
-          <w:sz w:val="24"/>
-          <w:szCs w:val="24"/>
-        </w:rPr>
-        <w:t xml:space="preserve"> and increased </w:t>
-      </w:r>
-      <w:r>
-        <w:rPr>
-          <w:rFonts w:ascii="Times New Roman" w:hAnsi="Times New Roman" w:cs="Times New Roman"/>
-          <w:color w:val="0000FF"/>
-          <w:sz w:val="24"/>
-          <w:szCs w:val="24"/>
-        </w:rPr>
-        <w:t xml:space="preserve">occurrence of </w:t>
-      </w:r>
-      <w:r>
-        <w:rPr>
-          <w:rFonts w:ascii="Times New Roman" w:hAnsi="Times New Roman" w:cs="Times New Roman"/>
-          <w:color w:val="0000FF"/>
-          <w:sz w:val="24"/>
-          <w:szCs w:val="24"/>
-        </w:rPr>
-        <w:t>environmental stress</w:t>
-      </w:r>
-      <w:r>
-        <w:rPr>
-          <w:rFonts w:ascii="Times New Roman" w:hAnsi="Times New Roman" w:cs="Times New Roman"/>
-          <w:color w:val="0000FF"/>
-          <w:sz w:val="24"/>
-          <w:szCs w:val="24"/>
-        </w:rPr>
-        <w:t>.</w:t>
-      </w:r>
-    </w:p>
-    <w:p>
-      <w:pPr>
-        <w:spacing w:after="0" w:line="240" w:lineRule="auto"/>
-        <w:rPr>
-          <w:rFonts w:ascii="Times New Roman" w:hAnsi="Times New Roman" w:cs="Times New Roman"/>
-          <w:color w:val="0000FF"/>
-          <w:sz w:val="24"/>
-          <w:szCs w:val="24"/>
-        </w:rPr>
-      </w:pPr>
-    </w:p>
-    <w:p>
-      <w:pPr>
-        <w:spacing w:after="0" w:line="240" w:lineRule="auto"/>
-        <w:rPr>
-          <w:rFonts w:ascii="Times New Roman" w:hAnsi="Times New Roman" w:cs="Times New Roman"/>
-          <w:b/>
-          <w:bCs/>
-          <w:sz w:val="24"/>
-          <w:szCs w:val="24"/>
-          <w:u w:val="single"/>
-        </w:rPr>
-      </w:pPr>
-      <w:r>
-        <w:rPr>
-          <w:rFonts w:ascii="Times New Roman" w:hAnsi="Times New Roman" w:cs="Times New Roman"/>
-          <w:b/>
-          <w:bCs/>
-          <w:sz w:val="24"/>
-          <w:szCs w:val="24"/>
-          <w:u w:val="single"/>
-        </w:rPr>
-        <w:t>Comment #</w:t>
-      </w:r>
-      <w:r>
-        <w:rPr>
-          <w:rFonts w:ascii="Times New Roman" w:hAnsi="Times New Roman" w:cs="Times New Roman"/>
-          <w:b/>
-          <w:bCs/>
-          <w:sz w:val="24"/>
-          <w:szCs w:val="24"/>
-          <w:u w:val="single"/>
-        </w:rPr>
-        <w:t>4</w:t>
-      </w:r>
-    </w:p>
-    <w:p>
-      <w:pPr>
-        <w:spacing w:after="0" w:line="240" w:lineRule="auto"/>
-        <w:rPr>
-          <w:rFonts w:ascii="Times New Roman" w:hAnsi="Times New Roman" w:cs="Times New Roman"/>
-          <w:sz w:val="24"/>
-          <w:szCs w:val="24"/>
-        </w:rPr>
-      </w:pPr>
-      <w:r>
-        <w:rPr>
-          <w:rFonts w:ascii="Times New Roman" w:hAnsi="Times New Roman" w:cs="Times New Roman"/>
-          <w:sz w:val="24"/>
-          <w:szCs w:val="24"/>
-        </w:rPr>
-        <w:t>L84 – What does it mean that the Cropland Datalayer was used to define the fields? Define what about the fields?</w:t>
-      </w:r>
-    </w:p>
-    <w:p>
-      <w:pPr>
-        <w:spacing w:line="259" w:lineRule="auto"/>
-        <w:rPr>
-          <w:rFonts w:ascii="Times New Roman" w:hAnsi="Times New Roman" w:cs="Times New Roman"/>
-          <w:color w:val="0000FF"/>
-          <w:sz w:val="24"/>
-          <w:szCs w:val="24"/>
-        </w:rPr>
-      </w:pPr>
-      <w:r>
-        <w:rPr>
-          <w:rFonts w:ascii="Times New Roman" w:hAnsi="Times New Roman" w:cs="Times New Roman"/>
-          <w:color w:val="0000FF"/>
-          <w:sz w:val="24"/>
-          <w:szCs w:val="24"/>
-        </w:rPr>
-        <w:t xml:space="preserve">Response: </w:t>
-      </w:r>
-      <w:r>
-        <w:rPr>
-          <w:rFonts w:ascii="Times New Roman" w:hAnsi="Times New Roman" w:cs="Times New Roman"/>
-          <w:color w:val="0000FF"/>
-          <w:sz w:val="24"/>
-          <w:szCs w:val="24"/>
-        </w:rPr>
-        <w:t>Thank you for the suggestion, and we have clarified this</w:t>
-      </w:r>
-      <w:r>
-        <w:rPr>
-          <w:rFonts w:ascii="Times New Roman" w:hAnsi="Times New Roman" w:cs="Times New Roman"/>
-          <w:color w:val="0000FF"/>
-          <w:sz w:val="24"/>
-          <w:szCs w:val="24"/>
-        </w:rPr>
-        <w:t>. The new sentence reads:</w:t>
-      </w:r>
-      <w:r>
-        <w:rPr>
-          <w:rFonts w:ascii="Times New Roman" w:hAnsi="Times New Roman" w:cs="Times New Roman"/>
-          <w:color w:val="0000FF"/>
-          <w:sz w:val="24"/>
-          <w:szCs w:val="24"/>
-        </w:rPr>
-        <w:t xml:space="preserve"> “</w:t>
-      </w:r>
-      <w:r>
+      <w:r>
+        <w:rPr>
+          <w:rFonts w:ascii="Times New Roman" w:hAnsi="Times New Roman" w:cs="Times New Roman"/>
+          <w:color w:val="0000FF"/>
+          <w:sz w:val="24"/>
+          <w:szCs w:val="24"/>
+        </w:rPr>
+        <w:t xml:space="preserve"> We have clarified in the title, introduction and discussion that results generated here may not be applied to rainfed systems, and that our focus was irrigated production systems in the Arkansas Delta region. The new text reads:</w:t>
+      </w:r>
+    </w:p>
+    <w:p>
+      <w:pPr>
+        <w:spacing w:after="0" w:line="240" w:lineRule="auto"/>
+        <w:rPr>
+          <w:rFonts w:ascii="Times New Roman" w:hAnsi="Times New Roman" w:cs="Times New Roman"/>
+          <w:color w:val="0000FF"/>
+          <w:sz w:val="24"/>
+          <w:szCs w:val="24"/>
+        </w:rPr>
+      </w:pPr>
+    </w:p>
+    <w:p>
+      <w:pPr>
+        <w:spacing w:after="0" w:line="240" w:lineRule="auto"/>
+        <w:rPr>
+          <w:rFonts w:ascii="Times New Roman" w:hAnsi="Times New Roman" w:cs="Times New Roman"/>
+          <w:color w:val="0000FF"/>
+          <w:sz w:val="24"/>
+          <w:szCs w:val="24"/>
+        </w:rPr>
+      </w:pPr>
+      <w:r>
+        <w:rPr>
+          <w:rFonts w:ascii="Times New Roman" w:hAnsi="Times New Roman" w:cs="Times New Roman"/>
+          <w:color w:val="0000FF"/>
+          <w:sz w:val="24"/>
+          <w:szCs w:val="24"/>
+        </w:rPr>
+        <w:t>Title</w:t>
+      </w:r>
+    </w:p>
+    <w:p>
+      <w:pPr>
+        <w:spacing w:after="0" w:line="240" w:lineRule="auto"/>
         <w:rPr>
           <w:rFonts w:ascii="Times New Roman" w:hAnsi="Times New Roman" w:cs="Times New Roman"/>
           <w:i/>
@@ -3905,11 +3801,199 @@
           <w:sz w:val="24"/>
           <w:szCs w:val="24"/>
         </w:rPr>
-        <w:t>We used the soybean cropland data layer (NASS, 2025) to identify soybean-cropped pixels and define the spatial extent of the simulation fields, which were resampled to a 2.5 km grid (~0.025°). Each grid cell classified as soybean cropland was treated as one simulation field.</w:t>
-      </w:r>
-      <w:r>
-        <w:rPr>
-          <w:rFonts w:ascii="Times New Roman" w:hAnsi="Times New Roman" w:cs="Times New Roman"/>
+      </w:pPr>
+    </w:p>
+    <w:p>
+      <w:pPr>
+        <w:spacing w:after="0" w:line="240" w:lineRule="auto"/>
+        <w:rPr>
+          <w:rFonts w:ascii="Times New Roman" w:hAnsi="Times New Roman" w:cs="Times New Roman"/>
+          <w:i/>
+          <w:iCs/>
+          <w:color w:val="0000FF"/>
+          <w:sz w:val="24"/>
+          <w:szCs w:val="24"/>
+        </w:rPr>
+      </w:pPr>
+      <w:r>
+        <w:rPr>
+          <w:rFonts w:ascii="Times New Roman" w:hAnsi="Times New Roman" w:cs="Times New Roman"/>
+          <w:i/>
+          <w:iCs/>
+          <w:color w:val="0000FF"/>
+          <w:sz w:val="24"/>
+          <w:szCs w:val="24"/>
+        </w:rPr>
+        <w:t>“Synergistic maturity group and planting date adaptation sustains irrigated soybean yields under warming”</w:t>
+      </w:r>
+    </w:p>
+    <w:p>
+      <w:pPr>
+        <w:spacing w:after="0" w:line="240" w:lineRule="auto"/>
+        <w:rPr>
+          <w:rFonts w:ascii="Times New Roman" w:hAnsi="Times New Roman" w:cs="Times New Roman"/>
+          <w:i/>
+          <w:iCs/>
+          <w:color w:val="0000FF"/>
+          <w:sz w:val="24"/>
+          <w:szCs w:val="24"/>
+        </w:rPr>
+      </w:pPr>
+    </w:p>
+    <w:p>
+      <w:pPr>
+        <w:spacing w:after="0" w:line="240" w:lineRule="auto"/>
+        <w:rPr>
+          <w:rFonts w:ascii="Times New Roman" w:hAnsi="Times New Roman" w:cs="Times New Roman"/>
+          <w:color w:val="0000FF"/>
+          <w:sz w:val="24"/>
+          <w:szCs w:val="24"/>
+        </w:rPr>
+      </w:pPr>
+      <w:r>
+        <w:rPr>
+          <w:rFonts w:ascii="Times New Roman" w:hAnsi="Times New Roman" w:cs="Times New Roman"/>
+          <w:color w:val="0000FF"/>
+          <w:sz w:val="24"/>
+          <w:szCs w:val="24"/>
+        </w:rPr>
+        <w:t>Introduction</w:t>
+      </w:r>
+    </w:p>
+    <w:p>
+      <w:pPr>
+        <w:spacing w:after="0" w:line="240" w:lineRule="auto"/>
+        <w:rPr>
+          <w:rFonts w:ascii="Times New Roman" w:hAnsi="Times New Roman" w:cs="Times New Roman"/>
+          <w:i/>
+          <w:iCs/>
+          <w:color w:val="0000FF"/>
+          <w:sz w:val="24"/>
+          <w:szCs w:val="24"/>
+        </w:rPr>
+      </w:pPr>
+    </w:p>
+    <w:p>
+      <w:pPr>
+        <w:spacing w:after="0" w:line="240" w:lineRule="auto"/>
+        <w:rPr>
+          <w:rFonts w:ascii="Times New Roman" w:hAnsi="Times New Roman" w:cs="Times New Roman"/>
+          <w:i/>
+          <w:iCs/>
+          <w:color w:val="0000FF"/>
+          <w:sz w:val="24"/>
+          <w:szCs w:val="24"/>
+        </w:rPr>
+      </w:pPr>
+      <w:r>
+        <w:rPr>
+          <w:rFonts w:ascii="Times New Roman" w:hAnsi="Times New Roman" w:cs="Times New Roman"/>
+          <w:i/>
+          <w:iCs/>
+          <w:color w:val="0000FF"/>
+          <w:sz w:val="24"/>
+          <w:szCs w:val="24"/>
+        </w:rPr>
+        <w:t>“</w:t>
+      </w:r>
+      <w:r>
+        <w:rPr>
+          <w:rFonts w:ascii="Times New Roman" w:hAnsi="Times New Roman" w:cs="Times New Roman"/>
+          <w:i/>
+          <w:iCs/>
+          <w:color w:val="0000FF"/>
+          <w:sz w:val="24"/>
+          <w:szCs w:val="24"/>
+        </w:rPr>
+        <w:t xml:space="preserve">A comprehensive simulation study across 4,651 fields and 40 weather-years was conducted using a well-tested version of the APSIM (Agricultural Production Systems Simulator) framework. We considered irrigated soybean production systems in the Arkansas Delta region as a case study, an environment particularly vulnerable to warming </w:t>
+      </w:r>
+      <w:sdt>
+        <w:sdtPr>
+          <w:rPr>
+            <w:rFonts w:ascii="Times New Roman" w:hAnsi="Times New Roman" w:cs="Times New Roman"/>
+            <w:i/>
+            <w:iCs/>
+            <w:color w:val="0000FF"/>
+            <w:sz w:val="24"/>
+            <w:szCs w:val="24"/>
+          </w:rPr>
+          <w:tag w:val="MENDELEY_CITATION_v3_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"/>
+          <w:id w:val="-892730709"/>
+          <w:placeholder>
+            <w:docPart w:val="5F154C6966F747A990CC17385AFA1BE8"/>
+          </w:placeholder>
+        </w:sdtPr>
+        <w:sdtContent>
+          <w:r>
+            <w:rPr>
+              <w:rFonts w:ascii="Times New Roman" w:hAnsi="Times New Roman" w:cs="Times New Roman"/>
+              <w:i/>
+              <w:iCs/>
+              <w:color w:val="0000FF"/>
+              <w:sz w:val="24"/>
+              <w:szCs w:val="24"/>
+            </w:rPr>
+            <w:t>(Sharma et al., 2023)</w:t>
+          </w:r>
+        </w:sdtContent>
+      </w:sdt>
+      <w:r>
+        <w:rPr>
+          <w:rFonts w:ascii="Times New Roman" w:hAnsi="Times New Roman" w:cs="Times New Roman"/>
+          <w:i/>
+          <w:iCs/>
+          <w:color w:val="0000FF"/>
+          <w:sz w:val="24"/>
+          <w:szCs w:val="24"/>
+        </w:rPr>
+        <w:t xml:space="preserve">, with hot summers and frequent late-season drought events, which accounts for over 1.5 million hectares of soybean-planted area </w:t>
+      </w:r>
+      <w:sdt>
+        <w:sdtPr>
+          <w:rPr>
+            <w:rFonts w:ascii="Times New Roman" w:hAnsi="Times New Roman" w:cs="Times New Roman"/>
+            <w:i/>
+            <w:iCs/>
+            <w:color w:val="0000FF"/>
+            <w:sz w:val="24"/>
+            <w:szCs w:val="24"/>
+          </w:rPr>
+          <w:tag w:val="MENDELEY_CITATION_v3_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"/>
+          <w:id w:val="2047949341"/>
+          <w:placeholder>
+            <w:docPart w:val="B56F2B729A5644EFA6121788F82CD614"/>
+          </w:placeholder>
+        </w:sdtPr>
+        <w:sdtContent>
+          <w:r>
+            <w:rPr>
+              <w:rFonts w:ascii="Times New Roman" w:hAnsi="Times New Roman" w:cs="Times New Roman"/>
+              <w:i/>
+              <w:iCs/>
+              <w:color w:val="0000FF"/>
+              <w:sz w:val="24"/>
+              <w:szCs w:val="24"/>
+            </w:rPr>
+            <w:t>(NASS, 2025)</w:t>
+          </w:r>
+        </w:sdtContent>
+      </w:sdt>
+      <w:r>
+        <w:rPr>
+          <w:rFonts w:ascii="Times New Roman" w:hAnsi="Times New Roman" w:cs="Times New Roman"/>
+          <w:i/>
+          <w:iCs/>
+          <w:color w:val="0000FF"/>
+          <w:sz w:val="24"/>
+          <w:szCs w:val="24"/>
+        </w:rPr>
+        <w:t>. We hypothesize that under high temperatures, using late-maturing soybean genotypes combined with early planting will offset the negative impacts of warming on irrigated soybean yield.</w:t>
+      </w:r>
+      <w:r>
+        <w:rPr>
+          <w:rFonts w:ascii="Times New Roman" w:hAnsi="Times New Roman" w:cs="Times New Roman"/>
+          <w:i/>
+          <w:iCs/>
           <w:color w:val="0000FF"/>
           <w:sz w:val="24"/>
           <w:szCs w:val="24"/>
@@ -3922,6 +4006,965 @@
         <w:spacing w:after="0" w:line="240" w:lineRule="auto"/>
         <w:rPr>
           <w:rFonts w:ascii="Times New Roman" w:hAnsi="Times New Roman" w:cs="Times New Roman"/>
+          <w:i/>
+          <w:iCs/>
+          <w:color w:val="0000FF"/>
+          <w:sz w:val="24"/>
+          <w:szCs w:val="24"/>
+        </w:rPr>
+      </w:pPr>
+    </w:p>
+    <w:p>
+      <w:pPr>
+        <w:spacing w:after="0" w:line="240" w:lineRule="auto"/>
+        <w:rPr>
+          <w:rFonts w:ascii="Times New Roman" w:hAnsi="Times New Roman" w:cs="Times New Roman"/>
+          <w:color w:val="0000FF"/>
+          <w:sz w:val="24"/>
+          <w:szCs w:val="24"/>
+        </w:rPr>
+      </w:pPr>
+      <w:r>
+        <w:rPr>
+          <w:rFonts w:ascii="Times New Roman" w:hAnsi="Times New Roman" w:cs="Times New Roman"/>
+          <w:color w:val="0000FF"/>
+          <w:sz w:val="24"/>
+          <w:szCs w:val="24"/>
+        </w:rPr>
+        <w:t>Discussion</w:t>
+      </w:r>
+    </w:p>
+    <w:p>
+      <w:pPr>
+        <w:spacing w:after="0" w:line="240" w:lineRule="auto"/>
+        <w:rPr>
+          <w:rFonts w:ascii="Times New Roman" w:hAnsi="Times New Roman" w:cs="Times New Roman"/>
+          <w:i/>
+          <w:iCs/>
+          <w:color w:val="0000FF"/>
+          <w:sz w:val="24"/>
+          <w:szCs w:val="24"/>
+        </w:rPr>
+      </w:pPr>
+    </w:p>
+    <w:p>
+      <w:pPr>
+        <w:spacing w:after="0" w:line="240" w:lineRule="auto"/>
+        <w:rPr>
+          <w:rFonts w:ascii="Times New Roman" w:hAnsi="Times New Roman" w:cs="Times New Roman"/>
+          <w:i/>
+          <w:iCs/>
+          <w:color w:val="0000FF"/>
+          <w:sz w:val="24"/>
+          <w:szCs w:val="24"/>
+        </w:rPr>
+      </w:pPr>
+      <w:r>
+        <w:rPr>
+          <w:rFonts w:ascii="Times New Roman" w:hAnsi="Times New Roman" w:cs="Times New Roman"/>
+          <w:i/>
+          <w:iCs/>
+          <w:color w:val="0000FF"/>
+          <w:sz w:val="24"/>
+          <w:szCs w:val="24"/>
+        </w:rPr>
+        <w:t>“</w:t>
+      </w:r>
+      <w:r>
+        <w:rPr>
+          <w:rFonts w:ascii="Times New Roman" w:hAnsi="Times New Roman" w:cs="Times New Roman"/>
+          <w:i/>
+          <w:iCs/>
+          <w:color w:val="0000FF"/>
+          <w:sz w:val="24"/>
+          <w:szCs w:val="24"/>
+        </w:rPr>
+        <w:t>Because this study focuses on irrigated soybean production systems in the Arkansas Delta region, the results generated may not be directly applicable to rainfed systems.</w:t>
+      </w:r>
+      <w:r>
+        <w:rPr>
+          <w:rFonts w:ascii="Times New Roman" w:hAnsi="Times New Roman" w:cs="Times New Roman"/>
+          <w:i/>
+          <w:iCs/>
+          <w:color w:val="0000FF"/>
+          <w:sz w:val="24"/>
+          <w:szCs w:val="24"/>
+        </w:rPr>
+        <w:t>”</w:t>
+      </w:r>
+    </w:p>
+    <w:p>
+      <w:pPr>
+        <w:spacing w:after="0" w:line="240" w:lineRule="auto"/>
+        <w:rPr>
+          <w:rFonts w:ascii="Times New Roman" w:hAnsi="Times New Roman" w:cs="Times New Roman"/>
+          <w:i/>
+          <w:iCs/>
+          <w:color w:val="0000FF"/>
+          <w:sz w:val="24"/>
+          <w:szCs w:val="24"/>
+        </w:rPr>
+      </w:pPr>
+    </w:p>
+    <w:p>
+      <w:pPr>
+        <w:spacing w:after="0" w:line="240" w:lineRule="auto"/>
+        <w:rPr>
+          <w:rFonts w:ascii="Times New Roman" w:hAnsi="Times New Roman" w:cs="Times New Roman"/>
+          <w:b/>
+          <w:bCs/>
+          <w:sz w:val="24"/>
+          <w:szCs w:val="24"/>
+          <w:u w:val="single"/>
+        </w:rPr>
+      </w:pPr>
+      <w:r>
+        <w:rPr>
+          <w:rFonts w:ascii="Times New Roman" w:hAnsi="Times New Roman" w:cs="Times New Roman"/>
+          <w:b/>
+          <w:bCs/>
+          <w:sz w:val="24"/>
+          <w:szCs w:val="24"/>
+          <w:u w:val="single"/>
+        </w:rPr>
+        <w:t xml:space="preserve">Along the same lines, the evaluated adaptation strategies assume an </w:t>
+      </w:r>
+      <w:proofErr w:type="gramStart"/>
+      <w:r>
+        <w:rPr>
+          <w:rFonts w:ascii="Times New Roman" w:hAnsi="Times New Roman" w:cs="Times New Roman"/>
+          <w:b/>
+          <w:bCs/>
+          <w:sz w:val="24"/>
+          <w:szCs w:val="24"/>
+          <w:u w:val="single"/>
+        </w:rPr>
+        <w:t>adequate irrigation</w:t>
+      </w:r>
+      <w:proofErr w:type="gramEnd"/>
+      <w:r>
+        <w:rPr>
+          <w:rFonts w:ascii="Times New Roman" w:hAnsi="Times New Roman" w:cs="Times New Roman"/>
+          <w:b/>
+          <w:bCs/>
+          <w:sz w:val="24"/>
+          <w:szCs w:val="24"/>
+          <w:u w:val="single"/>
+        </w:rPr>
+        <w:t xml:space="preserve"> water supply. However, the long-term availability of irrigation water may become a limitation in the Arkansas Delta due to increasing pressure on groundwater resources. The authors should briefly discuss this limitation or acknowledge that future work should evaluate adaptation strategies under limited irrigation or water-constrained scenarios.</w:t>
+      </w:r>
+    </w:p>
+    <w:p>
+      <w:pPr>
+        <w:spacing w:after="0" w:line="240" w:lineRule="auto"/>
+        <w:rPr>
+          <w:rFonts w:ascii="Times New Roman" w:hAnsi="Times New Roman" w:cs="Times New Roman"/>
+          <w:color w:val="0000FF"/>
+          <w:sz w:val="24"/>
+          <w:szCs w:val="24"/>
+        </w:rPr>
+      </w:pPr>
+      <w:r>
+        <w:rPr>
+          <w:rFonts w:ascii="Times New Roman" w:hAnsi="Times New Roman" w:cs="Times New Roman"/>
+          <w:color w:val="0000FF"/>
+          <w:sz w:val="24"/>
+          <w:szCs w:val="24"/>
+        </w:rPr>
+        <w:t xml:space="preserve">Response: </w:t>
+      </w:r>
+      <w:r>
+        <w:rPr>
+          <w:rFonts w:ascii="Times New Roman" w:hAnsi="Times New Roman" w:cs="Times New Roman"/>
+          <w:color w:val="0000FF"/>
+          <w:sz w:val="24"/>
+          <w:szCs w:val="24"/>
+        </w:rPr>
+        <w:t xml:space="preserve">Thank you for the </w:t>
+      </w:r>
+      <w:r>
+        <w:rPr>
+          <w:rFonts w:ascii="Times New Roman" w:hAnsi="Times New Roman" w:cs="Times New Roman"/>
+          <w:color w:val="0000FF"/>
+          <w:sz w:val="24"/>
+          <w:szCs w:val="24"/>
+        </w:rPr>
+        <w:t xml:space="preserve">great </w:t>
+      </w:r>
+      <w:r>
+        <w:rPr>
+          <w:rFonts w:ascii="Times New Roman" w:hAnsi="Times New Roman" w:cs="Times New Roman"/>
+          <w:color w:val="0000FF"/>
+          <w:sz w:val="24"/>
+          <w:szCs w:val="24"/>
+        </w:rPr>
+        <w:t>suggestion.</w:t>
+      </w:r>
+      <w:r>
+        <w:rPr>
+          <w:rFonts w:ascii="Times New Roman" w:hAnsi="Times New Roman" w:cs="Times New Roman"/>
+          <w:color w:val="0000FF"/>
+          <w:sz w:val="24"/>
+          <w:szCs w:val="24"/>
+        </w:rPr>
+        <w:t xml:space="preserve"> We have added a sentence to the discussion acknowledging this limitation and suggesting work to address this. The new text reads:</w:t>
+      </w:r>
+    </w:p>
+    <w:p>
+      <w:pPr>
+        <w:spacing w:after="0" w:line="240" w:lineRule="auto"/>
+        <w:rPr>
+          <w:rFonts w:ascii="Times New Roman" w:hAnsi="Times New Roman" w:cs="Times New Roman"/>
+          <w:color w:val="0000FF"/>
+          <w:sz w:val="24"/>
+          <w:szCs w:val="24"/>
+        </w:rPr>
+      </w:pPr>
+    </w:p>
+    <w:p>
+      <w:pPr>
+        <w:spacing w:after="0" w:line="240" w:lineRule="auto"/>
+        <w:rPr>
+          <w:rFonts w:ascii="Times New Roman" w:hAnsi="Times New Roman" w:cs="Times New Roman"/>
+          <w:sz w:val="24"/>
+          <w:szCs w:val="24"/>
+        </w:rPr>
+      </w:pPr>
+      <w:r>
+        <w:rPr>
+          <w:rFonts w:ascii="Times New Roman" w:hAnsi="Times New Roman" w:cs="Times New Roman"/>
+          <w:i/>
+          <w:iCs/>
+          <w:color w:val="0000FF"/>
+          <w:sz w:val="24"/>
+          <w:szCs w:val="24"/>
+        </w:rPr>
+        <w:t>“</w:t>
+      </w:r>
+      <w:r>
+        <w:rPr>
+          <w:rFonts w:ascii="Times New Roman" w:hAnsi="Times New Roman" w:cs="Times New Roman"/>
+          <w:i/>
+          <w:iCs/>
+          <w:color w:val="0000FF"/>
+          <w:sz w:val="24"/>
+          <w:szCs w:val="24"/>
+        </w:rPr>
+        <w:t>Lastly, our simulations assume an adequate supply of irrigation water. Increasing pressure on groundwater resources raises concerns about the long-term availability of irrigation water in the study region. Future studies could focus on adaptive strategies under deficit-irrigation scenarios and on maximizing systems' water use efficiency.</w:t>
+      </w:r>
+      <w:r>
+        <w:rPr>
+          <w:rFonts w:ascii="Times New Roman" w:hAnsi="Times New Roman" w:cs="Times New Roman"/>
+          <w:i/>
+          <w:iCs/>
+          <w:color w:val="0000FF"/>
+          <w:sz w:val="24"/>
+          <w:szCs w:val="24"/>
+        </w:rPr>
+        <w:t>”</w:t>
+      </w:r>
+    </w:p>
+    <w:p>
+      <w:pPr>
+        <w:spacing w:after="0" w:line="240" w:lineRule="auto"/>
+        <w:rPr>
+          <w:rFonts w:ascii="Times New Roman" w:hAnsi="Times New Roman" w:cs="Times New Roman"/>
+          <w:sz w:val="24"/>
+          <w:szCs w:val="24"/>
+        </w:rPr>
+      </w:pPr>
+    </w:p>
+    <w:p>
+      <w:pPr>
+        <w:spacing w:after="0" w:line="240" w:lineRule="auto"/>
+        <w:rPr>
+          <w:rFonts w:ascii="Times New Roman" w:hAnsi="Times New Roman" w:cs="Times New Roman"/>
+          <w:sz w:val="24"/>
+          <w:szCs w:val="24"/>
+        </w:rPr>
+      </w:pPr>
+      <w:r>
+        <w:rPr>
+          <w:rFonts w:ascii="Times New Roman" w:hAnsi="Times New Roman" w:cs="Times New Roman"/>
+          <w:sz w:val="24"/>
+          <w:szCs w:val="24"/>
+        </w:rPr>
+        <w:t xml:space="preserve">The authors state that "extending the seed filling period was a promising strategy to maximize soybean seed yield" (lines 183–184). However, it is not clear how the seed-filling period was determined from APSIM. Please describe this in the Materials and Methods, including which phenological stages were used to calculate this duration. </w:t>
+      </w:r>
+    </w:p>
+    <w:p>
+      <w:pPr>
+        <w:spacing w:after="0" w:line="240" w:lineRule="auto"/>
+        <w:rPr>
+          <w:rFonts w:ascii="Times New Roman" w:hAnsi="Times New Roman" w:cs="Times New Roman"/>
+          <w:sz w:val="24"/>
+          <w:szCs w:val="24"/>
+        </w:rPr>
+      </w:pPr>
+    </w:p>
+    <w:p>
+      <w:pPr>
+        <w:spacing w:after="0" w:line="240" w:lineRule="auto"/>
+        <w:rPr>
+          <w:rFonts w:ascii="Times New Roman" w:hAnsi="Times New Roman" w:cs="Times New Roman"/>
+          <w:sz w:val="24"/>
+          <w:szCs w:val="24"/>
+        </w:rPr>
+      </w:pPr>
+    </w:p>
+    <w:p>
+      <w:pPr>
+        <w:spacing w:after="0" w:line="240" w:lineRule="auto"/>
+        <w:rPr>
+          <w:rFonts w:ascii="Times New Roman" w:hAnsi="Times New Roman" w:cs="Times New Roman"/>
+          <w:sz w:val="24"/>
+          <w:szCs w:val="24"/>
+        </w:rPr>
+      </w:pPr>
+      <w:r>
+        <w:rPr>
+          <w:rFonts w:ascii="Times New Roman" w:hAnsi="Times New Roman" w:cs="Times New Roman"/>
+          <w:sz w:val="24"/>
+          <w:szCs w:val="24"/>
+        </w:rPr>
+        <w:t>Were other developmental phases also affected by the adaptation strategies? Presenting the duration of the vegetative and reproductive phases (or their relative changes) would provide a clearer mechanistic explanation of the observed yield responses. As currently presented, it is not evident why extending the seed-filling period was the primary driver of increased yield.</w:t>
+      </w:r>
+    </w:p>
+    <w:p>
+      <w:pPr>
+        <w:spacing w:after="0" w:line="240" w:lineRule="auto"/>
+        <w:rPr>
+          <w:rFonts w:ascii="Times New Roman" w:hAnsi="Times New Roman" w:cs="Times New Roman"/>
+          <w:sz w:val="24"/>
+          <w:szCs w:val="24"/>
+        </w:rPr>
+      </w:pPr>
+    </w:p>
+    <w:p>
+      <w:pPr>
+        <w:spacing w:after="0" w:line="240" w:lineRule="auto"/>
+        <w:rPr>
+          <w:rFonts w:ascii="Times New Roman" w:hAnsi="Times New Roman" w:cs="Times New Roman"/>
+          <w:sz w:val="24"/>
+          <w:szCs w:val="24"/>
+        </w:rPr>
+      </w:pPr>
+    </w:p>
+    <w:p>
+      <w:pPr>
+        <w:spacing w:after="0" w:line="240" w:lineRule="auto"/>
+        <w:rPr>
+          <w:rFonts w:ascii="Times New Roman" w:hAnsi="Times New Roman" w:cs="Times New Roman"/>
+          <w:sz w:val="24"/>
+          <w:szCs w:val="24"/>
+        </w:rPr>
+      </w:pPr>
+      <w:r>
+        <w:rPr>
+          <w:rFonts w:ascii="Times New Roman" w:hAnsi="Times New Roman" w:cs="Times New Roman"/>
+          <w:sz w:val="24"/>
+          <w:szCs w:val="24"/>
+        </w:rPr>
+        <w:t>In addition, please verify the figure citation in lines 183–184. It appears that Figure 2, rather than Figure 1, should be referenced.</w:t>
+      </w:r>
+    </w:p>
+    <w:p>
+      <w:pPr>
+        <w:spacing w:after="0" w:line="240" w:lineRule="auto"/>
+        <w:rPr>
+          <w:rFonts w:ascii="Times New Roman" w:hAnsi="Times New Roman" w:cs="Times New Roman"/>
+          <w:sz w:val="24"/>
+          <w:szCs w:val="24"/>
+        </w:rPr>
+      </w:pPr>
+    </w:p>
+    <w:p>
+      <w:pPr>
+        <w:spacing w:after="0" w:line="240" w:lineRule="auto"/>
+        <w:rPr>
+          <w:rFonts w:ascii="Times New Roman" w:hAnsi="Times New Roman" w:cs="Times New Roman"/>
+          <w:sz w:val="24"/>
+          <w:szCs w:val="24"/>
+        </w:rPr>
+      </w:pPr>
+    </w:p>
+    <w:p>
+      <w:pPr>
+        <w:spacing w:after="0" w:line="240" w:lineRule="auto"/>
+        <w:rPr>
+          <w:rFonts w:ascii="Times New Roman" w:hAnsi="Times New Roman" w:cs="Times New Roman"/>
+          <w:sz w:val="24"/>
+          <w:szCs w:val="24"/>
+        </w:rPr>
+      </w:pPr>
+    </w:p>
+    <w:p>
+      <w:pPr>
+        <w:spacing w:after="0" w:line="240" w:lineRule="auto"/>
+        <w:rPr>
+          <w:rFonts w:ascii="Times New Roman" w:hAnsi="Times New Roman" w:cs="Times New Roman"/>
+          <w:sz w:val="24"/>
+          <w:szCs w:val="24"/>
+        </w:rPr>
+      </w:pPr>
+    </w:p>
+    <w:p>
+      <w:pPr>
+        <w:spacing w:after="0" w:line="240" w:lineRule="auto"/>
+        <w:rPr>
+          <w:rFonts w:ascii="Times New Roman" w:hAnsi="Times New Roman" w:cs="Times New Roman"/>
+          <w:sz w:val="24"/>
+          <w:szCs w:val="24"/>
+        </w:rPr>
+      </w:pPr>
+    </w:p>
+    <w:p>
+      <w:pPr>
+        <w:spacing w:after="0" w:line="240" w:lineRule="auto"/>
+        <w:rPr>
+          <w:rFonts w:ascii="Times New Roman" w:hAnsi="Times New Roman" w:cs="Times New Roman"/>
+          <w:b/>
+          <w:bCs/>
+          <w:sz w:val="24"/>
+          <w:szCs w:val="24"/>
+          <w:u w:val="single"/>
+        </w:rPr>
+      </w:pPr>
+      <w:r>
+        <w:rPr>
+          <w:rFonts w:ascii="Times New Roman" w:hAnsi="Times New Roman" w:cs="Times New Roman"/>
+          <w:b/>
+          <w:bCs/>
+          <w:sz w:val="24"/>
+          <w:szCs w:val="24"/>
+          <w:u w:val="single"/>
+        </w:rPr>
+        <w:t>Comment #2</w:t>
+      </w:r>
+    </w:p>
+    <w:p>
+      <w:pPr>
+        <w:spacing w:after="0" w:line="240" w:lineRule="auto"/>
+        <w:rPr>
+          <w:rFonts w:ascii="Times New Roman" w:hAnsi="Times New Roman" w:cs="Times New Roman"/>
+          <w:sz w:val="24"/>
+          <w:szCs w:val="24"/>
+        </w:rPr>
+      </w:pPr>
+      <w:r>
+        <w:rPr>
+          <w:rFonts w:ascii="Times New Roman" w:hAnsi="Times New Roman" w:cs="Times New Roman"/>
+          <w:sz w:val="24"/>
+          <w:szCs w:val="24"/>
+        </w:rPr>
+        <w:t>L54-64 – Minimize use of first person pronouns here and throughout.</w:t>
+      </w:r>
+    </w:p>
+    <w:p>
+      <w:pPr>
+        <w:spacing w:after="0" w:line="240" w:lineRule="auto"/>
+        <w:rPr>
+          <w:rFonts w:ascii="Times New Roman" w:hAnsi="Times New Roman" w:cs="Times New Roman"/>
+          <w:color w:val="0000FF"/>
+          <w:sz w:val="24"/>
+          <w:szCs w:val="24"/>
+        </w:rPr>
+      </w:pPr>
+      <w:r>
+        <w:rPr>
+          <w:rFonts w:ascii="Times New Roman" w:hAnsi="Times New Roman" w:cs="Times New Roman"/>
+          <w:color w:val="0000FF"/>
+          <w:sz w:val="24"/>
+          <w:szCs w:val="24"/>
+        </w:rPr>
+        <w:t>Response: Partially addressed. We appreciate the reviewer's suggestion, but we believe that in some cases, the active voice improves readability</w:t>
+      </w:r>
+      <w:r>
+        <w:rPr>
+          <w:rFonts w:ascii="Times New Roman" w:hAnsi="Times New Roman" w:cs="Times New Roman"/>
+          <w:color w:val="0000FF"/>
+          <w:sz w:val="24"/>
+          <w:szCs w:val="24"/>
+        </w:rPr>
+        <w:t xml:space="preserve">, </w:t>
+      </w:r>
+      <w:r>
+        <w:rPr>
+          <w:rFonts w:ascii="Times New Roman" w:hAnsi="Times New Roman" w:cs="Times New Roman"/>
+          <w:color w:val="0000FF"/>
+          <w:sz w:val="24"/>
+          <w:szCs w:val="24"/>
+        </w:rPr>
+        <w:t>which is</w:t>
+      </w:r>
+      <w:r>
+        <w:rPr>
+          <w:rFonts w:ascii="Times New Roman" w:hAnsi="Times New Roman" w:cs="Times New Roman"/>
+          <w:color w:val="0000FF"/>
+          <w:sz w:val="24"/>
+          <w:szCs w:val="24"/>
+        </w:rPr>
+        <w:t xml:space="preserve"> accepted by the scientific community.</w:t>
+      </w:r>
+    </w:p>
+    <w:p>
+      <w:pPr>
+        <w:spacing w:after="0" w:line="240" w:lineRule="auto"/>
+        <w:rPr>
+          <w:rFonts w:ascii="Times New Roman" w:hAnsi="Times New Roman" w:cs="Times New Roman"/>
+          <w:color w:val="0000FF"/>
+          <w:sz w:val="24"/>
+          <w:szCs w:val="24"/>
+        </w:rPr>
+      </w:pPr>
+    </w:p>
+    <w:p>
+      <w:pPr>
+        <w:spacing w:after="0" w:line="240" w:lineRule="auto"/>
+        <w:rPr>
+          <w:rFonts w:ascii="Times New Roman" w:hAnsi="Times New Roman" w:cs="Times New Roman"/>
+          <w:color w:val="0000FF"/>
+          <w:sz w:val="24"/>
+          <w:szCs w:val="24"/>
+        </w:rPr>
+      </w:pPr>
+      <w:r>
+        <w:rPr>
+          <w:rFonts w:ascii="Times New Roman" w:hAnsi="Times New Roman" w:cs="Times New Roman"/>
+          <w:b/>
+          <w:bCs/>
+          <w:sz w:val="24"/>
+          <w:szCs w:val="24"/>
+          <w:u w:val="single"/>
+        </w:rPr>
+        <w:t>Comment #3</w:t>
+      </w:r>
+    </w:p>
+    <w:p>
+      <w:pPr>
+        <w:spacing w:after="0" w:line="240" w:lineRule="auto"/>
+        <w:rPr>
+          <w:rFonts w:ascii="Times New Roman" w:hAnsi="Times New Roman" w:cs="Times New Roman"/>
+          <w:sz w:val="24"/>
+          <w:szCs w:val="24"/>
+        </w:rPr>
+      </w:pPr>
+      <w:r>
+        <w:rPr>
+          <w:rFonts w:ascii="Times New Roman" w:hAnsi="Times New Roman" w:cs="Times New Roman"/>
+          <w:sz w:val="24"/>
+          <w:szCs w:val="24"/>
+        </w:rPr>
+        <w:lastRenderedPageBreak/>
+        <w:t>L57 – There appears a conflic</w:t>
+      </w:r>
+      <w:r>
+        <w:rPr>
+          <w:rFonts w:ascii="Times New Roman" w:eastAsia="Calibri" w:hAnsi="Times New Roman" w:cs="Times New Roman"/>
+          <w:sz w:val="24"/>
+          <w:szCs w:val="24"/>
+        </w:rPr>
+        <w:t>ti</w:t>
+      </w:r>
+      <w:r>
+        <w:rPr>
+          <w:rFonts w:ascii="Times New Roman" w:hAnsi="Times New Roman" w:cs="Times New Roman"/>
+          <w:sz w:val="24"/>
+          <w:szCs w:val="24"/>
+        </w:rPr>
+        <w:t>ng logic with L47-49. It is stated that earlier plan</w:t>
+      </w:r>
+      <w:r>
+        <w:rPr>
+          <w:rFonts w:ascii="Times New Roman" w:eastAsia="Calibri" w:hAnsi="Times New Roman" w:cs="Times New Roman"/>
+          <w:sz w:val="24"/>
+          <w:szCs w:val="24"/>
+        </w:rPr>
+        <w:t>ti</w:t>
+      </w:r>
+      <w:r>
+        <w:rPr>
+          <w:rFonts w:ascii="Times New Roman" w:hAnsi="Times New Roman" w:cs="Times New Roman"/>
+          <w:sz w:val="24"/>
+          <w:szCs w:val="24"/>
+        </w:rPr>
+        <w:t>ng shi</w:t>
+      </w:r>
+      <w:r>
+        <w:rPr>
+          <w:rFonts w:ascii="Times New Roman" w:eastAsia="Calibri" w:hAnsi="Times New Roman" w:cs="Times New Roman"/>
+          <w:sz w:val="24"/>
+          <w:szCs w:val="24"/>
+        </w:rPr>
+        <w:t>ft</w:t>
+      </w:r>
+      <w:r>
+        <w:rPr>
+          <w:rFonts w:ascii="Times New Roman" w:hAnsi="Times New Roman" w:cs="Times New Roman"/>
+          <w:sz w:val="24"/>
+          <w:szCs w:val="24"/>
+        </w:rPr>
+        <w:t>s the crop cycle to cooler periods, reducing exposure to heat and drought. But here, the hypothesis proposes later maturity group soybeans, which would extend the growing season. Please clarify the reasoning for the hypothesis and for the use of later maturity group soybeans to avoid heat and drought.</w:t>
+      </w:r>
+    </w:p>
+    <w:p>
+      <w:pPr>
+        <w:spacing w:after="0" w:line="240" w:lineRule="auto"/>
+        <w:rPr>
+          <w:rFonts w:ascii="Times New Roman" w:hAnsi="Times New Roman" w:cs="Times New Roman"/>
+          <w:color w:val="0000FF"/>
+          <w:sz w:val="24"/>
+          <w:szCs w:val="24"/>
+        </w:rPr>
+      </w:pPr>
+      <w:r>
+        <w:rPr>
+          <w:rFonts w:ascii="Times New Roman" w:hAnsi="Times New Roman" w:cs="Times New Roman"/>
+          <w:color w:val="0000FF"/>
+          <w:sz w:val="24"/>
+          <w:szCs w:val="24"/>
+        </w:rPr>
+        <w:t xml:space="preserve">Response: Thank you for the important comment. Our hypothesis is that a late-maturing </w:t>
+      </w:r>
+      <w:r>
+        <w:rPr>
+          <w:rFonts w:ascii="Times New Roman" w:hAnsi="Times New Roman" w:cs="Times New Roman"/>
+          <w:color w:val="0000FF"/>
+          <w:sz w:val="24"/>
+          <w:szCs w:val="24"/>
+        </w:rPr>
+        <w:t>variety</w:t>
+      </w:r>
+      <w:r>
+        <w:rPr>
+          <w:rFonts w:ascii="Times New Roman" w:hAnsi="Times New Roman" w:cs="Times New Roman"/>
+          <w:color w:val="0000FF"/>
+          <w:sz w:val="24"/>
+          <w:szCs w:val="24"/>
+        </w:rPr>
+        <w:t>, combined with early planting,</w:t>
+      </w:r>
+      <w:r>
+        <w:rPr>
+          <w:rFonts w:ascii="Times New Roman" w:hAnsi="Times New Roman" w:cs="Times New Roman"/>
+          <w:color w:val="0000FF"/>
+          <w:sz w:val="24"/>
+          <w:szCs w:val="24"/>
+        </w:rPr>
+        <w:t xml:space="preserve"> </w:t>
+      </w:r>
+      <w:r>
+        <w:rPr>
+          <w:rFonts w:ascii="Times New Roman" w:hAnsi="Times New Roman" w:cs="Times New Roman"/>
+          <w:color w:val="0000FF"/>
+          <w:sz w:val="24"/>
+          <w:szCs w:val="24"/>
+        </w:rPr>
+        <w:t xml:space="preserve">will offset the negative impacts of warming. We agree with the reviewer that late-maturing genotypes would extend the growing season, but early planting could help reduce the occurrence of extreme weather events during the </w:t>
+      </w:r>
+      <w:r>
+        <w:rPr>
+          <w:rFonts w:ascii="Times New Roman" w:hAnsi="Times New Roman" w:cs="Times New Roman"/>
+          <w:color w:val="0000FF"/>
+          <w:sz w:val="24"/>
+          <w:szCs w:val="24"/>
+        </w:rPr>
+        <w:t>crop's</w:t>
+      </w:r>
+      <w:r>
+        <w:rPr>
+          <w:rFonts w:ascii="Times New Roman" w:hAnsi="Times New Roman" w:cs="Times New Roman"/>
+          <w:color w:val="0000FF"/>
+          <w:sz w:val="24"/>
+          <w:szCs w:val="24"/>
+        </w:rPr>
+        <w:t xml:space="preserve"> critical period. Moreover, under warming, </w:t>
+      </w:r>
+      <w:r>
+        <w:rPr>
+          <w:rFonts w:ascii="Times New Roman" w:hAnsi="Times New Roman" w:cs="Times New Roman"/>
+          <w:color w:val="0000FF"/>
+          <w:sz w:val="24"/>
+          <w:szCs w:val="24"/>
+        </w:rPr>
+        <w:t>development</w:t>
+      </w:r>
+      <w:r>
+        <w:rPr>
+          <w:rFonts w:ascii="Times New Roman" w:hAnsi="Times New Roman" w:cs="Times New Roman"/>
+          <w:color w:val="0000FF"/>
+          <w:sz w:val="24"/>
+          <w:szCs w:val="24"/>
+        </w:rPr>
+        <w:t xml:space="preserve"> rates will accelerate, reducing biomass production, and late-maturing genotypes can help offset </w:t>
+      </w:r>
+      <w:r>
+        <w:rPr>
+          <w:rFonts w:ascii="Times New Roman" w:hAnsi="Times New Roman" w:cs="Times New Roman"/>
+          <w:color w:val="0000FF"/>
+          <w:sz w:val="24"/>
+          <w:szCs w:val="24"/>
+        </w:rPr>
+        <w:t>the</w:t>
+      </w:r>
+      <w:r>
+        <w:rPr>
+          <w:rFonts w:ascii="Times New Roman" w:hAnsi="Times New Roman" w:cs="Times New Roman"/>
+          <w:color w:val="0000FF"/>
+          <w:sz w:val="24"/>
+          <w:szCs w:val="24"/>
+        </w:rPr>
+        <w:t xml:space="preserve"> negative impacts</w:t>
+      </w:r>
+      <w:r>
+        <w:rPr>
+          <w:rFonts w:ascii="Times New Roman" w:hAnsi="Times New Roman" w:cs="Times New Roman"/>
+          <w:color w:val="0000FF"/>
+          <w:sz w:val="24"/>
+          <w:szCs w:val="24"/>
+        </w:rPr>
+        <w:t xml:space="preserve"> of accelerated development rates</w:t>
+      </w:r>
+      <w:r>
+        <w:rPr>
+          <w:rFonts w:ascii="Times New Roman" w:hAnsi="Times New Roman" w:cs="Times New Roman"/>
+          <w:color w:val="0000FF"/>
+          <w:sz w:val="24"/>
+          <w:szCs w:val="24"/>
+        </w:rPr>
+        <w:t xml:space="preserve">. Warming will also increase the frequency of heat and drought events. Therefore, the net effects on soybean yield will depend on the </w:t>
+      </w:r>
+      <w:r>
+        <w:rPr>
+          <w:rFonts w:ascii="Times New Roman" w:hAnsi="Times New Roman" w:cs="Times New Roman"/>
+          <w:color w:val="0000FF"/>
+          <w:sz w:val="24"/>
+          <w:szCs w:val="24"/>
+        </w:rPr>
+        <w:t xml:space="preserve">site-specific </w:t>
+      </w:r>
+      <w:r>
+        <w:rPr>
+          <w:rFonts w:ascii="Times New Roman" w:hAnsi="Times New Roman" w:cs="Times New Roman"/>
+          <w:color w:val="0000FF"/>
+          <w:sz w:val="24"/>
+          <w:szCs w:val="24"/>
+        </w:rPr>
+        <w:t xml:space="preserve">tradeoffs and synergies between cycle-length </w:t>
+      </w:r>
+      <w:r>
+        <w:rPr>
+          <w:rFonts w:ascii="Times New Roman" w:hAnsi="Times New Roman" w:cs="Times New Roman"/>
+          <w:color w:val="0000FF"/>
+          <w:sz w:val="24"/>
+          <w:szCs w:val="24"/>
+        </w:rPr>
+        <w:t>alterations</w:t>
+      </w:r>
+      <w:r>
+        <w:rPr>
+          <w:rFonts w:ascii="Times New Roman" w:hAnsi="Times New Roman" w:cs="Times New Roman"/>
+          <w:color w:val="0000FF"/>
+          <w:sz w:val="24"/>
+          <w:szCs w:val="24"/>
+        </w:rPr>
+        <w:t xml:space="preserve"> and increased </w:t>
+      </w:r>
+      <w:r>
+        <w:rPr>
+          <w:rFonts w:ascii="Times New Roman" w:hAnsi="Times New Roman" w:cs="Times New Roman"/>
+          <w:color w:val="0000FF"/>
+          <w:sz w:val="24"/>
+          <w:szCs w:val="24"/>
+        </w:rPr>
+        <w:t xml:space="preserve">occurrence of </w:t>
+      </w:r>
+      <w:r>
+        <w:rPr>
+          <w:rFonts w:ascii="Times New Roman" w:hAnsi="Times New Roman" w:cs="Times New Roman"/>
+          <w:color w:val="0000FF"/>
+          <w:sz w:val="24"/>
+          <w:szCs w:val="24"/>
+        </w:rPr>
+        <w:t>environmental stress</w:t>
+      </w:r>
+      <w:r>
+        <w:rPr>
+          <w:rFonts w:ascii="Times New Roman" w:hAnsi="Times New Roman" w:cs="Times New Roman"/>
+          <w:color w:val="0000FF"/>
+          <w:sz w:val="24"/>
+          <w:szCs w:val="24"/>
+        </w:rPr>
+        <w:t>.</w:t>
+      </w:r>
+    </w:p>
+    <w:p>
+      <w:pPr>
+        <w:spacing w:after="0" w:line="240" w:lineRule="auto"/>
+        <w:rPr>
+          <w:rFonts w:ascii="Times New Roman" w:hAnsi="Times New Roman" w:cs="Times New Roman"/>
+          <w:color w:val="0000FF"/>
+          <w:sz w:val="24"/>
+          <w:szCs w:val="24"/>
+        </w:rPr>
+      </w:pPr>
+    </w:p>
+    <w:p>
+      <w:pPr>
+        <w:spacing w:after="0" w:line="240" w:lineRule="auto"/>
+        <w:rPr>
+          <w:rFonts w:ascii="Times New Roman" w:hAnsi="Times New Roman" w:cs="Times New Roman"/>
+          <w:b/>
+          <w:bCs/>
+          <w:sz w:val="24"/>
+          <w:szCs w:val="24"/>
+          <w:u w:val="single"/>
+        </w:rPr>
+      </w:pPr>
+      <w:r>
+        <w:rPr>
+          <w:rFonts w:ascii="Times New Roman" w:hAnsi="Times New Roman" w:cs="Times New Roman"/>
+          <w:b/>
+          <w:bCs/>
+          <w:sz w:val="24"/>
+          <w:szCs w:val="24"/>
+          <w:u w:val="single"/>
+        </w:rPr>
+        <w:t>Comment #</w:t>
+      </w:r>
+      <w:r>
+        <w:rPr>
+          <w:rFonts w:ascii="Times New Roman" w:hAnsi="Times New Roman" w:cs="Times New Roman"/>
+          <w:b/>
+          <w:bCs/>
+          <w:sz w:val="24"/>
+          <w:szCs w:val="24"/>
+          <w:u w:val="single"/>
+        </w:rPr>
+        <w:t>4</w:t>
+      </w:r>
+    </w:p>
+    <w:p>
+      <w:pPr>
+        <w:spacing w:after="0" w:line="240" w:lineRule="auto"/>
+        <w:rPr>
+          <w:rFonts w:ascii="Times New Roman" w:hAnsi="Times New Roman" w:cs="Times New Roman"/>
+          <w:sz w:val="24"/>
+          <w:szCs w:val="24"/>
+        </w:rPr>
+      </w:pPr>
+      <w:r>
+        <w:rPr>
+          <w:rFonts w:ascii="Times New Roman" w:hAnsi="Times New Roman" w:cs="Times New Roman"/>
+          <w:sz w:val="24"/>
+          <w:szCs w:val="24"/>
+        </w:rPr>
+        <w:t xml:space="preserve">L84 – What does it mean that the Cropland </w:t>
+      </w:r>
+      <w:proofErr w:type="spellStart"/>
+      <w:r>
+        <w:rPr>
+          <w:rFonts w:ascii="Times New Roman" w:hAnsi="Times New Roman" w:cs="Times New Roman"/>
+          <w:sz w:val="24"/>
+          <w:szCs w:val="24"/>
+        </w:rPr>
+        <w:t>Datalayer</w:t>
+      </w:r>
+      <w:proofErr w:type="spellEnd"/>
+      <w:r>
+        <w:rPr>
+          <w:rFonts w:ascii="Times New Roman" w:hAnsi="Times New Roman" w:cs="Times New Roman"/>
+          <w:sz w:val="24"/>
+          <w:szCs w:val="24"/>
+        </w:rPr>
+        <w:t xml:space="preserve"> was used to define the fields? Define what about the fields?</w:t>
+      </w:r>
+    </w:p>
+    <w:p>
+      <w:pPr>
+        <w:spacing w:line="259" w:lineRule="auto"/>
+        <w:rPr>
+          <w:rFonts w:ascii="Times New Roman" w:hAnsi="Times New Roman" w:cs="Times New Roman"/>
+          <w:color w:val="0000FF"/>
+          <w:sz w:val="24"/>
+          <w:szCs w:val="24"/>
+        </w:rPr>
+      </w:pPr>
+      <w:r>
+        <w:rPr>
+          <w:rFonts w:ascii="Times New Roman" w:hAnsi="Times New Roman" w:cs="Times New Roman"/>
+          <w:color w:val="0000FF"/>
+          <w:sz w:val="24"/>
+          <w:szCs w:val="24"/>
+        </w:rPr>
+        <w:t xml:space="preserve">Response: </w:t>
+      </w:r>
+      <w:r>
+        <w:rPr>
+          <w:rFonts w:ascii="Times New Roman" w:hAnsi="Times New Roman" w:cs="Times New Roman"/>
+          <w:color w:val="0000FF"/>
+          <w:sz w:val="24"/>
+          <w:szCs w:val="24"/>
+        </w:rPr>
+        <w:t>Thank you for the suggestion, and we have clarified this</w:t>
+      </w:r>
+      <w:r>
+        <w:rPr>
+          <w:rFonts w:ascii="Times New Roman" w:hAnsi="Times New Roman" w:cs="Times New Roman"/>
+          <w:color w:val="0000FF"/>
+          <w:sz w:val="24"/>
+          <w:szCs w:val="24"/>
+        </w:rPr>
+        <w:t>. The new sentence reads:</w:t>
+      </w:r>
+      <w:r>
+        <w:rPr>
+          <w:rFonts w:ascii="Times New Roman" w:hAnsi="Times New Roman" w:cs="Times New Roman"/>
+          <w:color w:val="0000FF"/>
+          <w:sz w:val="24"/>
+          <w:szCs w:val="24"/>
+        </w:rPr>
+        <w:t xml:space="preserve"> “</w:t>
+      </w:r>
+      <w:r>
+        <w:rPr>
+          <w:rFonts w:ascii="Times New Roman" w:hAnsi="Times New Roman" w:cs="Times New Roman"/>
+          <w:i/>
+          <w:iCs/>
+          <w:color w:val="0000FF"/>
+          <w:sz w:val="24"/>
+          <w:szCs w:val="24"/>
+        </w:rPr>
+        <w:t xml:space="preserve">We used the soybean cropland data layer (NASS, 2025) to identify soybean-cropped pixels and define the spatial extent of the simulation fields, which were resampled to a 2.5 km grid (~0.025°). Each grid cell classified as soybean cropland was treated as one simulation </w:t>
+      </w:r>
+      <w:proofErr w:type="gramStart"/>
+      <w:r>
+        <w:rPr>
+          <w:rFonts w:ascii="Times New Roman" w:hAnsi="Times New Roman" w:cs="Times New Roman"/>
+          <w:i/>
+          <w:iCs/>
+          <w:color w:val="0000FF"/>
+          <w:sz w:val="24"/>
+          <w:szCs w:val="24"/>
+        </w:rPr>
+        <w:t>field.</w:t>
+      </w:r>
+      <w:r>
+        <w:rPr>
+          <w:rFonts w:ascii="Times New Roman" w:hAnsi="Times New Roman" w:cs="Times New Roman"/>
+          <w:color w:val="0000FF"/>
+          <w:sz w:val="24"/>
+          <w:szCs w:val="24"/>
+        </w:rPr>
+        <w:t>”</w:t>
+      </w:r>
+      <w:proofErr w:type="gramEnd"/>
+    </w:p>
+    <w:p>
+      <w:pPr>
+        <w:spacing w:after="0" w:line="240" w:lineRule="auto"/>
+        <w:rPr>
+          <w:rFonts w:ascii="Times New Roman" w:hAnsi="Times New Roman" w:cs="Times New Roman"/>
           <w:b/>
           <w:bCs/>
           <w:sz w:val="24"/>
@@ -4007,8 +5050,19 @@
           <w:sz w:val="24"/>
           <w:szCs w:val="24"/>
         </w:rPr>
-        <w:t>clarified it. Moreover, we have altered the sowing date scenario to reflect more contrasting</w:t>
-      </w:r>
+        <w:t xml:space="preserve">clarified it. Moreover, we have altered the sowing date scenario to reflect more </w:t>
+      </w:r>
+      <w:proofErr w:type="gramStart"/>
+      <w:r>
+        <w:rPr>
+          <w:rFonts w:ascii="Times New Roman" w:hAnsi="Times New Roman" w:cs="Times New Roman"/>
+          <w:color w:val="0000FF"/>
+          <w:sz w:val="24"/>
+          <w:szCs w:val="24"/>
+        </w:rPr>
+        <w:t>contrasting</w:t>
+      </w:r>
+      <w:proofErr w:type="gramEnd"/>
       <w:r>
         <w:rPr>
           <w:rFonts w:ascii="Times New Roman" w:hAnsi="Times New Roman" w:cs="Times New Roman"/>
@@ -4025,7 +5079,27 @@
           <w:sz w:val="24"/>
           <w:szCs w:val="24"/>
         </w:rPr>
-        <w:t xml:space="preserve"> sowing dates based on the USDA-NASS sowing date progress. We selected the 50% progress as </w:t>
+        <w:t xml:space="preserve"> sowing dates based on the USDA-NASS sowing date progress. We selected </w:t>
+      </w:r>
+      <w:proofErr w:type="gramStart"/>
+      <w:r>
+        <w:rPr>
+          <w:rFonts w:ascii="Times New Roman" w:hAnsi="Times New Roman" w:cs="Times New Roman"/>
+          <w:color w:val="0000FF"/>
+          <w:sz w:val="24"/>
+          <w:szCs w:val="24"/>
+        </w:rPr>
+        <w:t>the 50</w:t>
+      </w:r>
+      <w:proofErr w:type="gramEnd"/>
+      <w:r>
+        <w:rPr>
+          <w:rFonts w:ascii="Times New Roman" w:hAnsi="Times New Roman" w:cs="Times New Roman"/>
+          <w:color w:val="0000FF"/>
+          <w:sz w:val="24"/>
+          <w:szCs w:val="24"/>
+        </w:rPr>
+        <w:t xml:space="preserve">% progress as </w:t>
       </w:r>
       <w:r>
         <w:rPr>
@@ -4043,7 +5117,47 @@
           <w:sz w:val="24"/>
           <w:szCs w:val="24"/>
         </w:rPr>
-        <w:t>baseline and the 10% progress as the early sowing. The new sentences read:</w:t>
+        <w:t xml:space="preserve">baseline and </w:t>
+      </w:r>
+      <w:proofErr w:type="gramStart"/>
+      <w:r>
+        <w:rPr>
+          <w:rFonts w:ascii="Times New Roman" w:hAnsi="Times New Roman" w:cs="Times New Roman"/>
+          <w:color w:val="0000FF"/>
+          <w:sz w:val="24"/>
+          <w:szCs w:val="24"/>
+        </w:rPr>
+        <w:t>the 10</w:t>
+      </w:r>
+      <w:proofErr w:type="gramEnd"/>
+      <w:r>
+        <w:rPr>
+          <w:rFonts w:ascii="Times New Roman" w:hAnsi="Times New Roman" w:cs="Times New Roman"/>
+          <w:color w:val="0000FF"/>
+          <w:sz w:val="24"/>
+          <w:szCs w:val="24"/>
+        </w:rPr>
+        <w:t xml:space="preserve">% progress as </w:t>
+      </w:r>
+      <w:proofErr w:type="gramStart"/>
+      <w:r>
+        <w:rPr>
+          <w:rFonts w:ascii="Times New Roman" w:hAnsi="Times New Roman" w:cs="Times New Roman"/>
+          <w:color w:val="0000FF"/>
+          <w:sz w:val="24"/>
+          <w:szCs w:val="24"/>
+        </w:rPr>
+        <w:t>the early</w:t>
+      </w:r>
+      <w:proofErr w:type="gramEnd"/>
+      <w:r>
+        <w:rPr>
+          <w:rFonts w:ascii="Times New Roman" w:hAnsi="Times New Roman" w:cs="Times New Roman"/>
+          <w:color w:val="0000FF"/>
+          <w:sz w:val="24"/>
+          <w:szCs w:val="24"/>
+        </w:rPr>
+        <w:t xml:space="preserve"> sowing. The new sentences read:</w:t>
       </w:r>
     </w:p>
     <w:p>
@@ -4378,7 +5492,31 @@
           <w:szCs w:val="24"/>
         </w:rPr>
         <w:lastRenderedPageBreak/>
-        <w:t>present study accounts for temperature effects on crop growth rate (Kothari et al., 2024), but does not account for the impacts of extreme heat on seed number determination, a common limitation in process-based models (Richetti et al., 2025). Moreover, APSIM assumes constant temperature responses throughout the life cycle, whereas in soybeans this response.”</w:t>
+        <w:t>present study accounts for temperature effects on crop growth rate (Kothari et al., 2024</w:t>
+      </w:r>
+      <w:proofErr w:type="gramStart"/>
+      <w:r>
+        <w:rPr>
+          <w:rFonts w:ascii="Times New Roman" w:hAnsi="Times New Roman" w:cs="Times New Roman"/>
+          <w:i/>
+          <w:iCs/>
+          <w:color w:val="0000FF"/>
+          <w:sz w:val="24"/>
+          <w:szCs w:val="24"/>
+        </w:rPr>
+        <w:t>), but</w:t>
+      </w:r>
+      <w:proofErr w:type="gramEnd"/>
+      <w:r>
+        <w:rPr>
+          <w:rFonts w:ascii="Times New Roman" w:hAnsi="Times New Roman" w:cs="Times New Roman"/>
+          <w:i/>
+          <w:iCs/>
+          <w:color w:val="0000FF"/>
+          <w:sz w:val="24"/>
+          <w:szCs w:val="24"/>
+        </w:rPr>
+        <w:t xml:space="preserve"> does not account for the impacts of extreme heat on seed number determination, a common limitation in process-based models (Richetti et al., 2025). Moreover, APSIM assumes constant temperature responses throughout the life cycle, whereas in soybeans this response.”</w:t>
       </w:r>
     </w:p>
     <w:p>
@@ -4596,7 +5734,16 @@
           <w:sz w:val="24"/>
           <w:szCs w:val="24"/>
         </w:rPr>
-        <w:t>The paper is well wri</w:t>
+        <w:t xml:space="preserve">The paper is well </w:t>
+      </w:r>
+      <w:proofErr w:type="gramStart"/>
+      <w:r>
+        <w:rPr>
+          <w:rFonts w:ascii="Times New Roman" w:hAnsi="Times New Roman" w:cs="Times New Roman"/>
+          <w:sz w:val="24"/>
+          <w:szCs w:val="24"/>
+        </w:rPr>
+        <w:t>wri</w:t>
       </w:r>
       <w:r>
         <w:rPr>
@@ -4612,7 +5759,16 @@
           <w:sz w:val="24"/>
           <w:szCs w:val="24"/>
         </w:rPr>
-        <w:t>en and the objec</w:t>
+        <w:t>en</w:t>
+      </w:r>
+      <w:proofErr w:type="gramEnd"/>
+      <w:r>
+        <w:rPr>
+          <w:rFonts w:ascii="Times New Roman" w:hAnsi="Times New Roman" w:cs="Times New Roman"/>
+          <w:sz w:val="24"/>
+          <w:szCs w:val="24"/>
+        </w:rPr>
+        <w:t xml:space="preserve"> and the objec</w:t>
       </w:r>
       <w:r>
         <w:rPr>
@@ -4628,7 +5784,25 @@
           <w:sz w:val="24"/>
           <w:szCs w:val="24"/>
         </w:rPr>
-        <w:t>ves are clearly stated. The methods are well described and model calibra</w:t>
+        <w:t xml:space="preserve">ves are clearly stated. The methods are well </w:t>
+      </w:r>
+      <w:proofErr w:type="gramStart"/>
+      <w:r>
+        <w:rPr>
+          <w:rFonts w:ascii="Times New Roman" w:hAnsi="Times New Roman" w:cs="Times New Roman"/>
+          <w:sz w:val="24"/>
+          <w:szCs w:val="24"/>
+        </w:rPr>
+        <w:t>described</w:t>
+      </w:r>
+      <w:proofErr w:type="gramEnd"/>
+      <w:r>
+        <w:rPr>
+          <w:rFonts w:ascii="Times New Roman" w:hAnsi="Times New Roman" w:cs="Times New Roman"/>
+          <w:sz w:val="24"/>
+          <w:szCs w:val="24"/>
+        </w:rPr>
+        <w:t xml:space="preserve"> and model calibra</w:t>
       </w:r>
       <w:r>
         <w:rPr>
@@ -4660,7 +5834,25 @@
           <w:sz w:val="24"/>
           <w:szCs w:val="24"/>
         </w:rPr>
-        <w:t xml:space="preserve">on use a wide range of environments. The results are well presented. </w:t>
+        <w:t xml:space="preserve">on </w:t>
+      </w:r>
+      <w:proofErr w:type="gramStart"/>
+      <w:r>
+        <w:rPr>
+          <w:rFonts w:ascii="Times New Roman" w:hAnsi="Times New Roman" w:cs="Times New Roman"/>
+          <w:sz w:val="24"/>
+          <w:szCs w:val="24"/>
+        </w:rPr>
+        <w:t>use</w:t>
+      </w:r>
+      <w:proofErr w:type="gramEnd"/>
+      <w:r>
+        <w:rPr>
+          <w:rFonts w:ascii="Times New Roman" w:hAnsi="Times New Roman" w:cs="Times New Roman"/>
+          <w:sz w:val="24"/>
+          <w:szCs w:val="24"/>
+        </w:rPr>
+        <w:t xml:space="preserve"> a wide range of environments. The results are well presented. </w:t>
       </w:r>
     </w:p>
     <w:p>
@@ -4747,7 +5939,79 @@
           <w:sz w:val="24"/>
           <w:szCs w:val="24"/>
         </w:rPr>
-        <w:t>ng to learn a little more on the background of the yield effects, e.g., how temperature increase, early sowing and late maturity class affect the length of the seed filling period. Since soybean is responsive to short days, it would be good to know if APSIM considers any photoperiod effect and if this differs in the parameters of the different maturity groups.</w:t>
+        <w:t xml:space="preserve">ng to learn a little more </w:t>
+      </w:r>
+      <w:proofErr w:type="gramStart"/>
+      <w:r>
+        <w:rPr>
+          <w:rFonts w:ascii="Times New Roman" w:hAnsi="Times New Roman" w:cs="Times New Roman"/>
+          <w:sz w:val="24"/>
+          <w:szCs w:val="24"/>
+        </w:rPr>
+        <w:t>on</w:t>
+      </w:r>
+      <w:proofErr w:type="gramEnd"/>
+      <w:r>
+        <w:rPr>
+          <w:rFonts w:ascii="Times New Roman" w:hAnsi="Times New Roman" w:cs="Times New Roman"/>
+          <w:sz w:val="24"/>
+          <w:szCs w:val="24"/>
+        </w:rPr>
+        <w:t xml:space="preserve"> the background of the yield effects, e.g., how temperature </w:t>
+      </w:r>
+      <w:proofErr w:type="gramStart"/>
+      <w:r>
+        <w:rPr>
+          <w:rFonts w:ascii="Times New Roman" w:hAnsi="Times New Roman" w:cs="Times New Roman"/>
+          <w:sz w:val="24"/>
+          <w:szCs w:val="24"/>
+        </w:rPr>
+        <w:t>increase</w:t>
+      </w:r>
+      <w:proofErr w:type="gramEnd"/>
+      <w:r>
+        <w:rPr>
+          <w:rFonts w:ascii="Times New Roman" w:hAnsi="Times New Roman" w:cs="Times New Roman"/>
+          <w:sz w:val="24"/>
+          <w:szCs w:val="24"/>
+        </w:rPr>
+        <w:t xml:space="preserve">, early sowing and late maturity class affect the length of the seed filling period. Since </w:t>
+      </w:r>
+      <w:proofErr w:type="gramStart"/>
+      <w:r>
+        <w:rPr>
+          <w:rFonts w:ascii="Times New Roman" w:hAnsi="Times New Roman" w:cs="Times New Roman"/>
+          <w:sz w:val="24"/>
+          <w:szCs w:val="24"/>
+        </w:rPr>
+        <w:t>soybean is</w:t>
+      </w:r>
+      <w:proofErr w:type="gramEnd"/>
+      <w:r>
+        <w:rPr>
+          <w:rFonts w:ascii="Times New Roman" w:hAnsi="Times New Roman" w:cs="Times New Roman"/>
+          <w:sz w:val="24"/>
+          <w:szCs w:val="24"/>
+        </w:rPr>
+        <w:t xml:space="preserve"> responsive </w:t>
+      </w:r>
+      <w:proofErr w:type="gramStart"/>
+      <w:r>
+        <w:rPr>
+          <w:rFonts w:ascii="Times New Roman" w:hAnsi="Times New Roman" w:cs="Times New Roman"/>
+          <w:sz w:val="24"/>
+          <w:szCs w:val="24"/>
+        </w:rPr>
+        <w:t>to</w:t>
+      </w:r>
+      <w:proofErr w:type="gramEnd"/>
+      <w:r>
+        <w:rPr>
+          <w:rFonts w:ascii="Times New Roman" w:hAnsi="Times New Roman" w:cs="Times New Roman"/>
+          <w:sz w:val="24"/>
+          <w:szCs w:val="24"/>
+        </w:rPr>
+        <w:t xml:space="preserve"> short days, it would be good to know if APSIM considers any photoperiod effect and if this differs in the parameters of the different maturity groups.</w:t>
       </w:r>
     </w:p>
     <w:p>
@@ -6042,7 +7306,27 @@
           <w:sz w:val="24"/>
           <w:szCs w:val="24"/>
         </w:rPr>
-        <w:t>1). Thank you for the suggestion of adding the photothermal quotient analysis. However, this goes beyond the scope of the present study. Yet, we have enhanced the mechanistic explanation of the observed yield responses by adding a new figure and discussion of changes across the whole crop cycle and the seed-filling period (see comment #</w:t>
+        <w:t xml:space="preserve">1). Thank you for the suggestion of adding </w:t>
+      </w:r>
+      <w:proofErr w:type="gramStart"/>
+      <w:r>
+        <w:rPr>
+          <w:rFonts w:ascii="Times New Roman" w:hAnsi="Times New Roman" w:cs="Times New Roman"/>
+          <w:color w:val="0000FF"/>
+          <w:sz w:val="24"/>
+          <w:szCs w:val="24"/>
+        </w:rPr>
+        <w:t>the photothermal</w:t>
+      </w:r>
+      <w:proofErr w:type="gramEnd"/>
+      <w:r>
+        <w:rPr>
+          <w:rFonts w:ascii="Times New Roman" w:hAnsi="Times New Roman" w:cs="Times New Roman"/>
+          <w:color w:val="0000FF"/>
+          <w:sz w:val="24"/>
+          <w:szCs w:val="24"/>
+        </w:rPr>
+        <w:t xml:space="preserve"> quotient analysis. However, this goes beyond the scope of the present study. Yet, we have enhanced the mechanistic explanation of the observed yield responses by adding a new figure and discussion of changes across the whole crop cycle and the seed-filling period (see comment #</w:t>
       </w:r>
       <w:r>
         <w:rPr>
@@ -6125,7 +7409,27 @@
           <w:sz w:val="24"/>
           <w:szCs w:val="24"/>
         </w:rPr>
-        <w:t>We have added a new sentence suggesting a more detailed scenario analysis in future studies. The new sentence reads:</w:t>
+        <w:t xml:space="preserve">We have added a new sentence suggesting a more detailed scenario analysis </w:t>
+      </w:r>
+      <w:proofErr w:type="gramStart"/>
+      <w:r>
+        <w:rPr>
+          <w:rFonts w:ascii="Times New Roman" w:hAnsi="Times New Roman" w:cs="Times New Roman"/>
+          <w:color w:val="0000FF"/>
+          <w:sz w:val="24"/>
+          <w:szCs w:val="24"/>
+        </w:rPr>
+        <w:t>in</w:t>
+      </w:r>
+      <w:proofErr w:type="gramEnd"/>
+      <w:r>
+        <w:rPr>
+          <w:rFonts w:ascii="Times New Roman" w:hAnsi="Times New Roman" w:cs="Times New Roman"/>
+          <w:color w:val="0000FF"/>
+          <w:sz w:val="24"/>
+          <w:szCs w:val="24"/>
+        </w:rPr>
+        <w:t xml:space="preserve"> future studies. The new sentence reads:</w:t>
       </w:r>
     </w:p>
     <w:p>
@@ -8571,6 +9875,7 @@
         </w:rPr>
         <w:t xml:space="preserve">, we believe the RMSE is acceptable and </w:t>
       </w:r>
+      <w:proofErr w:type="spellStart"/>
       <w:r>
         <w:rPr>
           <w:rFonts w:ascii="Times New Roman" w:hAnsi="Times New Roman" w:cs="Times New Roman"/>
@@ -8589,6 +9894,7 @@
         </w:rPr>
         <w:t>hitin</w:t>
       </w:r>
+      <w:proofErr w:type="spellEnd"/>
       <w:r>
         <w:rPr>
           <w:rFonts w:ascii="Times New Roman" w:hAnsi="Times New Roman" w:cs="Times New Roman"/>
@@ -10597,6 +11903,64 @@
         </w:p>
       </w:docPartBody>
     </w:docPart>
+    <w:docPart>
+      <w:docPartPr>
+        <w:name w:val="5F154C6966F747A990CC17385AFA1BE8"/>
+        <w:category>
+          <w:name w:val="General"/>
+          <w:gallery w:val="placeholder"/>
+        </w:category>
+        <w:types>
+          <w:type w:val="bbPlcHdr"/>
+        </w:types>
+        <w:behaviors>
+          <w:behavior w:val="content"/>
+        </w:behaviors>
+        <w:guid w:val="{6F511B1B-10DA-4F4C-B847-F1E9E6EF1AFD}"/>
+      </w:docPartPr>
+      <w:docPartBody>
+        <w:p>
+          <w:pPr>
+            <w:pStyle w:val="5F154C6966F747A990CC17385AFA1BE8"/>
+          </w:pPr>
+          <w:r>
+            <w:rPr>
+              <w:rStyle w:val="PlaceholderText"/>
+            </w:rPr>
+            <w:t>Click or tap here to enter text.</w:t>
+          </w:r>
+        </w:p>
+      </w:docPartBody>
+    </w:docPart>
+    <w:docPart>
+      <w:docPartPr>
+        <w:name w:val="B56F2B729A5644EFA6121788F82CD614"/>
+        <w:category>
+          <w:name w:val="General"/>
+          <w:gallery w:val="placeholder"/>
+        </w:category>
+        <w:types>
+          <w:type w:val="bbPlcHdr"/>
+        </w:types>
+        <w:behaviors>
+          <w:behavior w:val="content"/>
+        </w:behaviors>
+        <w:guid w:val="{803AC578-9D0D-4E17-9A9F-D1ED66728941}"/>
+      </w:docPartPr>
+      <w:docPartBody>
+        <w:p>
+          <w:pPr>
+            <w:pStyle w:val="B56F2B729A5644EFA6121788F82CD614"/>
+          </w:pPr>
+          <w:r>
+            <w:rPr>
+              <w:rStyle w:val="PlaceholderText"/>
+            </w:rPr>
+            <w:t>Click or tap here to enter text.</w:t>
+          </w:r>
+        </w:p>
+      </w:docPartBody>
+    </w:docPart>
   </w:docParts>
 </w:glossaryDocument>
 </file>
@@ -10681,6 +12045,7 @@
     <w:rsid w:val="000B2C04"/>
     <w:rsid w:val="00113B8A"/>
     <w:rsid w:val="00157F84"/>
+    <w:rsid w:val="0020328E"/>
     <w:rsid w:val="002167E7"/>
     <w:rsid w:val="00225A92"/>
     <w:rsid w:val="002524B1"/>
@@ -10691,6 +12056,7 @@
     <w:rsid w:val="006619CF"/>
     <w:rsid w:val="00721DDA"/>
     <w:rsid w:val="0078540B"/>
+    <w:rsid w:val="00797DE4"/>
     <w:rsid w:val="007F690A"/>
     <w:rsid w:val="00880F22"/>
     <w:rsid w:val="008C3F66"/>
@@ -10704,6 +12070,7 @@
     <w:rsid w:val="00C35C7C"/>
     <w:rsid w:val="00C66B9D"/>
     <w:rsid w:val="00CB3E1F"/>
+    <w:rsid w:val="00E0695D"/>
     <w:rsid w:val="00EA1E7C"/>
     <w:rsid w:val="00EF0412"/>
     <w:rsid w:val="00F36793"/>
@@ -11165,7 +12532,7 @@
     <w:basedOn w:val="DefaultParagraphFont"/>
     <w:uiPriority w:val="99"/>
     <w:semiHidden/>
-    <w:rsid w:val="00FB52CD"/>
+    <w:rsid w:val="0020328E"/>
   </w:style>
   <w:style w:type="paragraph" w:customStyle="1" w:styleId="4D014E7A66DD4328BA9CCF144BEE09B4">
     <w:name w:val="4D014E7A66DD4328BA9CCF144BEE09B4"/>
@@ -11199,9 +12566,13 @@
     <w:name w:val="30AB79A929794732A31C899471299F90"/>
     <w:rsid w:val="00FB52CD"/>
   </w:style>
-  <w:style w:type="paragraph" w:customStyle="1" w:styleId="7EADDF13AC03484A8EEA9BE24F3711F3">
-    <w:name w:val="7EADDF13AC03484A8EEA9BE24F3711F3"/>
-    <w:rsid w:val="00FB52CD"/>
+  <w:style w:type="paragraph" w:customStyle="1" w:styleId="5F154C6966F747A990CC17385AFA1BE8">
+    <w:name w:val="5F154C6966F747A990CC17385AFA1BE8"/>
+    <w:rsid w:val="0020328E"/>
+  </w:style>
+  <w:style w:type="paragraph" w:customStyle="1" w:styleId="B56F2B729A5644EFA6121788F82CD614">
+    <w:name w:val="B56F2B729A5644EFA6121788F82CD614"/>
+    <w:rsid w:val="0020328E"/>
   </w:style>
 </w:styles>
 </file>

--- a/paper/to-submit/revision-round-2/review_letter-08-06-2026.docx
+++ b/paper/to-submit/revision-round-2/review_letter-08-06-2026.docx
@@ -4,6 +4,130 @@
   <w:body>
     <w:p>
       <w:pPr>
+        <w:tabs>
+          <w:tab w:val="left" w:pos="1980"/>
+        </w:tabs>
+        <w:spacing w:after="0" w:line="240" w:lineRule="auto"/>
+        <w:rPr>
+          <w:rFonts w:ascii="Times New Roman" w:hAnsi="Times New Roman" w:cs="Times New Roman"/>
+          <w:color w:val="EE0000"/>
+          <w:sz w:val="24"/>
+          <w:szCs w:val="24"/>
+        </w:rPr>
+      </w:pPr>
+      <w:r>
+        <w:rPr>
+          <w:rFonts w:ascii="Times New Roman" w:hAnsi="Times New Roman" w:cs="Times New Roman"/>
+          <w:color w:val="EE0000"/>
+          <w:sz w:val="24"/>
+          <w:szCs w:val="24"/>
+        </w:rPr>
+        <w:t>To-do</w:t>
+      </w:r>
+    </w:p>
+    <w:p>
+      <w:pPr>
+        <w:tabs>
+          <w:tab w:val="left" w:pos="1980"/>
+        </w:tabs>
+        <w:spacing w:after="0" w:line="240" w:lineRule="auto"/>
+        <w:rPr>
+          <w:rFonts w:ascii="Times New Roman" w:hAnsi="Times New Roman" w:cs="Times New Roman"/>
+          <w:color w:val="EE0000"/>
+          <w:sz w:val="24"/>
+          <w:szCs w:val="24"/>
+        </w:rPr>
+      </w:pPr>
+      <w:r>
+        <w:rPr>
+          <w:rFonts w:ascii="Times New Roman" w:hAnsi="Times New Roman" w:cs="Times New Roman"/>
+          <w:color w:val="EE0000"/>
+          <w:sz w:val="24"/>
+          <w:szCs w:val="24"/>
+        </w:rPr>
+        <w:t xml:space="preserve">Update sentences here (after changing </w:t>
+      </w:r>
+      <w:r>
+        <w:rPr>
+          <w:rFonts w:ascii="Times New Roman" w:hAnsi="Times New Roman" w:cs="Times New Roman"/>
+          <w:color w:val="EE0000"/>
+          <w:sz w:val="24"/>
+          <w:szCs w:val="24"/>
+        </w:rPr>
+        <w:t>pronouns</w:t>
+      </w:r>
+      <w:r>
+        <w:rPr>
+          <w:rFonts w:ascii="Times New Roman" w:hAnsi="Times New Roman" w:cs="Times New Roman"/>
+          <w:color w:val="EE0000"/>
+          <w:sz w:val="24"/>
+          <w:szCs w:val="24"/>
+        </w:rPr>
+        <w:t>)</w:t>
+      </w:r>
+    </w:p>
+    <w:p>
+      <w:pPr>
+        <w:tabs>
+          <w:tab w:val="left" w:pos="1980"/>
+        </w:tabs>
+        <w:spacing w:after="0" w:line="240" w:lineRule="auto"/>
+        <w:rPr>
+          <w:rFonts w:ascii="Times New Roman" w:hAnsi="Times New Roman" w:cs="Times New Roman"/>
+          <w:color w:val="EE0000"/>
+          <w:sz w:val="24"/>
+          <w:szCs w:val="24"/>
+        </w:rPr>
+      </w:pPr>
+      <w:r>
+        <w:rPr>
+          <w:rFonts w:ascii="Times New Roman" w:hAnsi="Times New Roman" w:cs="Times New Roman"/>
+          <w:color w:val="EE0000"/>
+          <w:sz w:val="24"/>
+          <w:szCs w:val="24"/>
+        </w:rPr>
+        <w:t>Last comment on stages</w:t>
+      </w:r>
+    </w:p>
+    <w:p>
+      <w:pPr>
+        <w:tabs>
+          <w:tab w:val="left" w:pos="1980"/>
+        </w:tabs>
+        <w:spacing w:after="0" w:line="240" w:lineRule="auto"/>
+        <w:rPr>
+          <w:rFonts w:ascii="Times New Roman" w:hAnsi="Times New Roman" w:cs="Times New Roman"/>
+          <w:color w:val="EE0000"/>
+          <w:sz w:val="24"/>
+          <w:szCs w:val="24"/>
+        </w:rPr>
+      </w:pPr>
+      <w:r>
+        <w:rPr>
+          <w:rFonts w:ascii="Times New Roman" w:hAnsi="Times New Roman" w:cs="Times New Roman"/>
+          <w:color w:val="EE0000"/>
+          <w:sz w:val="24"/>
+          <w:szCs w:val="24"/>
+        </w:rPr>
+        <w:t>Check lenght</w:t>
+      </w:r>
+    </w:p>
+    <w:p>
+      <w:pPr>
+        <w:spacing w:after="0" w:line="240" w:lineRule="auto"/>
+        <w:jc w:val="center"/>
+        <w:rPr>
+          <w:rFonts w:ascii="Times New Roman" w:hAnsi="Times New Roman" w:cs="Times New Roman"/>
+          <w:b/>
+          <w:bCs/>
+          <w:sz w:val="24"/>
+          <w:szCs w:val="24"/>
+          <w:u w:val="single"/>
+        </w:rPr>
+      </w:pPr>
+    </w:p>
+    <w:p>
+      <w:pPr>
         <w:spacing w:after="0" w:line="240" w:lineRule="auto"/>
         <w:jc w:val="center"/>
         <w:rPr>
@@ -189,61 +313,7 @@
           <w:sz w:val="24"/>
           <w:szCs w:val="24"/>
         </w:rPr>
-        <w:t xml:space="preserve">One of the reviewers noted that "This revised version is considerably better than the previous one" while another reviewer noted that "the paper is short with minimal content... perhaps </w:t>
-      </w:r>
-      <w:proofErr w:type="gramStart"/>
-      <w:r>
-        <w:rPr>
-          <w:rFonts w:ascii="Times New Roman" w:hAnsi="Times New Roman" w:cs="Times New Roman"/>
-          <w:sz w:val="24"/>
-          <w:szCs w:val="24"/>
-        </w:rPr>
-        <w:t>work</w:t>
-      </w:r>
-      <w:proofErr w:type="gramEnd"/>
-      <w:r>
-        <w:rPr>
-          <w:rFonts w:ascii="Times New Roman" w:hAnsi="Times New Roman" w:cs="Times New Roman"/>
-          <w:sz w:val="24"/>
-          <w:szCs w:val="24"/>
-        </w:rPr>
-        <w:t xml:space="preserve"> to expand the message to increase the novelty of the paper". It seems the authors have considerably improved the </w:t>
-      </w:r>
-      <w:proofErr w:type="gramStart"/>
-      <w:r>
-        <w:rPr>
-          <w:rFonts w:ascii="Times New Roman" w:hAnsi="Times New Roman" w:cs="Times New Roman"/>
-          <w:sz w:val="24"/>
-          <w:szCs w:val="24"/>
-        </w:rPr>
-        <w:t>manuscript</w:t>
-      </w:r>
-      <w:proofErr w:type="gramEnd"/>
-      <w:r>
-        <w:rPr>
-          <w:rFonts w:ascii="Times New Roman" w:hAnsi="Times New Roman" w:cs="Times New Roman"/>
-          <w:sz w:val="24"/>
-          <w:szCs w:val="24"/>
-        </w:rPr>
-        <w:t xml:space="preserve"> but the short word limit of this journal may prevent expansion. The reviewers did provide a few comments that could further improve the manuscript. As a last note, both reviewers provided a comment such as "the authors did not provide a point-by-point response to the reviewers' comments, which should have been included" (either in comments to author or comments to editor). While a response to reviewers was provided, it may have been difficult to find given both reviewers mentioned this. Overall, I recommend revisions considering the </w:t>
-      </w:r>
-      <w:proofErr w:type="gramStart"/>
-      <w:r>
-        <w:rPr>
-          <w:rFonts w:ascii="Times New Roman" w:hAnsi="Times New Roman" w:cs="Times New Roman"/>
-          <w:sz w:val="24"/>
-          <w:szCs w:val="24"/>
-        </w:rPr>
-        <w:t>reviewer</w:t>
-      </w:r>
-      <w:proofErr w:type="gramEnd"/>
-      <w:r>
-        <w:rPr>
-          <w:rFonts w:ascii="Times New Roman" w:hAnsi="Times New Roman" w:cs="Times New Roman"/>
-          <w:sz w:val="24"/>
-          <w:szCs w:val="24"/>
-        </w:rPr>
-        <w:t xml:space="preserve"> comments.</w:t>
+        <w:t>One of the reviewers noted that "This revised version is considerably better than the previous one" while another reviewer noted that "the paper is short with minimal content... perhaps work to expand the message to increase the novelty of the paper". It seems the authors have considerably improved the manuscript but the short word limit of this journal may prevent expansion. The reviewers did provide a few comments that could further improve the manuscript. As a last note, both reviewers provided a comment such as "the authors did not provide a point-by-point response to the reviewers' comments, which should have been included" (either in comments to author or comments to editor). While a response to reviewers was provided, it may have been difficult to find given both reviewers mentioned this. Overall, I recommend revisions considering the reviewer comments.</w:t>
       </w:r>
     </w:p>
     <w:p>
@@ -444,7 +514,25 @@
           <w:sz w:val="24"/>
           <w:szCs w:val="24"/>
         </w:rPr>
-        <w:t>the reviewers was provided addressing this comment in the previous review, it seems the reviewers were unable to find the review letter. Apologies for the inconvenience. As stated in the previous letter, w</w:t>
+        <w:t xml:space="preserve">the reviewers was provided addressing this comment in the previous review, it seems the reviewers were unable to find the review letter. Apologies for the inconvenience. As stated in the previous </w:t>
+      </w:r>
+      <w:r>
+        <w:rPr>
+          <w:rFonts w:ascii="Times New Roman" w:hAnsi="Times New Roman" w:cs="Times New Roman"/>
+          <w:color w:val="0000FF"/>
+          <w:sz w:val="24"/>
+          <w:szCs w:val="24"/>
+        </w:rPr>
+        <w:t xml:space="preserve">review </w:t>
+      </w:r>
+      <w:r>
+        <w:rPr>
+          <w:rFonts w:ascii="Times New Roman" w:hAnsi="Times New Roman" w:cs="Times New Roman"/>
+          <w:color w:val="0000FF"/>
+          <w:sz w:val="24"/>
+          <w:szCs w:val="24"/>
+        </w:rPr>
+        <w:t>letter, w</w:t>
       </w:r>
       <w:r>
         <w:rPr>
@@ -631,6 +719,7 @@
           <w:sz w:val="24"/>
           <w:szCs w:val="24"/>
         </w:rPr>
+        <w:lastRenderedPageBreak/>
         <w:t>“</w:t>
       </w:r>
       <w:r>
@@ -698,7 +787,6 @@
           <w:sz w:val="24"/>
           <w:szCs w:val="24"/>
         </w:rPr>
-        <w:lastRenderedPageBreak/>
         <w:t xml:space="preserve">Our study is unique </w:t>
       </w:r>
       <w:r>
@@ -893,7 +981,7 @@
           <w:szCs w:val="24"/>
         </w:rPr>
         <w:drawing>
-          <wp:inline distT="0" distB="0" distL="0" distR="0" wp14:anchorId="2CC2CC4D" wp14:editId="6498F896">
+          <wp:inline distT="0" distB="0" distL="0" distR="0" wp14:anchorId="2CC2CC4D" wp14:editId="145CADBB">
             <wp:extent cx="5557962" cy="2778981"/>
             <wp:effectExtent l="0" t="0" r="5080" b="2540"/>
             <wp:docPr id="1903657548" name="Picture 2"/>
@@ -1115,6 +1203,7 @@
           <w:sz w:val="24"/>
           <w:szCs w:val="24"/>
         </w:rPr>
+        <w:lastRenderedPageBreak/>
         <w:t>“</w:t>
       </w:r>
       <w:r>
@@ -1167,7 +1256,6 @@
           <w:sz w:val="24"/>
           <w:szCs w:val="24"/>
         </w:rPr>
-        <w:lastRenderedPageBreak/>
         <w:t>“</w:t>
       </w:r>
       <w:r>
@@ -1459,7 +1547,25 @@
           <w:sz w:val="24"/>
           <w:szCs w:val="24"/>
         </w:rPr>
-        <w:t>on the most important paper messages within the recommended word limit</w:t>
+        <w:t xml:space="preserve">on the most important </w:t>
+      </w:r>
+      <w:r>
+        <w:rPr>
+          <w:rFonts w:ascii="Times New Roman" w:hAnsi="Times New Roman" w:cs="Times New Roman"/>
+          <w:color w:val="0000FF"/>
+          <w:sz w:val="24"/>
+          <w:szCs w:val="24"/>
+        </w:rPr>
+        <w:t>study</w:t>
+      </w:r>
+      <w:r>
+        <w:rPr>
+          <w:rFonts w:ascii="Times New Roman" w:hAnsi="Times New Roman" w:cs="Times New Roman"/>
+          <w:color w:val="0000FF"/>
+          <w:sz w:val="24"/>
+          <w:szCs w:val="24"/>
+        </w:rPr>
+        <w:t xml:space="preserve"> messages within the recommended word limit</w:t>
       </w:r>
       <w:r>
         <w:rPr>
@@ -1761,12 +1867,57 @@
       <w:r>
         <w:rPr>
           <w:rFonts w:ascii="Times New Roman" w:hAnsi="Times New Roman" w:cs="Times New Roman"/>
-          <w:color w:val="EE0000"/>
+          <w:color w:val="0000FF"/>
           <w:sz w:val="24"/>
           <w:szCs w:val="24"/>
         </w:rPr>
         <w:t>Response: Addressed.</w:t>
       </w:r>
+      <w:r>
+        <w:rPr>
+          <w:rFonts w:ascii="Times New Roman" w:hAnsi="Times New Roman" w:cs="Times New Roman"/>
+          <w:color w:val="0000FF"/>
+          <w:sz w:val="24"/>
+          <w:szCs w:val="24"/>
+        </w:rPr>
+        <w:t xml:space="preserve"> The use of first-person pronouns </w:t>
+      </w:r>
+      <w:r>
+        <w:rPr>
+          <w:rFonts w:ascii="Times New Roman" w:hAnsi="Times New Roman" w:cs="Times New Roman"/>
+          <w:color w:val="0000FF"/>
+          <w:sz w:val="24"/>
+          <w:szCs w:val="24"/>
+        </w:rPr>
+        <w:t>was</w:t>
+      </w:r>
+      <w:r>
+        <w:rPr>
+          <w:rFonts w:ascii="Times New Roman" w:hAnsi="Times New Roman" w:cs="Times New Roman"/>
+          <w:color w:val="0000FF"/>
+          <w:sz w:val="24"/>
+          <w:szCs w:val="24"/>
+        </w:rPr>
+        <w:t xml:space="preserve"> considerably reduced </w:t>
+      </w:r>
+      <w:r>
+        <w:rPr>
+          <w:rFonts w:ascii="Times New Roman" w:hAnsi="Times New Roman" w:cs="Times New Roman"/>
+          <w:color w:val="0000FF"/>
+          <w:sz w:val="24"/>
+          <w:szCs w:val="24"/>
+        </w:rPr>
+        <w:t>throughout</w:t>
+      </w:r>
+      <w:r>
+        <w:rPr>
+          <w:rFonts w:ascii="Times New Roman" w:hAnsi="Times New Roman" w:cs="Times New Roman"/>
+          <w:color w:val="0000FF"/>
+          <w:sz w:val="24"/>
+          <w:szCs w:val="24"/>
+        </w:rPr>
+        <w:t xml:space="preserve"> the whole manuscript.</w:t>
+      </w:r>
     </w:p>
     <w:p>
       <w:pPr>
@@ -1997,6 +2148,7 @@
           <w:szCs w:val="24"/>
           <w:u w:val="single"/>
         </w:rPr>
+        <w:lastRenderedPageBreak/>
         <w:br/>
       </w:r>
       <w:r>
@@ -2119,7 +2271,6 @@
           <w:sz w:val="24"/>
           <w:szCs w:val="24"/>
         </w:rPr>
-        <w:lastRenderedPageBreak/>
         <w:t>“For the high-temperature scenario, we added 2°C to the daily maximum and minimum temperatures from the historical weather station data.”</w:t>
       </w:r>
     </w:p>
@@ -2607,7 +2758,25 @@
           <w:sz w:val="24"/>
           <w:szCs w:val="24"/>
         </w:rPr>
-        <w:t xml:space="preserve">Thank you for the question, and we have clarified it. The “site” is interchangeable with “field”. In the Materials and Methods section, the following sentence clarifies </w:t>
+        <w:t xml:space="preserve">Thank you for the </w:t>
+      </w:r>
+      <w:r>
+        <w:rPr>
+          <w:rFonts w:ascii="Times New Roman" w:hAnsi="Times New Roman" w:cs="Times New Roman"/>
+          <w:color w:val="0000FF"/>
+          <w:sz w:val="24"/>
+          <w:szCs w:val="24"/>
+        </w:rPr>
+        <w:t>suggestion</w:t>
+      </w:r>
+      <w:r>
+        <w:rPr>
+          <w:rFonts w:ascii="Times New Roman" w:hAnsi="Times New Roman" w:cs="Times New Roman"/>
+          <w:color w:val="0000FF"/>
+          <w:sz w:val="24"/>
+          <w:szCs w:val="24"/>
+        </w:rPr>
+        <w:t xml:space="preserve">, and we have clarified it. The “site” is interchangeable with “field”. In the Materials and Methods section, the following sentence clarifies </w:t>
       </w:r>
       <w:r>
         <w:rPr>
@@ -2701,10 +2870,780 @@
           <w:sz w:val="24"/>
           <w:szCs w:val="24"/>
         </w:rPr>
-        <w:t xml:space="preserve"> to identify soybean-cropped pixels and define the spatial extent of the simulation fields, which were resampled to a 2.5 km grid (~0.025°). Each grid cell classified as soybean cropland was treated as one simulation </w:t>
-      </w:r>
-      <w:proofErr w:type="gramStart"/>
-      <w:r>
+        <w:t xml:space="preserve"> to identify soybean-cropped pixels and define the spatial extent of the simulation fields, which were resampled to a 2.5 km grid (~0.025°). Each grid cell classified as soybean cropland was treated as one simulation field.”</w:t>
+      </w:r>
+    </w:p>
+    <w:p>
+      <w:pPr>
+        <w:spacing w:after="0" w:line="240" w:lineRule="auto"/>
+        <w:rPr>
+          <w:rFonts w:ascii="Times New Roman" w:hAnsi="Times New Roman" w:cs="Times New Roman"/>
+          <w:color w:val="0000FF"/>
+          <w:sz w:val="24"/>
+          <w:szCs w:val="24"/>
+        </w:rPr>
+      </w:pPr>
+    </w:p>
+    <w:p>
+      <w:pPr>
+        <w:spacing w:after="0" w:line="240" w:lineRule="auto"/>
+        <w:rPr>
+          <w:rFonts w:ascii="Times New Roman" w:hAnsi="Times New Roman" w:cs="Times New Roman"/>
+          <w:b/>
+          <w:bCs/>
+          <w:sz w:val="24"/>
+          <w:szCs w:val="24"/>
+          <w:u w:val="single"/>
+        </w:rPr>
+      </w:pPr>
+      <w:r>
+        <w:rPr>
+          <w:rFonts w:ascii="Times New Roman" w:hAnsi="Times New Roman" w:cs="Times New Roman"/>
+          <w:color w:val="0000FF"/>
+          <w:sz w:val="24"/>
+          <w:szCs w:val="24"/>
+        </w:rPr>
+        <w:t xml:space="preserve">To avoid confusion, we have </w:t>
+      </w:r>
+      <w:r>
+        <w:rPr>
+          <w:rFonts w:ascii="Times New Roman" w:hAnsi="Times New Roman" w:cs="Times New Roman"/>
+          <w:color w:val="0000FF"/>
+          <w:sz w:val="24"/>
+          <w:szCs w:val="24"/>
+        </w:rPr>
+        <w:t>replaced</w:t>
+      </w:r>
+      <w:r>
+        <w:rPr>
+          <w:rFonts w:ascii="Times New Roman" w:hAnsi="Times New Roman" w:cs="Times New Roman"/>
+          <w:color w:val="0000FF"/>
+          <w:sz w:val="24"/>
+          <w:szCs w:val="24"/>
+        </w:rPr>
+        <w:t xml:space="preserve"> “site” with field here and elsewhere.</w:t>
+      </w:r>
+    </w:p>
+    <w:p>
+      <w:pPr>
+        <w:spacing w:after="0" w:line="240" w:lineRule="auto"/>
+        <w:rPr>
+          <w:rFonts w:ascii="Times New Roman" w:hAnsi="Times New Roman" w:cs="Times New Roman"/>
+          <w:b/>
+          <w:bCs/>
+          <w:sz w:val="24"/>
+          <w:szCs w:val="24"/>
+          <w:u w:val="single"/>
+        </w:rPr>
+      </w:pPr>
+    </w:p>
+    <w:p>
+      <w:pPr>
+        <w:spacing w:after="0" w:line="240" w:lineRule="auto"/>
+        <w:rPr>
+          <w:rFonts w:ascii="Times New Roman" w:hAnsi="Times New Roman" w:cs="Times New Roman"/>
+          <w:b/>
+          <w:bCs/>
+          <w:sz w:val="24"/>
+          <w:szCs w:val="24"/>
+          <w:u w:val="single"/>
+        </w:rPr>
+      </w:pPr>
+      <w:r>
+        <w:rPr>
+          <w:rFonts w:ascii="Times New Roman" w:hAnsi="Times New Roman" w:cs="Times New Roman"/>
+          <w:b/>
+          <w:bCs/>
+          <w:sz w:val="24"/>
+          <w:szCs w:val="24"/>
+          <w:u w:val="single"/>
+        </w:rPr>
+        <w:t>Comment #</w:t>
+      </w:r>
+      <w:r>
+        <w:rPr>
+          <w:rFonts w:ascii="Times New Roman" w:hAnsi="Times New Roman" w:cs="Times New Roman"/>
+          <w:b/>
+          <w:bCs/>
+          <w:sz w:val="24"/>
+          <w:szCs w:val="24"/>
+          <w:u w:val="single"/>
+        </w:rPr>
+        <w:t>11</w:t>
+      </w:r>
+    </w:p>
+    <w:p>
+      <w:pPr>
+        <w:spacing w:after="0" w:line="240" w:lineRule="auto"/>
+        <w:rPr>
+          <w:rFonts w:ascii="Times New Roman" w:hAnsi="Times New Roman" w:cs="Times New Roman"/>
+          <w:b/>
+          <w:bCs/>
+          <w:sz w:val="24"/>
+          <w:szCs w:val="24"/>
+          <w:u w:val="single"/>
+        </w:rPr>
+      </w:pPr>
+      <w:r>
+        <w:rPr>
+          <w:rFonts w:ascii="Times New Roman" w:hAnsi="Times New Roman" w:cs="Times New Roman"/>
+          <w:sz w:val="24"/>
+          <w:szCs w:val="24"/>
+        </w:rPr>
+        <w:t>L115 – were – Use past tense throughout.</w:t>
+      </w:r>
+      <w:r>
+        <w:rPr>
+          <w:rFonts w:ascii="Times New Roman" w:hAnsi="Times New Roman" w:cs="Times New Roman"/>
+          <w:sz w:val="24"/>
+          <w:szCs w:val="24"/>
+        </w:rPr>
+        <w:br/>
+      </w:r>
+      <w:r>
+        <w:rPr>
+          <w:rFonts w:ascii="Times New Roman" w:hAnsi="Times New Roman" w:cs="Times New Roman"/>
+          <w:color w:val="0000FF"/>
+          <w:sz w:val="24"/>
+          <w:szCs w:val="24"/>
+        </w:rPr>
+        <w:t xml:space="preserve">Response: </w:t>
+      </w:r>
+      <w:r>
+        <w:rPr>
+          <w:rFonts w:ascii="Times New Roman" w:hAnsi="Times New Roman" w:cs="Times New Roman"/>
+          <w:color w:val="0000FF"/>
+          <w:sz w:val="24"/>
+          <w:szCs w:val="24"/>
+        </w:rPr>
+        <w:t xml:space="preserve">Addressed and thank you. </w:t>
+      </w:r>
+    </w:p>
+    <w:p>
+      <w:pPr>
+        <w:spacing w:after="0" w:line="240" w:lineRule="auto"/>
+        <w:rPr>
+          <w:rFonts w:ascii="Times New Roman" w:hAnsi="Times New Roman" w:cs="Times New Roman"/>
+          <w:b/>
+          <w:bCs/>
+          <w:sz w:val="24"/>
+          <w:szCs w:val="24"/>
+          <w:u w:val="single"/>
+        </w:rPr>
+      </w:pPr>
+    </w:p>
+    <w:p>
+      <w:pPr>
+        <w:spacing w:after="0" w:line="240" w:lineRule="auto"/>
+        <w:rPr>
+          <w:rFonts w:ascii="Times New Roman" w:hAnsi="Times New Roman" w:cs="Times New Roman"/>
+          <w:b/>
+          <w:bCs/>
+          <w:sz w:val="24"/>
+          <w:szCs w:val="24"/>
+          <w:u w:val="single"/>
+        </w:rPr>
+      </w:pPr>
+    </w:p>
+    <w:p>
+      <w:pPr>
+        <w:spacing w:after="0" w:line="240" w:lineRule="auto"/>
+        <w:rPr>
+          <w:rFonts w:ascii="Times New Roman" w:hAnsi="Times New Roman" w:cs="Times New Roman"/>
+          <w:b/>
+          <w:bCs/>
+          <w:sz w:val="24"/>
+          <w:szCs w:val="24"/>
+          <w:u w:val="single"/>
+        </w:rPr>
+      </w:pPr>
+      <w:r>
+        <w:rPr>
+          <w:rFonts w:ascii="Times New Roman" w:hAnsi="Times New Roman" w:cs="Times New Roman"/>
+          <w:b/>
+          <w:bCs/>
+          <w:sz w:val="24"/>
+          <w:szCs w:val="24"/>
+          <w:u w:val="single"/>
+        </w:rPr>
+        <w:lastRenderedPageBreak/>
+        <w:t>Comment #</w:t>
+      </w:r>
+      <w:r>
+        <w:rPr>
+          <w:rFonts w:ascii="Times New Roman" w:hAnsi="Times New Roman" w:cs="Times New Roman"/>
+          <w:b/>
+          <w:bCs/>
+          <w:sz w:val="24"/>
+          <w:szCs w:val="24"/>
+          <w:u w:val="single"/>
+        </w:rPr>
+        <w:t>12</w:t>
+      </w:r>
+    </w:p>
+    <w:p>
+      <w:pPr>
+        <w:spacing w:after="0" w:line="240" w:lineRule="auto"/>
+        <w:rPr>
+          <w:rFonts w:ascii="Times New Roman" w:hAnsi="Times New Roman" w:cs="Times New Roman"/>
+          <w:sz w:val="24"/>
+          <w:szCs w:val="24"/>
+        </w:rPr>
+      </w:pPr>
+      <w:r>
+        <w:rPr>
+          <w:rFonts w:ascii="Times New Roman" w:hAnsi="Times New Roman" w:cs="Times New Roman"/>
+          <w:sz w:val="24"/>
+          <w:szCs w:val="24"/>
+        </w:rPr>
+        <w:t>L174-175 – Use past tense.</w:t>
+      </w:r>
+    </w:p>
+    <w:p>
+      <w:pPr>
+        <w:spacing w:after="0" w:line="240" w:lineRule="auto"/>
+        <w:rPr>
+          <w:rFonts w:ascii="Times New Roman" w:hAnsi="Times New Roman" w:cs="Times New Roman"/>
+          <w:b/>
+          <w:bCs/>
+          <w:sz w:val="24"/>
+          <w:szCs w:val="24"/>
+          <w:u w:val="single"/>
+        </w:rPr>
+      </w:pPr>
+      <w:r>
+        <w:rPr>
+          <w:rFonts w:ascii="Times New Roman" w:hAnsi="Times New Roman" w:cs="Times New Roman"/>
+          <w:color w:val="0000FF"/>
+          <w:sz w:val="24"/>
+          <w:szCs w:val="24"/>
+        </w:rPr>
+        <w:t xml:space="preserve">Response: </w:t>
+      </w:r>
+      <w:r>
+        <w:rPr>
+          <w:rFonts w:ascii="Times New Roman" w:hAnsi="Times New Roman" w:cs="Times New Roman"/>
+          <w:color w:val="0000FF"/>
+          <w:sz w:val="24"/>
+          <w:szCs w:val="24"/>
+        </w:rPr>
+        <w:t xml:space="preserve">Addressed and thank you. </w:t>
+      </w:r>
+    </w:p>
+    <w:p>
+      <w:pPr>
+        <w:spacing w:after="0" w:line="240" w:lineRule="auto"/>
+        <w:rPr>
+          <w:rFonts w:ascii="Times New Roman" w:hAnsi="Times New Roman" w:cs="Times New Roman"/>
+          <w:b/>
+          <w:bCs/>
+          <w:sz w:val="24"/>
+          <w:szCs w:val="24"/>
+          <w:u w:val="single"/>
+        </w:rPr>
+      </w:pPr>
+    </w:p>
+    <w:p>
+      <w:pPr>
+        <w:spacing w:after="0" w:line="240" w:lineRule="auto"/>
+        <w:rPr>
+          <w:rFonts w:ascii="Times New Roman" w:hAnsi="Times New Roman" w:cs="Times New Roman"/>
+          <w:b/>
+          <w:bCs/>
+          <w:sz w:val="24"/>
+          <w:szCs w:val="24"/>
+          <w:u w:val="single"/>
+        </w:rPr>
+      </w:pPr>
+      <w:r>
+        <w:rPr>
+          <w:rFonts w:ascii="Times New Roman" w:hAnsi="Times New Roman" w:cs="Times New Roman"/>
+          <w:b/>
+          <w:bCs/>
+          <w:sz w:val="24"/>
+          <w:szCs w:val="24"/>
+          <w:u w:val="single"/>
+        </w:rPr>
+        <w:t>Comment #</w:t>
+      </w:r>
+      <w:r>
+        <w:rPr>
+          <w:rFonts w:ascii="Times New Roman" w:hAnsi="Times New Roman" w:cs="Times New Roman"/>
+          <w:b/>
+          <w:bCs/>
+          <w:sz w:val="24"/>
+          <w:szCs w:val="24"/>
+          <w:u w:val="single"/>
+        </w:rPr>
+        <w:t>13</w:t>
+      </w:r>
+    </w:p>
+    <w:p>
+      <w:pPr>
+        <w:spacing w:after="0" w:line="240" w:lineRule="auto"/>
+        <w:rPr>
+          <w:rFonts w:ascii="Times New Roman" w:hAnsi="Times New Roman" w:cs="Times New Roman"/>
+          <w:sz w:val="24"/>
+          <w:szCs w:val="24"/>
+        </w:rPr>
+      </w:pPr>
+      <w:r>
+        <w:rPr>
+          <w:rFonts w:ascii="Times New Roman" w:hAnsi="Times New Roman" w:cs="Times New Roman"/>
+          <w:sz w:val="24"/>
+          <w:szCs w:val="24"/>
+        </w:rPr>
+        <w:t>L199 – evidence from irrigated soybean in the US Mid-South…</w:t>
+      </w:r>
+    </w:p>
+    <w:p>
+      <w:pPr>
+        <w:spacing w:after="0" w:line="240" w:lineRule="auto"/>
+        <w:rPr>
+          <w:rFonts w:ascii="Times New Roman" w:hAnsi="Times New Roman" w:cs="Times New Roman"/>
+          <w:color w:val="0000FF"/>
+          <w:sz w:val="24"/>
+          <w:szCs w:val="24"/>
+        </w:rPr>
+      </w:pPr>
+      <w:r>
+        <w:rPr>
+          <w:rFonts w:ascii="Times New Roman" w:hAnsi="Times New Roman" w:cs="Times New Roman"/>
+          <w:color w:val="0000FF"/>
+          <w:sz w:val="24"/>
+          <w:szCs w:val="24"/>
+        </w:rPr>
+        <w:t xml:space="preserve">Response: </w:t>
+      </w:r>
+      <w:r>
+        <w:rPr>
+          <w:rFonts w:ascii="Times New Roman" w:hAnsi="Times New Roman" w:cs="Times New Roman"/>
+          <w:color w:val="0000FF"/>
+          <w:sz w:val="24"/>
+          <w:szCs w:val="24"/>
+        </w:rPr>
+        <w:t>Addressed and thank you.</w:t>
+      </w:r>
+    </w:p>
+    <w:p>
+      <w:pPr>
+        <w:spacing w:after="0" w:line="240" w:lineRule="auto"/>
+        <w:rPr>
+          <w:rFonts w:ascii="Times New Roman" w:hAnsi="Times New Roman" w:cs="Times New Roman"/>
+          <w:b/>
+          <w:bCs/>
+          <w:sz w:val="24"/>
+          <w:szCs w:val="24"/>
+          <w:u w:val="single"/>
+        </w:rPr>
+      </w:pPr>
+    </w:p>
+    <w:p>
+      <w:pPr>
+        <w:rPr>
+          <w:rFonts w:ascii="Times New Roman" w:hAnsi="Times New Roman" w:cs="Times New Roman"/>
+          <w:b/>
+          <w:bCs/>
+          <w:sz w:val="28"/>
+          <w:szCs w:val="28"/>
+          <w:u w:val="single"/>
+        </w:rPr>
+      </w:pPr>
+      <w:r>
+        <w:rPr>
+          <w:rFonts w:ascii="Times New Roman" w:hAnsi="Times New Roman" w:cs="Times New Roman"/>
+          <w:b/>
+          <w:bCs/>
+          <w:sz w:val="28"/>
+          <w:szCs w:val="28"/>
+          <w:u w:val="single"/>
+        </w:rPr>
+        <w:t>Reviewer 2:</w:t>
+      </w:r>
+    </w:p>
+    <w:p>
+      <w:pPr>
+        <w:spacing w:after="0" w:line="240" w:lineRule="auto"/>
+        <w:rPr>
+          <w:rFonts w:ascii="Times New Roman" w:hAnsi="Times New Roman" w:cs="Times New Roman"/>
+          <w:b/>
+          <w:bCs/>
+          <w:sz w:val="24"/>
+          <w:szCs w:val="24"/>
+          <w:u w:val="single"/>
+        </w:rPr>
+      </w:pPr>
+    </w:p>
+    <w:p>
+      <w:pPr>
+        <w:spacing w:after="0" w:line="240" w:lineRule="auto"/>
+        <w:rPr>
+          <w:rFonts w:ascii="Times New Roman" w:hAnsi="Times New Roman" w:cs="Times New Roman"/>
+          <w:b/>
+          <w:bCs/>
+          <w:sz w:val="24"/>
+          <w:szCs w:val="24"/>
+          <w:u w:val="single"/>
+        </w:rPr>
+      </w:pPr>
+      <w:r>
+        <w:rPr>
+          <w:rFonts w:ascii="Times New Roman" w:hAnsi="Times New Roman" w:cs="Times New Roman"/>
+          <w:b/>
+          <w:bCs/>
+          <w:sz w:val="24"/>
+          <w:szCs w:val="24"/>
+          <w:u w:val="single"/>
+        </w:rPr>
+        <w:t>Comment #</w:t>
+      </w:r>
+      <w:r>
+        <w:rPr>
+          <w:rFonts w:ascii="Times New Roman" w:hAnsi="Times New Roman" w:cs="Times New Roman"/>
+          <w:b/>
+          <w:bCs/>
+          <w:sz w:val="24"/>
+          <w:szCs w:val="24"/>
+          <w:u w:val="single"/>
+        </w:rPr>
+        <w:t>14</w:t>
+      </w:r>
+    </w:p>
+    <w:p>
+      <w:pPr>
+        <w:spacing w:after="0" w:line="240" w:lineRule="auto"/>
+        <w:rPr>
+          <w:rFonts w:ascii="Times New Roman" w:hAnsi="Times New Roman" w:cs="Times New Roman"/>
+          <w:sz w:val="24"/>
+          <w:szCs w:val="24"/>
+        </w:rPr>
+      </w:pPr>
+      <w:r>
+        <w:rPr>
+          <w:rFonts w:ascii="Times New Roman" w:hAnsi="Times New Roman" w:cs="Times New Roman"/>
+          <w:sz w:val="24"/>
+          <w:szCs w:val="24"/>
+        </w:rPr>
+        <w:t>This revised version is considerably better than the previous one. However, the authors did not provide a point-by-point response to the reviewers' comments, which should have been included. This would have facilitated the review process, particularly since the manuscript was previously submitted to and rejected by this journal.</w:t>
+      </w:r>
+    </w:p>
+    <w:p>
+      <w:pPr>
+        <w:spacing w:after="0" w:line="240" w:lineRule="auto"/>
+        <w:rPr>
+          <w:rFonts w:ascii="Times New Roman" w:hAnsi="Times New Roman" w:cs="Times New Roman"/>
+          <w:color w:val="0000FF"/>
+          <w:sz w:val="24"/>
+          <w:szCs w:val="24"/>
+        </w:rPr>
+      </w:pPr>
+      <w:r>
+        <w:rPr>
+          <w:rFonts w:ascii="Times New Roman" w:hAnsi="Times New Roman" w:cs="Times New Roman"/>
+          <w:color w:val="0000FF"/>
+          <w:sz w:val="24"/>
+          <w:szCs w:val="24"/>
+        </w:rPr>
+        <w:t xml:space="preserve">Response: </w:t>
+      </w:r>
+      <w:r>
+        <w:rPr>
+          <w:rFonts w:ascii="Times New Roman" w:hAnsi="Times New Roman" w:cs="Times New Roman"/>
+          <w:color w:val="0000FF"/>
+          <w:sz w:val="24"/>
+          <w:szCs w:val="24"/>
+        </w:rPr>
+        <w:t>Thank you for the positive feedback.</w:t>
+      </w:r>
+      <w:r>
+        <w:rPr>
+          <w:rFonts w:ascii="Times New Roman" w:hAnsi="Times New Roman" w:cs="Times New Roman"/>
+          <w:color w:val="0000FF"/>
+          <w:sz w:val="24"/>
+          <w:szCs w:val="24"/>
+        </w:rPr>
+        <w:t xml:space="preserve"> We apologize for the inconvenience of not finding a point-by-point response to the previous reviewer’s</w:t>
+      </w:r>
+      <w:r>
+        <w:rPr>
+          <w:rFonts w:ascii="Times New Roman" w:hAnsi="Times New Roman" w:cs="Times New Roman"/>
+          <w:color w:val="0000FF"/>
+          <w:sz w:val="24"/>
+          <w:szCs w:val="24"/>
+        </w:rPr>
+        <w:t xml:space="preserve"> comments. We did submit a review letter addressing all the previous comments, one by one. Apparently, this may have been difficult to find by the reviewers in the journal system.</w:t>
+      </w:r>
+    </w:p>
+    <w:p>
+      <w:pPr>
+        <w:spacing w:after="0" w:line="240" w:lineRule="auto"/>
+        <w:rPr>
+          <w:rFonts w:ascii="Times New Roman" w:hAnsi="Times New Roman" w:cs="Times New Roman"/>
+          <w:sz w:val="24"/>
+          <w:szCs w:val="24"/>
+        </w:rPr>
+      </w:pPr>
+    </w:p>
+    <w:p>
+      <w:pPr>
+        <w:spacing w:after="0" w:line="240" w:lineRule="auto"/>
+        <w:rPr>
+          <w:rFonts w:ascii="Times New Roman" w:hAnsi="Times New Roman" w:cs="Times New Roman"/>
+          <w:sz w:val="24"/>
+          <w:szCs w:val="24"/>
+        </w:rPr>
+      </w:pPr>
+      <w:r>
+        <w:rPr>
+          <w:rFonts w:ascii="Times New Roman" w:hAnsi="Times New Roman" w:cs="Times New Roman"/>
+          <w:b/>
+          <w:bCs/>
+          <w:sz w:val="24"/>
+          <w:szCs w:val="24"/>
+          <w:u w:val="single"/>
+        </w:rPr>
+        <w:t>Comment #</w:t>
+      </w:r>
+      <w:r>
+        <w:rPr>
+          <w:rFonts w:ascii="Times New Roman" w:hAnsi="Times New Roman" w:cs="Times New Roman"/>
+          <w:b/>
+          <w:bCs/>
+          <w:sz w:val="24"/>
+          <w:szCs w:val="24"/>
+          <w:u w:val="single"/>
+        </w:rPr>
+        <w:t>15</w:t>
+      </w:r>
+    </w:p>
+    <w:p>
+      <w:pPr>
+        <w:spacing w:after="0" w:line="240" w:lineRule="auto"/>
+        <w:rPr>
+          <w:rFonts w:ascii="Times New Roman" w:hAnsi="Times New Roman" w:cs="Times New Roman"/>
+          <w:sz w:val="24"/>
+          <w:szCs w:val="24"/>
+        </w:rPr>
+      </w:pPr>
+      <w:r>
+        <w:rPr>
+          <w:rFonts w:ascii="Times New Roman" w:hAnsi="Times New Roman" w:cs="Times New Roman"/>
+          <w:sz w:val="24"/>
+          <w:szCs w:val="24"/>
+        </w:rPr>
+        <w:t>The main comments raised by this reviewer have been addressed. Although the study has limited novelty and does not provide a mechanistic analysis of the physiological processes underlying the simulated yield responses, it highlights the importance of the interaction between planting date and maturity group and reinforces the need to improve the prediction of these responses under future climate conditions.</w:t>
+      </w:r>
+    </w:p>
+    <w:p>
+      <w:pPr>
+        <w:spacing w:after="0" w:line="240" w:lineRule="auto"/>
+        <w:rPr>
+          <w:rFonts w:ascii="Times New Roman" w:hAnsi="Times New Roman" w:cs="Times New Roman"/>
+          <w:color w:val="0000FF"/>
+          <w:sz w:val="24"/>
+          <w:szCs w:val="24"/>
+        </w:rPr>
+      </w:pPr>
+      <w:r>
+        <w:rPr>
+          <w:rFonts w:ascii="Times New Roman" w:hAnsi="Times New Roman" w:cs="Times New Roman"/>
+          <w:color w:val="0000FF"/>
+          <w:sz w:val="24"/>
+          <w:szCs w:val="24"/>
+        </w:rPr>
+        <w:t xml:space="preserve">Response: </w:t>
+      </w:r>
+      <w:r>
+        <w:rPr>
+          <w:rFonts w:ascii="Times New Roman" w:hAnsi="Times New Roman" w:cs="Times New Roman"/>
+          <w:color w:val="0000FF"/>
+          <w:sz w:val="24"/>
+          <w:szCs w:val="24"/>
+        </w:rPr>
+        <w:t xml:space="preserve">Thank you for the positive feedback. To enhance the </w:t>
+      </w:r>
+      <w:r>
+        <w:rPr>
+          <w:rFonts w:ascii="Times New Roman" w:hAnsi="Times New Roman" w:cs="Times New Roman"/>
+          <w:color w:val="0000FF"/>
+          <w:sz w:val="24"/>
+          <w:szCs w:val="24"/>
+        </w:rPr>
+        <w:t>mechanistic explanation of the observed yield responses</w:t>
+      </w:r>
+      <w:r>
+        <w:rPr>
+          <w:rFonts w:ascii="Times New Roman" w:hAnsi="Times New Roman" w:cs="Times New Roman"/>
+          <w:color w:val="0000FF"/>
+          <w:sz w:val="24"/>
+          <w:szCs w:val="24"/>
+        </w:rPr>
+        <w:t xml:space="preserve">, </w:t>
+      </w:r>
+      <w:r>
+        <w:rPr>
+          <w:rFonts w:ascii="Times New Roman" w:hAnsi="Times New Roman" w:cs="Times New Roman"/>
+          <w:color w:val="0000FF"/>
+          <w:sz w:val="24"/>
+          <w:szCs w:val="24"/>
+        </w:rPr>
+        <w:t>in the previous review round, we created a new figure illustrating phenological changes across</w:t>
+      </w:r>
+      <w:r>
+        <w:rPr>
+          <w:rFonts w:ascii="Times New Roman" w:hAnsi="Times New Roman" w:cs="Times New Roman"/>
+          <w:color w:val="0000FF"/>
+          <w:sz w:val="24"/>
+          <w:szCs w:val="24"/>
+        </w:rPr>
+        <w:t xml:space="preserve"> different scenarios, including the entire crop cycle and the seed-filling period. </w:t>
+      </w:r>
+      <w:r>
+        <w:rPr>
+          <w:rFonts w:ascii="Times New Roman" w:hAnsi="Times New Roman" w:cs="Times New Roman"/>
+          <w:color w:val="0000FF"/>
+          <w:sz w:val="24"/>
+          <w:szCs w:val="24"/>
+        </w:rPr>
+        <w:t>While this does not fully explain yield changes, we believe it is among the most relevant factors.</w:t>
+      </w:r>
+    </w:p>
+    <w:p>
+      <w:pPr>
+        <w:spacing w:after="0" w:line="240" w:lineRule="auto"/>
+        <w:rPr>
+          <w:rFonts w:ascii="Times New Roman" w:hAnsi="Times New Roman" w:cs="Times New Roman"/>
+          <w:color w:val="0000FF"/>
+          <w:sz w:val="24"/>
+          <w:szCs w:val="24"/>
+        </w:rPr>
+      </w:pPr>
+    </w:p>
+    <w:p>
+      <w:pPr>
+        <w:spacing w:after="0" w:line="240" w:lineRule="auto"/>
+        <w:rPr>
+          <w:rFonts w:ascii="Times New Roman" w:hAnsi="Times New Roman" w:cs="Times New Roman"/>
+          <w:b/>
+          <w:bCs/>
+          <w:sz w:val="24"/>
+          <w:szCs w:val="24"/>
+          <w:u w:val="single"/>
+        </w:rPr>
+      </w:pPr>
+      <w:r>
+        <w:rPr>
+          <w:rFonts w:ascii="Times New Roman" w:hAnsi="Times New Roman" w:cs="Times New Roman"/>
+          <w:b/>
+          <w:bCs/>
+          <w:sz w:val="24"/>
+          <w:szCs w:val="24"/>
+          <w:u w:val="single"/>
+        </w:rPr>
+        <w:t>Comment #</w:t>
+      </w:r>
+      <w:r>
+        <w:rPr>
+          <w:rFonts w:ascii="Times New Roman" w:hAnsi="Times New Roman" w:cs="Times New Roman"/>
+          <w:b/>
+          <w:bCs/>
+          <w:sz w:val="24"/>
+          <w:szCs w:val="24"/>
+          <w:u w:val="single"/>
+        </w:rPr>
+        <w:t>16</w:t>
+      </w:r>
+    </w:p>
+    <w:p>
+      <w:pPr>
+        <w:spacing w:after="0" w:line="240" w:lineRule="auto"/>
+        <w:rPr>
+          <w:rFonts w:ascii="Times New Roman" w:hAnsi="Times New Roman" w:cs="Times New Roman"/>
+          <w:sz w:val="24"/>
+          <w:szCs w:val="24"/>
+        </w:rPr>
+      </w:pPr>
+      <w:r>
+        <w:rPr>
+          <w:rFonts w:ascii="Times New Roman" w:hAnsi="Times New Roman" w:cs="Times New Roman"/>
+          <w:sz w:val="24"/>
+          <w:szCs w:val="24"/>
+        </w:rPr>
+        <w:t>Because the study is limited to an irrigated production system in the Arkansas Delta region, this should be stated more clearly in the title, Introduction, and Discussion. The conclusions may not be directly applicable to rainfed soybean production, which is also common in other parts of the region.</w:t>
+      </w:r>
+    </w:p>
+    <w:p>
+      <w:pPr>
+        <w:spacing w:after="0" w:line="240" w:lineRule="auto"/>
+        <w:rPr>
+          <w:rFonts w:ascii="Times New Roman" w:hAnsi="Times New Roman" w:cs="Times New Roman"/>
+          <w:color w:val="0000FF"/>
+          <w:sz w:val="24"/>
+          <w:szCs w:val="24"/>
+        </w:rPr>
+      </w:pPr>
+      <w:r>
+        <w:rPr>
+          <w:rFonts w:ascii="Times New Roman" w:hAnsi="Times New Roman" w:cs="Times New Roman"/>
+          <w:color w:val="0000FF"/>
+          <w:sz w:val="24"/>
+          <w:szCs w:val="24"/>
+        </w:rPr>
+        <w:t xml:space="preserve">Response: </w:t>
+      </w:r>
+      <w:r>
+        <w:rPr>
+          <w:rFonts w:ascii="Times New Roman" w:hAnsi="Times New Roman" w:cs="Times New Roman"/>
+          <w:color w:val="0000FF"/>
+          <w:sz w:val="24"/>
+          <w:szCs w:val="24"/>
+        </w:rPr>
+        <w:t>Thank you for the thoughtful suggestion.</w:t>
+      </w:r>
+      <w:r>
+        <w:rPr>
+          <w:rFonts w:ascii="Times New Roman" w:hAnsi="Times New Roman" w:cs="Times New Roman"/>
+          <w:color w:val="0000FF"/>
+          <w:sz w:val="24"/>
+          <w:szCs w:val="24"/>
+        </w:rPr>
+        <w:t xml:space="preserve"> We have clarified in the title, introduction and discussion that results generated here may not be applied to rainfed systems, and that our focus was irrigated production systems in the Arkansas Delta region. The new text reads:</w:t>
+      </w:r>
+    </w:p>
+    <w:p>
+      <w:pPr>
+        <w:spacing w:after="0" w:line="240" w:lineRule="auto"/>
+        <w:rPr>
+          <w:rFonts w:ascii="Times New Roman" w:hAnsi="Times New Roman" w:cs="Times New Roman"/>
+          <w:color w:val="0000FF"/>
+          <w:sz w:val="24"/>
+          <w:szCs w:val="24"/>
+        </w:rPr>
+      </w:pPr>
+    </w:p>
+    <w:p>
+      <w:pPr>
+        <w:spacing w:after="0" w:line="240" w:lineRule="auto"/>
+        <w:rPr>
+          <w:rFonts w:ascii="Times New Roman" w:hAnsi="Times New Roman" w:cs="Times New Roman"/>
+          <w:color w:val="0000FF"/>
+          <w:sz w:val="24"/>
+          <w:szCs w:val="24"/>
+        </w:rPr>
+      </w:pPr>
+      <w:r>
+        <w:rPr>
+          <w:rFonts w:ascii="Times New Roman" w:hAnsi="Times New Roman" w:cs="Times New Roman"/>
+          <w:color w:val="0000FF"/>
+          <w:sz w:val="24"/>
+          <w:szCs w:val="24"/>
+        </w:rPr>
+        <w:t>Title</w:t>
+      </w:r>
+    </w:p>
+    <w:p>
+      <w:pPr>
+        <w:spacing w:after="0" w:line="240" w:lineRule="auto"/>
         <w:rPr>
           <w:rFonts w:ascii="Times New Roman" w:hAnsi="Times New Roman" w:cs="Times New Roman"/>
           <w:i/>
@@ -2713,960 +3652,7 @@
           <w:sz w:val="24"/>
           <w:szCs w:val="24"/>
         </w:rPr>
-        <w:t>field.”</w:t>
-      </w:r>
-      <w:proofErr w:type="gramEnd"/>
-    </w:p>
-    <w:p>
-      <w:pPr>
-        <w:spacing w:after="0" w:line="240" w:lineRule="auto"/>
-        <w:rPr>
-          <w:rFonts w:ascii="Times New Roman" w:hAnsi="Times New Roman" w:cs="Times New Roman"/>
-          <w:color w:val="0000FF"/>
-          <w:sz w:val="24"/>
-          <w:szCs w:val="24"/>
-        </w:rPr>
-      </w:pPr>
-    </w:p>
-    <w:p>
-      <w:pPr>
-        <w:spacing w:after="0" w:line="240" w:lineRule="auto"/>
-        <w:rPr>
-          <w:rFonts w:ascii="Times New Roman" w:hAnsi="Times New Roman" w:cs="Times New Roman"/>
-          <w:b/>
-          <w:bCs/>
-          <w:sz w:val="24"/>
-          <w:szCs w:val="24"/>
-          <w:u w:val="single"/>
-        </w:rPr>
-      </w:pPr>
-      <w:r>
-        <w:rPr>
-          <w:rFonts w:ascii="Times New Roman" w:hAnsi="Times New Roman" w:cs="Times New Roman"/>
-          <w:color w:val="0000FF"/>
-          <w:sz w:val="24"/>
-          <w:szCs w:val="24"/>
-        </w:rPr>
-        <w:t xml:space="preserve">To avoid confusion, we have </w:t>
-      </w:r>
-      <w:r>
-        <w:rPr>
-          <w:rFonts w:ascii="Times New Roman" w:hAnsi="Times New Roman" w:cs="Times New Roman"/>
-          <w:color w:val="0000FF"/>
-          <w:sz w:val="24"/>
-          <w:szCs w:val="24"/>
-        </w:rPr>
-        <w:t>replaced</w:t>
-      </w:r>
-      <w:r>
-        <w:rPr>
-          <w:rFonts w:ascii="Times New Roman" w:hAnsi="Times New Roman" w:cs="Times New Roman"/>
-          <w:color w:val="0000FF"/>
-          <w:sz w:val="24"/>
-          <w:szCs w:val="24"/>
-        </w:rPr>
-        <w:t xml:space="preserve"> “site” with field here and elsewhere.</w:t>
-      </w:r>
-    </w:p>
-    <w:p>
-      <w:pPr>
-        <w:spacing w:after="0" w:line="240" w:lineRule="auto"/>
-        <w:rPr>
-          <w:rFonts w:ascii="Times New Roman" w:hAnsi="Times New Roman" w:cs="Times New Roman"/>
-          <w:b/>
-          <w:bCs/>
-          <w:sz w:val="24"/>
-          <w:szCs w:val="24"/>
-          <w:u w:val="single"/>
-        </w:rPr>
-      </w:pPr>
-    </w:p>
-    <w:p>
-      <w:pPr>
-        <w:spacing w:after="0" w:line="240" w:lineRule="auto"/>
-        <w:rPr>
-          <w:rFonts w:ascii="Times New Roman" w:hAnsi="Times New Roman" w:cs="Times New Roman"/>
-          <w:b/>
-          <w:bCs/>
-          <w:sz w:val="24"/>
-          <w:szCs w:val="24"/>
-          <w:u w:val="single"/>
-        </w:rPr>
-      </w:pPr>
-      <w:r>
-        <w:rPr>
-          <w:rFonts w:ascii="Times New Roman" w:hAnsi="Times New Roman" w:cs="Times New Roman"/>
-          <w:b/>
-          <w:bCs/>
-          <w:sz w:val="24"/>
-          <w:szCs w:val="24"/>
-          <w:u w:val="single"/>
-        </w:rPr>
-        <w:t>Comment #</w:t>
-      </w:r>
-      <w:r>
-        <w:rPr>
-          <w:rFonts w:ascii="Times New Roman" w:hAnsi="Times New Roman" w:cs="Times New Roman"/>
-          <w:b/>
-          <w:bCs/>
-          <w:sz w:val="24"/>
-          <w:szCs w:val="24"/>
-          <w:u w:val="single"/>
-        </w:rPr>
-        <w:t>11</w:t>
-      </w:r>
-    </w:p>
-    <w:p>
-      <w:pPr>
-        <w:spacing w:after="0" w:line="240" w:lineRule="auto"/>
-        <w:rPr>
-          <w:rFonts w:ascii="Times New Roman" w:hAnsi="Times New Roman" w:cs="Times New Roman"/>
-          <w:sz w:val="24"/>
-          <w:szCs w:val="24"/>
-        </w:rPr>
-      </w:pPr>
-      <w:r>
-        <w:rPr>
-          <w:rFonts w:ascii="Times New Roman" w:hAnsi="Times New Roman" w:cs="Times New Roman"/>
-          <w:sz w:val="24"/>
-          <w:szCs w:val="24"/>
-        </w:rPr>
-        <w:t>L115 – were – Use past tense throughout.</w:t>
-      </w:r>
-      <w:r>
-        <w:rPr>
-          <w:rFonts w:ascii="Times New Roman" w:hAnsi="Times New Roman" w:cs="Times New Roman"/>
-          <w:sz w:val="24"/>
-          <w:szCs w:val="24"/>
-        </w:rPr>
-        <w:br/>
-      </w:r>
-    </w:p>
-    <w:p>
-      <w:pPr>
-        <w:spacing w:after="0" w:line="240" w:lineRule="auto"/>
-        <w:rPr>
-          <w:rFonts w:ascii="Times New Roman" w:hAnsi="Times New Roman" w:cs="Times New Roman"/>
-          <w:b/>
-          <w:bCs/>
-          <w:sz w:val="24"/>
-          <w:szCs w:val="24"/>
-          <w:u w:val="single"/>
-        </w:rPr>
-      </w:pPr>
-      <w:r>
-        <w:rPr>
-          <w:rFonts w:ascii="Times New Roman" w:hAnsi="Times New Roman" w:cs="Times New Roman"/>
-          <w:color w:val="0000FF"/>
-          <w:sz w:val="24"/>
-          <w:szCs w:val="24"/>
-        </w:rPr>
-        <w:t xml:space="preserve">Response: </w:t>
-      </w:r>
-      <w:r>
-        <w:rPr>
-          <w:rFonts w:ascii="Times New Roman" w:hAnsi="Times New Roman" w:cs="Times New Roman"/>
-          <w:color w:val="0000FF"/>
-          <w:sz w:val="24"/>
-          <w:szCs w:val="24"/>
-        </w:rPr>
-        <w:t xml:space="preserve">Addressed and thank you. </w:t>
-      </w:r>
-    </w:p>
-    <w:p>
-      <w:pPr>
-        <w:spacing w:after="0" w:line="240" w:lineRule="auto"/>
-        <w:rPr>
-          <w:rFonts w:ascii="Times New Roman" w:hAnsi="Times New Roman" w:cs="Times New Roman"/>
-          <w:b/>
-          <w:bCs/>
-          <w:sz w:val="24"/>
-          <w:szCs w:val="24"/>
-          <w:u w:val="single"/>
-        </w:rPr>
-      </w:pPr>
-    </w:p>
-    <w:p>
-      <w:pPr>
-        <w:spacing w:after="0" w:line="240" w:lineRule="auto"/>
-        <w:rPr>
-          <w:rFonts w:ascii="Times New Roman" w:hAnsi="Times New Roman" w:cs="Times New Roman"/>
-          <w:b/>
-          <w:bCs/>
-          <w:sz w:val="24"/>
-          <w:szCs w:val="24"/>
-          <w:u w:val="single"/>
-        </w:rPr>
-      </w:pPr>
-      <w:r>
-        <w:rPr>
-          <w:rFonts w:ascii="Times New Roman" w:hAnsi="Times New Roman" w:cs="Times New Roman"/>
-          <w:b/>
-          <w:bCs/>
-          <w:sz w:val="24"/>
-          <w:szCs w:val="24"/>
-          <w:u w:val="single"/>
-        </w:rPr>
-        <w:t>Comment #</w:t>
-      </w:r>
-      <w:r>
-        <w:rPr>
-          <w:rFonts w:ascii="Times New Roman" w:hAnsi="Times New Roman" w:cs="Times New Roman"/>
-          <w:b/>
-          <w:bCs/>
-          <w:sz w:val="24"/>
-          <w:szCs w:val="24"/>
-          <w:u w:val="single"/>
-        </w:rPr>
-        <w:t>12</w:t>
-      </w:r>
-    </w:p>
-    <w:p>
-      <w:pPr>
-        <w:spacing w:after="0" w:line="240" w:lineRule="auto"/>
-        <w:rPr>
-          <w:rFonts w:ascii="Times New Roman" w:hAnsi="Times New Roman" w:cs="Times New Roman"/>
-          <w:sz w:val="24"/>
-          <w:szCs w:val="24"/>
-        </w:rPr>
-      </w:pPr>
-      <w:r>
-        <w:rPr>
-          <w:rFonts w:ascii="Times New Roman" w:hAnsi="Times New Roman" w:cs="Times New Roman"/>
-          <w:sz w:val="24"/>
-          <w:szCs w:val="24"/>
-        </w:rPr>
-        <w:t>L174-175 – Use past tense.</w:t>
-      </w:r>
-    </w:p>
-    <w:p>
-      <w:pPr>
-        <w:spacing w:after="0" w:line="240" w:lineRule="auto"/>
-        <w:rPr>
-          <w:rFonts w:ascii="Times New Roman" w:hAnsi="Times New Roman" w:cs="Times New Roman"/>
-          <w:b/>
-          <w:bCs/>
-          <w:sz w:val="24"/>
-          <w:szCs w:val="24"/>
-          <w:u w:val="single"/>
-        </w:rPr>
-      </w:pPr>
-    </w:p>
-    <w:p>
-      <w:pPr>
-        <w:spacing w:after="0" w:line="240" w:lineRule="auto"/>
-        <w:rPr>
-          <w:rFonts w:ascii="Times New Roman" w:hAnsi="Times New Roman" w:cs="Times New Roman"/>
-          <w:b/>
-          <w:bCs/>
-          <w:sz w:val="24"/>
-          <w:szCs w:val="24"/>
-          <w:u w:val="single"/>
-        </w:rPr>
-      </w:pPr>
-      <w:r>
-        <w:rPr>
-          <w:rFonts w:ascii="Times New Roman" w:hAnsi="Times New Roman" w:cs="Times New Roman"/>
-          <w:color w:val="0000FF"/>
-          <w:sz w:val="24"/>
-          <w:szCs w:val="24"/>
-        </w:rPr>
-        <w:t xml:space="preserve">Response: </w:t>
-      </w:r>
-      <w:r>
-        <w:rPr>
-          <w:rFonts w:ascii="Times New Roman" w:hAnsi="Times New Roman" w:cs="Times New Roman"/>
-          <w:color w:val="0000FF"/>
-          <w:sz w:val="24"/>
-          <w:szCs w:val="24"/>
-        </w:rPr>
-        <w:t xml:space="preserve">Addressed and thank you. </w:t>
-      </w:r>
-    </w:p>
-    <w:p>
-      <w:pPr>
-        <w:spacing w:after="0" w:line="240" w:lineRule="auto"/>
-        <w:rPr>
-          <w:rFonts w:ascii="Times New Roman" w:hAnsi="Times New Roman" w:cs="Times New Roman"/>
-          <w:b/>
-          <w:bCs/>
-          <w:sz w:val="24"/>
-          <w:szCs w:val="24"/>
-          <w:u w:val="single"/>
-        </w:rPr>
-      </w:pPr>
-    </w:p>
-    <w:p>
-      <w:pPr>
-        <w:spacing w:after="0" w:line="240" w:lineRule="auto"/>
-        <w:rPr>
-          <w:rFonts w:ascii="Times New Roman" w:hAnsi="Times New Roman" w:cs="Times New Roman"/>
-          <w:b/>
-          <w:bCs/>
-          <w:sz w:val="24"/>
-          <w:szCs w:val="24"/>
-          <w:u w:val="single"/>
-        </w:rPr>
-      </w:pPr>
-      <w:r>
-        <w:rPr>
-          <w:rFonts w:ascii="Times New Roman" w:hAnsi="Times New Roman" w:cs="Times New Roman"/>
-          <w:b/>
-          <w:bCs/>
-          <w:sz w:val="24"/>
-          <w:szCs w:val="24"/>
-          <w:u w:val="single"/>
-        </w:rPr>
-        <w:lastRenderedPageBreak/>
-        <w:t>Comment #</w:t>
-      </w:r>
-      <w:r>
-        <w:rPr>
-          <w:rFonts w:ascii="Times New Roman" w:hAnsi="Times New Roman" w:cs="Times New Roman"/>
-          <w:b/>
-          <w:bCs/>
-          <w:sz w:val="24"/>
-          <w:szCs w:val="24"/>
-          <w:u w:val="single"/>
-        </w:rPr>
-        <w:t>13</w:t>
-      </w:r>
-    </w:p>
-    <w:p>
-      <w:pPr>
-        <w:spacing w:after="0" w:line="240" w:lineRule="auto"/>
-        <w:rPr>
-          <w:rFonts w:ascii="Times New Roman" w:hAnsi="Times New Roman" w:cs="Times New Roman"/>
-          <w:sz w:val="24"/>
-          <w:szCs w:val="24"/>
-        </w:rPr>
-      </w:pPr>
-    </w:p>
-    <w:p>
-      <w:pPr>
-        <w:spacing w:after="0" w:line="240" w:lineRule="auto"/>
-        <w:rPr>
-          <w:rFonts w:ascii="Times New Roman" w:hAnsi="Times New Roman" w:cs="Times New Roman"/>
-          <w:sz w:val="24"/>
-          <w:szCs w:val="24"/>
-        </w:rPr>
-      </w:pPr>
-      <w:r>
-        <w:rPr>
-          <w:rFonts w:ascii="Times New Roman" w:hAnsi="Times New Roman" w:cs="Times New Roman"/>
-          <w:sz w:val="24"/>
-          <w:szCs w:val="24"/>
-        </w:rPr>
-        <w:t>L199 – evidence from irrigated soybean in the US Mid-South…</w:t>
-      </w:r>
-    </w:p>
-    <w:p>
-      <w:pPr>
-        <w:spacing w:after="0" w:line="240" w:lineRule="auto"/>
-        <w:rPr>
-          <w:rFonts w:ascii="Times New Roman" w:hAnsi="Times New Roman" w:cs="Times New Roman"/>
-          <w:b/>
-          <w:bCs/>
-          <w:sz w:val="24"/>
-          <w:szCs w:val="24"/>
-          <w:u w:val="single"/>
-        </w:rPr>
-      </w:pPr>
-    </w:p>
-    <w:p>
-      <w:pPr>
-        <w:spacing w:after="0" w:line="240" w:lineRule="auto"/>
-        <w:rPr>
-          <w:rFonts w:ascii="Times New Roman" w:hAnsi="Times New Roman" w:cs="Times New Roman"/>
-          <w:color w:val="0000FF"/>
-          <w:sz w:val="24"/>
-          <w:szCs w:val="24"/>
-        </w:rPr>
-      </w:pPr>
-      <w:r>
-        <w:rPr>
-          <w:rFonts w:ascii="Times New Roman" w:hAnsi="Times New Roman" w:cs="Times New Roman"/>
-          <w:color w:val="0000FF"/>
-          <w:sz w:val="24"/>
-          <w:szCs w:val="24"/>
-        </w:rPr>
-        <w:t xml:space="preserve">Response: </w:t>
-      </w:r>
-      <w:r>
-        <w:rPr>
-          <w:rFonts w:ascii="Times New Roman" w:hAnsi="Times New Roman" w:cs="Times New Roman"/>
-          <w:color w:val="0000FF"/>
-          <w:sz w:val="24"/>
-          <w:szCs w:val="24"/>
-        </w:rPr>
-        <w:t>Addressed and thank you.</w:t>
-      </w:r>
-    </w:p>
-    <w:p>
-      <w:pPr>
-        <w:spacing w:after="0" w:line="240" w:lineRule="auto"/>
-        <w:rPr>
-          <w:rFonts w:ascii="Times New Roman" w:hAnsi="Times New Roman" w:cs="Times New Roman"/>
-          <w:b/>
-          <w:bCs/>
-          <w:sz w:val="24"/>
-          <w:szCs w:val="24"/>
-          <w:u w:val="single"/>
-        </w:rPr>
-      </w:pPr>
-    </w:p>
-    <w:p>
-      <w:pPr>
-        <w:rPr>
-          <w:rFonts w:ascii="Times New Roman" w:hAnsi="Times New Roman" w:cs="Times New Roman"/>
-          <w:b/>
-          <w:bCs/>
-          <w:sz w:val="28"/>
-          <w:szCs w:val="28"/>
-          <w:u w:val="single"/>
-        </w:rPr>
-      </w:pPr>
-      <w:r>
-        <w:rPr>
-          <w:rFonts w:ascii="Times New Roman" w:hAnsi="Times New Roman" w:cs="Times New Roman"/>
-          <w:b/>
-          <w:bCs/>
-          <w:sz w:val="28"/>
-          <w:szCs w:val="28"/>
-          <w:u w:val="single"/>
-        </w:rPr>
-        <w:t>Reviewer 2:</w:t>
-      </w:r>
-    </w:p>
-    <w:p>
-      <w:pPr>
-        <w:rPr>
-          <w:rFonts w:ascii="Times New Roman" w:hAnsi="Times New Roman" w:cs="Times New Roman"/>
-          <w:b/>
-          <w:bCs/>
-          <w:sz w:val="28"/>
-          <w:szCs w:val="28"/>
-          <w:u w:val="single"/>
-        </w:rPr>
-      </w:pPr>
-    </w:p>
-    <w:p>
-      <w:pPr>
-        <w:spacing w:after="0" w:line="240" w:lineRule="auto"/>
-        <w:rPr>
-          <w:rFonts w:ascii="Times New Roman" w:hAnsi="Times New Roman" w:cs="Times New Roman"/>
-          <w:b/>
-          <w:bCs/>
-          <w:sz w:val="24"/>
-          <w:szCs w:val="24"/>
-          <w:u w:val="single"/>
-        </w:rPr>
-      </w:pPr>
-      <w:r>
-        <w:rPr>
-          <w:rFonts w:ascii="Times New Roman" w:hAnsi="Times New Roman" w:cs="Times New Roman"/>
-          <w:b/>
-          <w:bCs/>
-          <w:sz w:val="24"/>
-          <w:szCs w:val="24"/>
-          <w:u w:val="single"/>
-        </w:rPr>
-        <w:t>Comment #</w:t>
-      </w:r>
-      <w:r>
-        <w:rPr>
-          <w:rFonts w:ascii="Times New Roman" w:hAnsi="Times New Roman" w:cs="Times New Roman"/>
-          <w:b/>
-          <w:bCs/>
-          <w:sz w:val="24"/>
-          <w:szCs w:val="24"/>
-          <w:u w:val="single"/>
-        </w:rPr>
-        <w:t>1</w:t>
-      </w:r>
-      <w:r>
-        <w:rPr>
-          <w:rFonts w:ascii="Times New Roman" w:hAnsi="Times New Roman" w:cs="Times New Roman"/>
-          <w:b/>
-          <w:bCs/>
-          <w:sz w:val="24"/>
-          <w:szCs w:val="24"/>
-          <w:u w:val="single"/>
-        </w:rPr>
-        <w:t>4</w:t>
-      </w:r>
-    </w:p>
-    <w:p>
-      <w:pPr>
-        <w:spacing w:after="0" w:line="240" w:lineRule="auto"/>
-        <w:rPr>
-          <w:rFonts w:ascii="Times New Roman" w:hAnsi="Times New Roman" w:cs="Times New Roman"/>
-          <w:sz w:val="24"/>
-          <w:szCs w:val="24"/>
-        </w:rPr>
-      </w:pPr>
-      <w:r>
-        <w:rPr>
-          <w:rFonts w:ascii="Times New Roman" w:hAnsi="Times New Roman" w:cs="Times New Roman"/>
-          <w:sz w:val="24"/>
-          <w:szCs w:val="24"/>
-        </w:rPr>
-        <w:t>This revised version is considerably better than the previous one. However, the authors did not provide a point-by-point response to the reviewers' comments, which should have been included. This would have facilitated the review process, particularly since the manuscript was previously submitted to and rejected by this journal.</w:t>
-      </w:r>
-    </w:p>
-    <w:p>
-      <w:pPr>
-        <w:spacing w:after="0" w:line="240" w:lineRule="auto"/>
-        <w:rPr>
-          <w:rFonts w:ascii="Times New Roman" w:hAnsi="Times New Roman" w:cs="Times New Roman"/>
-          <w:color w:val="0000FF"/>
-          <w:sz w:val="24"/>
-          <w:szCs w:val="24"/>
-        </w:rPr>
-      </w:pPr>
-      <w:r>
-        <w:rPr>
-          <w:rFonts w:ascii="Times New Roman" w:hAnsi="Times New Roman" w:cs="Times New Roman"/>
-          <w:color w:val="0000FF"/>
-          <w:sz w:val="24"/>
-          <w:szCs w:val="24"/>
-        </w:rPr>
-        <w:t xml:space="preserve">Response: </w:t>
-      </w:r>
-      <w:r>
-        <w:rPr>
-          <w:rFonts w:ascii="Times New Roman" w:hAnsi="Times New Roman" w:cs="Times New Roman"/>
-          <w:color w:val="0000FF"/>
-          <w:sz w:val="24"/>
-          <w:szCs w:val="24"/>
-        </w:rPr>
-        <w:t>Thank you for the positive feedback</w:t>
-      </w:r>
-      <w:r>
-        <w:rPr>
-          <w:rFonts w:ascii="Times New Roman" w:hAnsi="Times New Roman" w:cs="Times New Roman"/>
-          <w:color w:val="0000FF"/>
-          <w:sz w:val="24"/>
-          <w:szCs w:val="24"/>
-        </w:rPr>
-        <w:t>.</w:t>
-      </w:r>
-      <w:r>
-        <w:rPr>
-          <w:rFonts w:ascii="Times New Roman" w:hAnsi="Times New Roman" w:cs="Times New Roman"/>
-          <w:color w:val="0000FF"/>
-          <w:sz w:val="24"/>
-          <w:szCs w:val="24"/>
-        </w:rPr>
-        <w:t xml:space="preserve"> We apologize for the inconvenience of not finding a point-by-point response to the previous reviewer’s</w:t>
-      </w:r>
-      <w:r>
-        <w:rPr>
-          <w:rFonts w:ascii="Times New Roman" w:hAnsi="Times New Roman" w:cs="Times New Roman"/>
-          <w:color w:val="0000FF"/>
-          <w:sz w:val="24"/>
-          <w:szCs w:val="24"/>
-        </w:rPr>
-        <w:t xml:space="preserve"> comments. We did submit a review letter addressing all the previous comments, one by one. Apparently, this </w:t>
-      </w:r>
-      <w:r>
-        <w:rPr>
-          <w:rFonts w:ascii="Times New Roman" w:hAnsi="Times New Roman" w:cs="Times New Roman"/>
-          <w:color w:val="0000FF"/>
-          <w:sz w:val="24"/>
-          <w:szCs w:val="24"/>
-        </w:rPr>
-        <w:t>may have been difficult to find</w:t>
-      </w:r>
-      <w:r>
-        <w:rPr>
-          <w:rFonts w:ascii="Times New Roman" w:hAnsi="Times New Roman" w:cs="Times New Roman"/>
-          <w:color w:val="0000FF"/>
-          <w:sz w:val="24"/>
-          <w:szCs w:val="24"/>
-        </w:rPr>
-        <w:t xml:space="preserve"> by the reviewers</w:t>
-      </w:r>
-      <w:r>
-        <w:rPr>
-          <w:rFonts w:ascii="Times New Roman" w:hAnsi="Times New Roman" w:cs="Times New Roman"/>
-          <w:color w:val="0000FF"/>
-          <w:sz w:val="24"/>
-          <w:szCs w:val="24"/>
-        </w:rPr>
-        <w:t xml:space="preserve"> </w:t>
-      </w:r>
-      <w:r>
-        <w:rPr>
-          <w:rFonts w:ascii="Times New Roman" w:hAnsi="Times New Roman" w:cs="Times New Roman"/>
-          <w:color w:val="0000FF"/>
-          <w:sz w:val="24"/>
-          <w:szCs w:val="24"/>
-        </w:rPr>
-        <w:t>in the journal system.</w:t>
-      </w:r>
-    </w:p>
-    <w:p>
-      <w:pPr>
-        <w:spacing w:after="0" w:line="240" w:lineRule="auto"/>
-        <w:rPr>
-          <w:rFonts w:ascii="Times New Roman" w:hAnsi="Times New Roman" w:cs="Times New Roman"/>
-          <w:sz w:val="24"/>
-          <w:szCs w:val="24"/>
-        </w:rPr>
-      </w:pPr>
-    </w:p>
-    <w:p>
-      <w:pPr>
-        <w:spacing w:after="0" w:line="240" w:lineRule="auto"/>
-        <w:rPr>
-          <w:rFonts w:ascii="Times New Roman" w:hAnsi="Times New Roman" w:cs="Times New Roman"/>
-          <w:sz w:val="24"/>
-          <w:szCs w:val="24"/>
-        </w:rPr>
-      </w:pPr>
-      <w:r>
-        <w:rPr>
-          <w:rFonts w:ascii="Times New Roman" w:hAnsi="Times New Roman" w:cs="Times New Roman"/>
-          <w:b/>
-          <w:bCs/>
-          <w:sz w:val="24"/>
-          <w:szCs w:val="24"/>
-          <w:u w:val="single"/>
-        </w:rPr>
-        <w:t>Comment #</w:t>
-      </w:r>
-      <w:r>
-        <w:rPr>
-          <w:rFonts w:ascii="Times New Roman" w:hAnsi="Times New Roman" w:cs="Times New Roman"/>
-          <w:b/>
-          <w:bCs/>
-          <w:sz w:val="24"/>
-          <w:szCs w:val="24"/>
-          <w:u w:val="single"/>
-        </w:rPr>
-        <w:t>1</w:t>
-      </w:r>
-      <w:r>
-        <w:rPr>
-          <w:rFonts w:ascii="Times New Roman" w:hAnsi="Times New Roman" w:cs="Times New Roman"/>
-          <w:b/>
-          <w:bCs/>
-          <w:sz w:val="24"/>
-          <w:szCs w:val="24"/>
-          <w:u w:val="single"/>
-        </w:rPr>
-        <w:t>5</w:t>
-      </w:r>
-    </w:p>
-    <w:p>
-      <w:pPr>
-        <w:spacing w:after="0" w:line="240" w:lineRule="auto"/>
-        <w:rPr>
-          <w:rFonts w:ascii="Times New Roman" w:hAnsi="Times New Roman" w:cs="Times New Roman"/>
-          <w:sz w:val="24"/>
-          <w:szCs w:val="24"/>
-        </w:rPr>
-      </w:pPr>
-      <w:r>
-        <w:rPr>
-          <w:rFonts w:ascii="Times New Roman" w:hAnsi="Times New Roman" w:cs="Times New Roman"/>
-          <w:sz w:val="24"/>
-          <w:szCs w:val="24"/>
-        </w:rPr>
-        <w:t>The main comments raised by this reviewer have been addressed. Although the study has limited novelty and does not provide a mechanistic analysis of the physiological processes underlying the simulated yield responses, it highlights the importance of the interaction between planting date and maturity group and reinforces the need to improve the prediction of these responses under future climate conditions.</w:t>
-      </w:r>
-    </w:p>
-    <w:p>
-      <w:pPr>
-        <w:spacing w:after="0" w:line="240" w:lineRule="auto"/>
-        <w:rPr>
-          <w:rFonts w:ascii="Times New Roman" w:hAnsi="Times New Roman" w:cs="Times New Roman"/>
-          <w:sz w:val="24"/>
-          <w:szCs w:val="24"/>
-        </w:rPr>
-      </w:pPr>
-    </w:p>
-    <w:p>
-      <w:pPr>
-        <w:spacing w:after="0" w:line="240" w:lineRule="auto"/>
-        <w:rPr>
-          <w:rFonts w:ascii="Times New Roman" w:hAnsi="Times New Roman" w:cs="Times New Roman"/>
-          <w:color w:val="0000FF"/>
-          <w:sz w:val="24"/>
-          <w:szCs w:val="24"/>
-        </w:rPr>
-      </w:pPr>
-      <w:r>
-        <w:rPr>
-          <w:rFonts w:ascii="Times New Roman" w:hAnsi="Times New Roman" w:cs="Times New Roman"/>
-          <w:color w:val="0000FF"/>
-          <w:sz w:val="24"/>
-          <w:szCs w:val="24"/>
-        </w:rPr>
-        <w:t xml:space="preserve">Response: </w:t>
-      </w:r>
-      <w:r>
-        <w:rPr>
-          <w:rFonts w:ascii="Times New Roman" w:hAnsi="Times New Roman" w:cs="Times New Roman"/>
-          <w:color w:val="0000FF"/>
-          <w:sz w:val="24"/>
-          <w:szCs w:val="24"/>
-        </w:rPr>
-        <w:t>Thank you for the positive feedback.</w:t>
-      </w:r>
-      <w:r>
-        <w:rPr>
-          <w:rFonts w:ascii="Times New Roman" w:hAnsi="Times New Roman" w:cs="Times New Roman"/>
-          <w:color w:val="0000FF"/>
-          <w:sz w:val="24"/>
-          <w:szCs w:val="24"/>
-        </w:rPr>
-        <w:t xml:space="preserve"> </w:t>
-      </w:r>
-      <w:r>
-        <w:rPr>
-          <w:rFonts w:ascii="Times New Roman" w:hAnsi="Times New Roman" w:cs="Times New Roman"/>
-          <w:color w:val="0000FF"/>
-          <w:sz w:val="24"/>
-          <w:szCs w:val="24"/>
-        </w:rPr>
-        <w:t xml:space="preserve">To enhance the </w:t>
-      </w:r>
-      <w:r>
-        <w:rPr>
-          <w:rFonts w:ascii="Times New Roman" w:hAnsi="Times New Roman" w:cs="Times New Roman"/>
-          <w:color w:val="0000FF"/>
-          <w:sz w:val="24"/>
-          <w:szCs w:val="24"/>
-        </w:rPr>
-        <w:t>mechanistic explanation of the observed yield responses</w:t>
-      </w:r>
-      <w:r>
-        <w:rPr>
-          <w:rFonts w:ascii="Times New Roman" w:hAnsi="Times New Roman" w:cs="Times New Roman"/>
-          <w:color w:val="0000FF"/>
-          <w:sz w:val="24"/>
-          <w:szCs w:val="24"/>
-        </w:rPr>
-        <w:t>,</w:t>
-      </w:r>
-      <w:r>
-        <w:rPr>
-          <w:rFonts w:ascii="Times New Roman" w:hAnsi="Times New Roman" w:cs="Times New Roman"/>
-          <w:color w:val="0000FF"/>
-          <w:sz w:val="24"/>
-          <w:szCs w:val="24"/>
-        </w:rPr>
-        <w:t xml:space="preserve"> </w:t>
-      </w:r>
-      <w:r>
-        <w:rPr>
-          <w:rFonts w:ascii="Times New Roman" w:hAnsi="Times New Roman" w:cs="Times New Roman"/>
-          <w:color w:val="0000FF"/>
-          <w:sz w:val="24"/>
-          <w:szCs w:val="24"/>
-        </w:rPr>
-        <w:t>in the previous review round, we created a new figure illustrating phenological changes across</w:t>
-      </w:r>
-      <w:r>
-        <w:rPr>
-          <w:rFonts w:ascii="Times New Roman" w:hAnsi="Times New Roman" w:cs="Times New Roman"/>
-          <w:color w:val="0000FF"/>
-          <w:sz w:val="24"/>
-          <w:szCs w:val="24"/>
-        </w:rPr>
-        <w:t xml:space="preserve"> different scenarios, including the entire crop cycle and the seed-filling period. </w:t>
-      </w:r>
-      <w:r>
-        <w:rPr>
-          <w:rFonts w:ascii="Times New Roman" w:hAnsi="Times New Roman" w:cs="Times New Roman"/>
-          <w:color w:val="0000FF"/>
-          <w:sz w:val="24"/>
-          <w:szCs w:val="24"/>
-        </w:rPr>
-        <w:t>While this does not fully explain yield changes, we believe it is among the most relevant factors.</w:t>
-      </w:r>
-    </w:p>
-    <w:p>
-      <w:pPr>
-        <w:spacing w:after="0" w:line="240" w:lineRule="auto"/>
-        <w:rPr>
-          <w:rFonts w:ascii="Times New Roman" w:hAnsi="Times New Roman" w:cs="Times New Roman"/>
-          <w:color w:val="0000FF"/>
-          <w:sz w:val="24"/>
-          <w:szCs w:val="24"/>
-        </w:rPr>
-      </w:pPr>
-    </w:p>
-    <w:p>
-      <w:pPr>
-        <w:spacing w:after="0" w:line="240" w:lineRule="auto"/>
-        <w:rPr>
-          <w:rFonts w:ascii="Times New Roman" w:hAnsi="Times New Roman" w:cs="Times New Roman"/>
-          <w:b/>
-          <w:bCs/>
-          <w:sz w:val="24"/>
-          <w:szCs w:val="24"/>
-          <w:u w:val="single"/>
-        </w:rPr>
-      </w:pPr>
-      <w:r>
-        <w:rPr>
-          <w:rFonts w:ascii="Times New Roman" w:hAnsi="Times New Roman" w:cs="Times New Roman"/>
-          <w:b/>
-          <w:bCs/>
-          <w:sz w:val="24"/>
-          <w:szCs w:val="24"/>
-          <w:u w:val="single"/>
-        </w:rPr>
-        <w:t>Comment #</w:t>
-      </w:r>
-      <w:r>
-        <w:rPr>
-          <w:rFonts w:ascii="Times New Roman" w:hAnsi="Times New Roman" w:cs="Times New Roman"/>
-          <w:b/>
-          <w:bCs/>
-          <w:sz w:val="24"/>
-          <w:szCs w:val="24"/>
-          <w:u w:val="single"/>
-        </w:rPr>
-        <w:t>1</w:t>
-      </w:r>
-      <w:r>
-        <w:rPr>
-          <w:rFonts w:ascii="Times New Roman" w:hAnsi="Times New Roman" w:cs="Times New Roman"/>
-          <w:b/>
-          <w:bCs/>
-          <w:sz w:val="24"/>
-          <w:szCs w:val="24"/>
-          <w:u w:val="single"/>
-        </w:rPr>
-        <w:t>6</w:t>
-      </w:r>
-    </w:p>
-    <w:p>
-      <w:pPr>
-        <w:spacing w:after="0" w:line="240" w:lineRule="auto"/>
-        <w:rPr>
-          <w:rFonts w:ascii="Times New Roman" w:hAnsi="Times New Roman" w:cs="Times New Roman"/>
-          <w:sz w:val="24"/>
-          <w:szCs w:val="24"/>
-        </w:rPr>
-      </w:pPr>
-      <w:r>
-        <w:rPr>
-          <w:rFonts w:ascii="Times New Roman" w:hAnsi="Times New Roman" w:cs="Times New Roman"/>
-          <w:sz w:val="24"/>
-          <w:szCs w:val="24"/>
-        </w:rPr>
-        <w:t>Because the study is limited to an irrigated production system in the Arkansas Delta region, this should be stated more clearly in the title, Introduction, and Discussion. The conclusions may not be directly applicable to rainfed soybean production, which is also common in other parts of the region.</w:t>
-      </w:r>
-    </w:p>
-    <w:p>
-      <w:pPr>
-        <w:spacing w:after="0" w:line="240" w:lineRule="auto"/>
-        <w:rPr>
-          <w:rFonts w:ascii="Times New Roman" w:hAnsi="Times New Roman" w:cs="Times New Roman"/>
-          <w:color w:val="0000FF"/>
-          <w:sz w:val="24"/>
-          <w:szCs w:val="24"/>
-        </w:rPr>
-      </w:pPr>
-      <w:r>
-        <w:rPr>
-          <w:rFonts w:ascii="Times New Roman" w:hAnsi="Times New Roman" w:cs="Times New Roman"/>
-          <w:color w:val="0000FF"/>
-          <w:sz w:val="24"/>
-          <w:szCs w:val="24"/>
-        </w:rPr>
-        <w:t xml:space="preserve">Response: </w:t>
-      </w:r>
-      <w:r>
-        <w:rPr>
-          <w:rFonts w:ascii="Times New Roman" w:hAnsi="Times New Roman" w:cs="Times New Roman"/>
-          <w:color w:val="0000FF"/>
-          <w:sz w:val="24"/>
-          <w:szCs w:val="24"/>
-        </w:rPr>
-        <w:t xml:space="preserve">Thank you for the </w:t>
-      </w:r>
-      <w:r>
-        <w:rPr>
-          <w:rFonts w:ascii="Times New Roman" w:hAnsi="Times New Roman" w:cs="Times New Roman"/>
-          <w:color w:val="0000FF"/>
-          <w:sz w:val="24"/>
-          <w:szCs w:val="24"/>
-        </w:rPr>
-        <w:t>thoughtful</w:t>
-      </w:r>
-      <w:r>
-        <w:rPr>
-          <w:rFonts w:ascii="Times New Roman" w:hAnsi="Times New Roman" w:cs="Times New Roman"/>
-          <w:color w:val="0000FF"/>
-          <w:sz w:val="24"/>
-          <w:szCs w:val="24"/>
-        </w:rPr>
-        <w:t xml:space="preserve"> </w:t>
-      </w:r>
-      <w:r>
-        <w:rPr>
-          <w:rFonts w:ascii="Times New Roman" w:hAnsi="Times New Roman" w:cs="Times New Roman"/>
-          <w:color w:val="0000FF"/>
-          <w:sz w:val="24"/>
-          <w:szCs w:val="24"/>
-        </w:rPr>
-        <w:t>suggestion</w:t>
-      </w:r>
-      <w:r>
-        <w:rPr>
-          <w:rFonts w:ascii="Times New Roman" w:hAnsi="Times New Roman" w:cs="Times New Roman"/>
-          <w:color w:val="0000FF"/>
-          <w:sz w:val="24"/>
-          <w:szCs w:val="24"/>
-        </w:rPr>
-        <w:t>.</w:t>
-      </w:r>
-      <w:r>
-        <w:rPr>
-          <w:rFonts w:ascii="Times New Roman" w:hAnsi="Times New Roman" w:cs="Times New Roman"/>
-          <w:color w:val="0000FF"/>
-          <w:sz w:val="24"/>
-          <w:szCs w:val="24"/>
-        </w:rPr>
-        <w:t xml:space="preserve"> We have clarified in the title, introduction and discussion that results generated here may not be applied to rainfed systems, and that our focus was irrigated production systems in the Arkansas Delta region. The new text reads:</w:t>
-      </w:r>
-    </w:p>
-    <w:p>
-      <w:pPr>
-        <w:spacing w:after="0" w:line="240" w:lineRule="auto"/>
-        <w:rPr>
-          <w:rFonts w:ascii="Times New Roman" w:hAnsi="Times New Roman" w:cs="Times New Roman"/>
-          <w:color w:val="0000FF"/>
-          <w:sz w:val="24"/>
-          <w:szCs w:val="24"/>
-        </w:rPr>
-      </w:pPr>
-    </w:p>
-    <w:p>
-      <w:pPr>
-        <w:spacing w:after="0" w:line="240" w:lineRule="auto"/>
-        <w:rPr>
-          <w:rFonts w:ascii="Times New Roman" w:hAnsi="Times New Roman" w:cs="Times New Roman"/>
-          <w:color w:val="0000FF"/>
-          <w:sz w:val="24"/>
-          <w:szCs w:val="24"/>
-        </w:rPr>
-      </w:pPr>
-      <w:r>
-        <w:rPr>
-          <w:rFonts w:ascii="Times New Roman" w:hAnsi="Times New Roman" w:cs="Times New Roman"/>
-          <w:color w:val="0000FF"/>
-          <w:sz w:val="24"/>
-          <w:szCs w:val="24"/>
-        </w:rPr>
-        <w:t>Title</w:t>
-      </w:r>
+      </w:pPr>
     </w:p>
     <w:p>
       <w:pPr>
@@ -3680,10 +3666,7 @@
           <w:szCs w:val="24"/>
         </w:rPr>
       </w:pPr>
-    </w:p>
-    <w:p>
-      <w:pPr>
-        <w:spacing w:after="0" w:line="240" w:lineRule="auto"/>
+      <w:r>
         <w:rPr>
           <w:rFonts w:ascii="Times New Roman" w:hAnsi="Times New Roman" w:cs="Times New Roman"/>
           <w:i/>
@@ -3692,8 +3675,12 @@
           <w:sz w:val="24"/>
           <w:szCs w:val="24"/>
         </w:rPr>
-      </w:pPr>
-      <w:r>
+        <w:t>“Synergistic maturity group and planting date adaptation sustains irrigated soybean yields under warming”</w:t>
+      </w:r>
+    </w:p>
+    <w:p>
+      <w:pPr>
+        <w:spacing w:after="0" w:line="240" w:lineRule="auto"/>
         <w:rPr>
           <w:rFonts w:ascii="Times New Roman" w:hAnsi="Times New Roman" w:cs="Times New Roman"/>
           <w:i/>
@@ -3702,7 +3689,48 @@
           <w:sz w:val="24"/>
           <w:szCs w:val="24"/>
         </w:rPr>
-        <w:t>“Synergistic maturity group and planting date adaptation sustains irrigated soybean yields under warming”</w:t>
+      </w:pPr>
+    </w:p>
+    <w:p>
+      <w:pPr>
+        <w:spacing w:after="0" w:line="240" w:lineRule="auto"/>
+        <w:rPr>
+          <w:rFonts w:ascii="Times New Roman" w:hAnsi="Times New Roman" w:cs="Times New Roman"/>
+          <w:color w:val="0000FF"/>
+          <w:sz w:val="24"/>
+          <w:szCs w:val="24"/>
+        </w:rPr>
+      </w:pPr>
+    </w:p>
+    <w:p>
+      <w:pPr>
+        <w:spacing w:after="0" w:line="240" w:lineRule="auto"/>
+        <w:rPr>
+          <w:rFonts w:ascii="Times New Roman" w:hAnsi="Times New Roman" w:cs="Times New Roman"/>
+          <w:color w:val="0000FF"/>
+          <w:sz w:val="24"/>
+          <w:szCs w:val="24"/>
+        </w:rPr>
+      </w:pPr>
+    </w:p>
+    <w:p>
+      <w:pPr>
+        <w:spacing w:after="0" w:line="240" w:lineRule="auto"/>
+        <w:rPr>
+          <w:rFonts w:ascii="Times New Roman" w:hAnsi="Times New Roman" w:cs="Times New Roman"/>
+          <w:color w:val="0000FF"/>
+          <w:sz w:val="24"/>
+          <w:szCs w:val="24"/>
+        </w:rPr>
+      </w:pPr>
+      <w:r>
+        <w:rPr>
+          <w:rFonts w:ascii="Times New Roman" w:hAnsi="Times New Roman" w:cs="Times New Roman"/>
+          <w:color w:val="0000FF"/>
+          <w:sz w:val="24"/>
+          <w:szCs w:val="24"/>
+        </w:rPr>
+        <w:t>Introduction</w:t>
       </w:r>
     </w:p>
     <w:p>
@@ -3723,27 +3751,6 @@
         <w:spacing w:after="0" w:line="240" w:lineRule="auto"/>
         <w:rPr>
           <w:rFonts w:ascii="Times New Roman" w:hAnsi="Times New Roman" w:cs="Times New Roman"/>
-          <w:color w:val="0000FF"/>
-          <w:sz w:val="24"/>
-          <w:szCs w:val="24"/>
-        </w:rPr>
-      </w:pPr>
-      <w:r>
-        <w:rPr>
-          <w:rFonts w:ascii="Times New Roman" w:hAnsi="Times New Roman" w:cs="Times New Roman"/>
-          <w:color w:val="0000FF"/>
-          <w:sz w:val="24"/>
-          <w:szCs w:val="24"/>
-        </w:rPr>
-        <w:lastRenderedPageBreak/>
-        <w:t>Introduction</w:t>
-      </w:r>
-    </w:p>
-    <w:p>
-      <w:pPr>
-        <w:spacing w:after="0" w:line="240" w:lineRule="auto"/>
-        <w:rPr>
-          <w:rFonts w:ascii="Times New Roman" w:hAnsi="Times New Roman" w:cs="Times New Roman"/>
           <w:i/>
           <w:iCs/>
           <w:color w:val="0000FF"/>
@@ -3751,10 +3758,7 @@
           <w:szCs w:val="24"/>
         </w:rPr>
       </w:pPr>
-    </w:p>
-    <w:p>
-      <w:pPr>
-        <w:spacing w:after="0" w:line="240" w:lineRule="auto"/>
+      <w:r>
         <w:rPr>
           <w:rFonts w:ascii="Times New Roman" w:hAnsi="Times New Roman" w:cs="Times New Roman"/>
           <w:i/>
@@ -3763,28 +3767,7 @@
           <w:sz w:val="24"/>
           <w:szCs w:val="24"/>
         </w:rPr>
-      </w:pPr>
-      <w:r>
-        <w:rPr>
-          <w:rFonts w:ascii="Times New Roman" w:hAnsi="Times New Roman" w:cs="Times New Roman"/>
-          <w:i/>
-          <w:iCs/>
-          <w:color w:val="0000FF"/>
-          <w:sz w:val="24"/>
-          <w:szCs w:val="24"/>
-        </w:rPr>
-        <w:t>“</w:t>
-      </w:r>
-      <w:r>
-        <w:rPr>
-          <w:rFonts w:ascii="Times New Roman" w:hAnsi="Times New Roman" w:cs="Times New Roman"/>
-          <w:i/>
-          <w:iCs/>
-          <w:color w:val="0000FF"/>
-          <w:sz w:val="24"/>
-          <w:szCs w:val="24"/>
-        </w:rPr>
-        <w:t xml:space="preserve">A comprehensive simulation study across 4,651 fields and 40 weather-years was conducted using a well-tested version of the APSIM (Agricultural Production Systems Simulator) framework. We considered irrigated soybean production systems in the Arkansas Delta region as a case study, an environment particularly vulnerable to warming </w:t>
+        <w:t xml:space="preserve">“A comprehensive simulation study across 4,651 fields and 40 weather-years was conducted using a well-tested version of the APSIM (Agricultural Production Systems Simulator) framework. We considered irrigated soybean production systems in the Arkansas Delta region as a case study, an environment particularly vulnerable to warming </w:t>
       </w:r>
       <w:sdt>
         <w:sdtPr>
@@ -3866,9 +3849,12 @@
           <w:sz w:val="24"/>
           <w:szCs w:val="24"/>
         </w:rPr>
-        <w:t>. We hypothesize that under high temperatures, using late-maturing soybean genotypes combined with early planting will offset the negative impacts of warming on irrigated soybean yield.</w:t>
-      </w:r>
-      <w:r>
+        <w:t>. We hypothesize that under high temperatures, using late-maturing soybean genotypes combined with early planting will offset the negative impacts of warming on irrigated soybean yield.”</w:t>
+      </w:r>
+    </w:p>
+    <w:p>
+      <w:pPr>
+        <w:spacing w:after="0" w:line="240" w:lineRule="auto"/>
         <w:rPr>
           <w:rFonts w:ascii="Times New Roman" w:hAnsi="Times New Roman" w:cs="Times New Roman"/>
           <w:i/>
@@ -3877,7 +3863,26 @@
           <w:sz w:val="24"/>
           <w:szCs w:val="24"/>
         </w:rPr>
-        <w:t>”</w:t>
+      </w:pPr>
+    </w:p>
+    <w:p>
+      <w:pPr>
+        <w:spacing w:after="0" w:line="240" w:lineRule="auto"/>
+        <w:rPr>
+          <w:rFonts w:ascii="Times New Roman" w:hAnsi="Times New Roman" w:cs="Times New Roman"/>
+          <w:color w:val="0000FF"/>
+          <w:sz w:val="24"/>
+          <w:szCs w:val="24"/>
+        </w:rPr>
+      </w:pPr>
+      <w:r>
+        <w:rPr>
+          <w:rFonts w:ascii="Times New Roman" w:hAnsi="Times New Roman" w:cs="Times New Roman"/>
+          <w:color w:val="0000FF"/>
+          <w:sz w:val="24"/>
+          <w:szCs w:val="24"/>
+        </w:rPr>
+        <w:t>Discussion</w:t>
       </w:r>
     </w:p>
     <w:p>
@@ -3898,26 +3903,6 @@
         <w:spacing w:after="0" w:line="240" w:lineRule="auto"/>
         <w:rPr>
           <w:rFonts w:ascii="Times New Roman" w:hAnsi="Times New Roman" w:cs="Times New Roman"/>
-          <w:color w:val="0000FF"/>
-          <w:sz w:val="24"/>
-          <w:szCs w:val="24"/>
-        </w:rPr>
-      </w:pPr>
-      <w:r>
-        <w:rPr>
-          <w:rFonts w:ascii="Times New Roman" w:hAnsi="Times New Roman" w:cs="Times New Roman"/>
-          <w:color w:val="0000FF"/>
-          <w:sz w:val="24"/>
-          <w:szCs w:val="24"/>
-        </w:rPr>
-        <w:t>Discussion</w:t>
-      </w:r>
-    </w:p>
-    <w:p>
-      <w:pPr>
-        <w:spacing w:after="0" w:line="240" w:lineRule="auto"/>
-        <w:rPr>
-          <w:rFonts w:ascii="Times New Roman" w:hAnsi="Times New Roman" w:cs="Times New Roman"/>
           <w:i/>
           <w:iCs/>
           <w:color w:val="0000FF"/>
@@ -3925,10 +3910,7 @@
           <w:szCs w:val="24"/>
         </w:rPr>
       </w:pPr>
-    </w:p>
-    <w:p>
-      <w:pPr>
-        <w:spacing w:after="0" w:line="240" w:lineRule="auto"/>
+      <w:r>
         <w:rPr>
           <w:rFonts w:ascii="Times New Roman" w:hAnsi="Times New Roman" w:cs="Times New Roman"/>
           <w:i/>
@@ -3937,8 +3919,12 @@
           <w:sz w:val="24"/>
           <w:szCs w:val="24"/>
         </w:rPr>
-      </w:pPr>
-      <w:r>
+        <w:t>“Because this study focuses on irrigated soybean production systems in the Arkansas Delta region, the results generated may not be directly applicable to rainfed systems.”</w:t>
+      </w:r>
+    </w:p>
+    <w:p>
+      <w:pPr>
+        <w:spacing w:after="0" w:line="240" w:lineRule="auto"/>
         <w:rPr>
           <w:rFonts w:ascii="Times New Roman" w:hAnsi="Times New Roman" w:cs="Times New Roman"/>
           <w:i/>
@@ -3947,8 +3933,110 @@
           <w:sz w:val="24"/>
           <w:szCs w:val="24"/>
         </w:rPr>
-        <w:t>“</w:t>
-      </w:r>
+      </w:pPr>
+    </w:p>
+    <w:p>
+      <w:pPr>
+        <w:spacing w:after="0" w:line="240" w:lineRule="auto"/>
+        <w:rPr>
+          <w:rFonts w:ascii="Times New Roman" w:hAnsi="Times New Roman" w:cs="Times New Roman"/>
+          <w:b/>
+          <w:bCs/>
+          <w:sz w:val="24"/>
+          <w:szCs w:val="24"/>
+          <w:u w:val="single"/>
+        </w:rPr>
+      </w:pPr>
+      <w:r>
+        <w:rPr>
+          <w:rFonts w:ascii="Times New Roman" w:hAnsi="Times New Roman" w:cs="Times New Roman"/>
+          <w:b/>
+          <w:bCs/>
+          <w:sz w:val="24"/>
+          <w:szCs w:val="24"/>
+          <w:u w:val="single"/>
+        </w:rPr>
+        <w:t>Comment #</w:t>
+      </w:r>
+      <w:r>
+        <w:rPr>
+          <w:rFonts w:ascii="Times New Roman" w:hAnsi="Times New Roman" w:cs="Times New Roman"/>
+          <w:b/>
+          <w:bCs/>
+          <w:sz w:val="24"/>
+          <w:szCs w:val="24"/>
+          <w:u w:val="single"/>
+        </w:rPr>
+        <w:t>17</w:t>
+      </w:r>
+    </w:p>
+    <w:p>
+      <w:pPr>
+        <w:spacing w:after="0" w:line="240" w:lineRule="auto"/>
+        <w:rPr>
+          <w:rFonts w:ascii="Times New Roman" w:hAnsi="Times New Roman" w:cs="Times New Roman"/>
+          <w:sz w:val="24"/>
+          <w:szCs w:val="24"/>
+        </w:rPr>
+      </w:pPr>
+      <w:r>
+        <w:rPr>
+          <w:rFonts w:ascii="Times New Roman" w:hAnsi="Times New Roman" w:cs="Times New Roman"/>
+          <w:sz w:val="24"/>
+          <w:szCs w:val="24"/>
+        </w:rPr>
+        <w:t>Along the same lines, the evaluated adaptation strategies assume an adequate irrigation water supply. However, the long-term availability of irrigation water may become a limitation in the Arkansas Delta due to increasing pressure on groundwater resources. The authors should briefly discuss this limitation or acknowledge that future work should evaluate adaptation strategies under limited irrigation or water-constrained scenarios.</w:t>
+      </w:r>
+    </w:p>
+    <w:p>
+      <w:pPr>
+        <w:spacing w:after="0" w:line="240" w:lineRule="auto"/>
+        <w:rPr>
+          <w:rFonts w:ascii="Times New Roman" w:hAnsi="Times New Roman" w:cs="Times New Roman"/>
+          <w:color w:val="0000FF"/>
+          <w:sz w:val="24"/>
+          <w:szCs w:val="24"/>
+        </w:rPr>
+      </w:pPr>
+      <w:r>
+        <w:rPr>
+          <w:rFonts w:ascii="Times New Roman" w:hAnsi="Times New Roman" w:cs="Times New Roman"/>
+          <w:color w:val="0000FF"/>
+          <w:sz w:val="24"/>
+          <w:szCs w:val="24"/>
+        </w:rPr>
+        <w:t xml:space="preserve">Response: </w:t>
+      </w:r>
+      <w:r>
+        <w:rPr>
+          <w:rFonts w:ascii="Times New Roman" w:hAnsi="Times New Roman" w:cs="Times New Roman"/>
+          <w:color w:val="0000FF"/>
+          <w:sz w:val="24"/>
+          <w:szCs w:val="24"/>
+        </w:rPr>
+        <w:t>Thank you for the great suggestion. We have added a sentence to the discussion acknowledging this limitation and suggesting work to address this. The new text reads:</w:t>
+      </w:r>
+    </w:p>
+    <w:p>
+      <w:pPr>
+        <w:spacing w:after="0" w:line="240" w:lineRule="auto"/>
+        <w:rPr>
+          <w:rFonts w:ascii="Times New Roman" w:hAnsi="Times New Roman" w:cs="Times New Roman"/>
+          <w:color w:val="0000FF"/>
+          <w:sz w:val="24"/>
+          <w:szCs w:val="24"/>
+        </w:rPr>
+      </w:pPr>
+    </w:p>
+    <w:p>
+      <w:pPr>
+        <w:spacing w:after="0" w:line="240" w:lineRule="auto"/>
+        <w:rPr>
+          <w:rFonts w:ascii="Times New Roman" w:hAnsi="Times New Roman" w:cs="Times New Roman"/>
+          <w:sz w:val="24"/>
+          <w:szCs w:val="24"/>
+        </w:rPr>
+      </w:pPr>
       <w:r>
         <w:rPr>
           <w:rFonts w:ascii="Times New Roman" w:hAnsi="Times New Roman" w:cs="Times New Roman"/>
@@ -3958,9 +4046,167 @@
           <w:sz w:val="24"/>
           <w:szCs w:val="24"/>
         </w:rPr>
-        <w:t>Because this study focuses on irrigated soybean production systems in the Arkansas Delta region, the results generated may not be directly applicable to rainfed systems.</w:t>
-      </w:r>
-      <w:r>
+        <w:t>“Lastly, our simulations assume an adequate supply of irrigation water. Increasing pressure on groundwater resources raises concerns about the long-term availability of irrigation water in the study region. Future studies could focus on adaptive strategies under deficit-irrigation scenarios and on maximizing systems' water use efficiency.”</w:t>
+      </w:r>
+    </w:p>
+    <w:p>
+      <w:pPr>
+        <w:spacing w:after="0" w:line="240" w:lineRule="auto"/>
+        <w:rPr>
+          <w:rFonts w:ascii="Times New Roman" w:hAnsi="Times New Roman" w:cs="Times New Roman"/>
+          <w:b/>
+          <w:bCs/>
+          <w:sz w:val="24"/>
+          <w:szCs w:val="24"/>
+          <w:u w:val="single"/>
+        </w:rPr>
+      </w:pPr>
+    </w:p>
+    <w:p>
+      <w:pPr>
+        <w:spacing w:after="0" w:line="240" w:lineRule="auto"/>
+        <w:rPr>
+          <w:rFonts w:ascii="Times New Roman" w:hAnsi="Times New Roman" w:cs="Times New Roman"/>
+          <w:b/>
+          <w:bCs/>
+          <w:sz w:val="24"/>
+          <w:szCs w:val="24"/>
+          <w:u w:val="single"/>
+        </w:rPr>
+      </w:pPr>
+      <w:r>
+        <w:rPr>
+          <w:rFonts w:ascii="Times New Roman" w:hAnsi="Times New Roman" w:cs="Times New Roman"/>
+          <w:b/>
+          <w:bCs/>
+          <w:sz w:val="24"/>
+          <w:szCs w:val="24"/>
+          <w:u w:val="single"/>
+        </w:rPr>
+        <w:t>Comment #</w:t>
+      </w:r>
+      <w:r>
+        <w:rPr>
+          <w:rFonts w:ascii="Times New Roman" w:hAnsi="Times New Roman" w:cs="Times New Roman"/>
+          <w:b/>
+          <w:bCs/>
+          <w:sz w:val="24"/>
+          <w:szCs w:val="24"/>
+          <w:u w:val="single"/>
+        </w:rPr>
+        <w:t>18</w:t>
+      </w:r>
+    </w:p>
+    <w:p>
+      <w:pPr>
+        <w:spacing w:after="0" w:line="240" w:lineRule="auto"/>
+        <w:rPr>
+          <w:rFonts w:ascii="Times New Roman" w:hAnsi="Times New Roman" w:cs="Times New Roman"/>
+          <w:sz w:val="24"/>
+          <w:szCs w:val="24"/>
+        </w:rPr>
+      </w:pPr>
+      <w:r>
+        <w:rPr>
+          <w:rFonts w:ascii="Times New Roman" w:hAnsi="Times New Roman" w:cs="Times New Roman"/>
+          <w:sz w:val="24"/>
+          <w:szCs w:val="24"/>
+        </w:rPr>
+        <w:t>The authors state that "extending the seed filling period was a promising strategy to maximize soybean seed yield" (lines 183–184). However, it is not clear how the seed-filling period was determined from APSIM. Please describe this in the Materials and Methods, including which phenological stages were used to calculate this duration.</w:t>
+      </w:r>
+    </w:p>
+    <w:p>
+      <w:pPr>
+        <w:spacing w:after="0" w:line="240" w:lineRule="auto"/>
+        <w:rPr>
+          <w:rFonts w:ascii="Times New Roman" w:hAnsi="Times New Roman" w:cs="Times New Roman"/>
+          <w:color w:val="0000FF"/>
+          <w:sz w:val="24"/>
+          <w:szCs w:val="24"/>
+        </w:rPr>
+      </w:pPr>
+      <w:r>
+        <w:rPr>
+          <w:rFonts w:ascii="Times New Roman" w:hAnsi="Times New Roman" w:cs="Times New Roman"/>
+          <w:color w:val="0000FF"/>
+          <w:sz w:val="24"/>
+          <w:szCs w:val="24"/>
+        </w:rPr>
+        <w:t xml:space="preserve">Response: </w:t>
+      </w:r>
+      <w:r>
+        <w:rPr>
+          <w:rFonts w:ascii="Times New Roman" w:hAnsi="Times New Roman" w:cs="Times New Roman"/>
+          <w:color w:val="0000FF"/>
+          <w:sz w:val="24"/>
+          <w:szCs w:val="24"/>
+        </w:rPr>
+        <w:t>Thank you for the suggestion. We have clarified in the material and methods how seed-filling is determined in APSIM and added information on which stages were used to calculate seed-filling and on other key phases used in the study. The new sentences read:</w:t>
+      </w:r>
+    </w:p>
+    <w:p>
+      <w:pPr>
+        <w:spacing w:after="0" w:line="240" w:lineRule="auto"/>
+        <w:rPr>
+          <w:rFonts w:ascii="Times New Roman" w:hAnsi="Times New Roman" w:cs="Times New Roman"/>
+          <w:color w:val="0000FF"/>
+          <w:sz w:val="24"/>
+          <w:szCs w:val="24"/>
+        </w:rPr>
+      </w:pPr>
+    </w:p>
+    <w:p>
+      <w:pPr>
+        <w:spacing w:after="0" w:line="240" w:lineRule="auto"/>
+        <w:rPr>
+          <w:rFonts w:ascii="Times New Roman" w:hAnsi="Times New Roman" w:cs="Times New Roman"/>
+          <w:color w:val="0000FF"/>
+          <w:sz w:val="24"/>
+          <w:szCs w:val="24"/>
+        </w:rPr>
+      </w:pPr>
+      <w:r>
+        <w:rPr>
+          <w:rFonts w:ascii="Times New Roman" w:hAnsi="Times New Roman" w:cs="Times New Roman"/>
+          <w:color w:val="0000FF"/>
+          <w:sz w:val="24"/>
+          <w:szCs w:val="24"/>
+        </w:rPr>
+        <w:t>In section “</w:t>
+      </w:r>
+      <w:r>
+        <w:rPr>
+          <w:rFonts w:ascii="Times New Roman" w:hAnsi="Times New Roman" w:cs="Times New Roman"/>
+          <w:color w:val="0000FF"/>
+          <w:sz w:val="24"/>
+          <w:szCs w:val="24"/>
+        </w:rPr>
+        <w:t>2.1. APSIM-Soybean model testing</w:t>
+      </w:r>
+      <w:r>
+        <w:rPr>
+          <w:rFonts w:ascii="Times New Roman" w:hAnsi="Times New Roman" w:cs="Times New Roman"/>
+          <w:color w:val="0000FF"/>
+          <w:sz w:val="24"/>
+          <w:szCs w:val="24"/>
+        </w:rPr>
+        <w:t>”</w:t>
+      </w:r>
+    </w:p>
+    <w:p>
+      <w:pPr>
+        <w:spacing w:after="0" w:line="240" w:lineRule="auto"/>
+        <w:rPr>
+          <w:rFonts w:ascii="Times New Roman" w:hAnsi="Times New Roman" w:cs="Times New Roman"/>
+          <w:color w:val="0000FF"/>
+          <w:sz w:val="24"/>
+          <w:szCs w:val="24"/>
+        </w:rPr>
+      </w:pPr>
+    </w:p>
+    <w:p>
+      <w:pPr>
+        <w:spacing w:after="0" w:line="240" w:lineRule="auto"/>
         <w:rPr>
           <w:rFonts w:ascii="Times New Roman" w:hAnsi="Times New Roman" w:cs="Times New Roman"/>
           <w:i/>
@@ -3969,12 +4215,8 @@
           <w:sz w:val="24"/>
           <w:szCs w:val="24"/>
         </w:rPr>
-        <w:t>”</w:t>
-      </w:r>
-    </w:p>
-    <w:p>
-      <w:pPr>
-        <w:spacing w:after="0" w:line="240" w:lineRule="auto"/>
+      </w:pPr>
+      <w:r>
         <w:rPr>
           <w:rFonts w:ascii="Times New Roman" w:hAnsi="Times New Roman" w:cs="Times New Roman"/>
           <w:i/>
@@ -3983,167 +4225,61 @@
           <w:sz w:val="24"/>
           <w:szCs w:val="24"/>
         </w:rPr>
-      </w:pPr>
-    </w:p>
-    <w:p>
-      <w:pPr>
-        <w:spacing w:after="0" w:line="240" w:lineRule="auto"/>
-        <w:rPr>
-          <w:rFonts w:ascii="Times New Roman" w:hAnsi="Times New Roman" w:cs="Times New Roman"/>
-          <w:b/>
-          <w:bCs/>
-          <w:sz w:val="24"/>
-          <w:szCs w:val="24"/>
-          <w:u w:val="single"/>
-        </w:rPr>
-      </w:pPr>
-      <w:r>
-        <w:rPr>
-          <w:rFonts w:ascii="Times New Roman" w:hAnsi="Times New Roman" w:cs="Times New Roman"/>
-          <w:b/>
-          <w:bCs/>
-          <w:sz w:val="24"/>
-          <w:szCs w:val="24"/>
-          <w:u w:val="single"/>
-        </w:rPr>
-        <w:t>Comment #</w:t>
-      </w:r>
-      <w:r>
-        <w:rPr>
-          <w:rFonts w:ascii="Times New Roman" w:hAnsi="Times New Roman" w:cs="Times New Roman"/>
-          <w:b/>
-          <w:bCs/>
-          <w:sz w:val="24"/>
-          <w:szCs w:val="24"/>
-          <w:u w:val="single"/>
-        </w:rPr>
-        <w:t>1</w:t>
-      </w:r>
-      <w:r>
-        <w:rPr>
-          <w:rFonts w:ascii="Times New Roman" w:hAnsi="Times New Roman" w:cs="Times New Roman"/>
-          <w:b/>
-          <w:bCs/>
-          <w:sz w:val="24"/>
-          <w:szCs w:val="24"/>
-          <w:u w:val="single"/>
-        </w:rPr>
-        <w:t>7</w:t>
-      </w:r>
-    </w:p>
-    <w:p>
-      <w:pPr>
-        <w:spacing w:after="0" w:line="240" w:lineRule="auto"/>
-        <w:rPr>
-          <w:rFonts w:ascii="Times New Roman" w:hAnsi="Times New Roman" w:cs="Times New Roman"/>
-          <w:sz w:val="24"/>
-          <w:szCs w:val="24"/>
-        </w:rPr>
-      </w:pPr>
-      <w:r>
-        <w:rPr>
-          <w:rFonts w:ascii="Times New Roman" w:hAnsi="Times New Roman" w:cs="Times New Roman"/>
-          <w:sz w:val="24"/>
-          <w:szCs w:val="24"/>
-        </w:rPr>
-        <w:t xml:space="preserve">Along the same lines, the evaluated adaptation strategies assume an </w:t>
-      </w:r>
-      <w:proofErr w:type="gramStart"/>
-      <w:r>
-        <w:rPr>
-          <w:rFonts w:ascii="Times New Roman" w:hAnsi="Times New Roman" w:cs="Times New Roman"/>
-          <w:sz w:val="24"/>
-          <w:szCs w:val="24"/>
-        </w:rPr>
-        <w:t>adequate irrigation</w:t>
-      </w:r>
-      <w:proofErr w:type="gramEnd"/>
-      <w:r>
-        <w:rPr>
-          <w:rFonts w:ascii="Times New Roman" w:hAnsi="Times New Roman" w:cs="Times New Roman"/>
-          <w:sz w:val="24"/>
-          <w:szCs w:val="24"/>
-        </w:rPr>
-        <w:t xml:space="preserve"> water supply. However, the long-term availability of irrigation water may become a limitation in the Arkansas Delta due to increasing pressure on groundwater resources. The authors should briefly discuss this limitation or acknowledge that future work should evaluate adaptation strategies under limited irrigation or water-constrained scenarios.</w:t>
-      </w:r>
-    </w:p>
-    <w:p>
-      <w:pPr>
-        <w:spacing w:after="0" w:line="240" w:lineRule="auto"/>
-        <w:rPr>
-          <w:rFonts w:ascii="Times New Roman" w:hAnsi="Times New Roman" w:cs="Times New Roman"/>
-          <w:color w:val="0000FF"/>
-          <w:sz w:val="24"/>
-          <w:szCs w:val="24"/>
-        </w:rPr>
-      </w:pPr>
-      <w:r>
-        <w:rPr>
-          <w:rFonts w:ascii="Times New Roman" w:hAnsi="Times New Roman" w:cs="Times New Roman"/>
-          <w:color w:val="0000FF"/>
-          <w:sz w:val="24"/>
-          <w:szCs w:val="24"/>
-        </w:rPr>
-        <w:t xml:space="preserve">Response: </w:t>
-      </w:r>
-      <w:r>
-        <w:rPr>
-          <w:rFonts w:ascii="Times New Roman" w:hAnsi="Times New Roman" w:cs="Times New Roman"/>
-          <w:color w:val="0000FF"/>
-          <w:sz w:val="24"/>
-          <w:szCs w:val="24"/>
-        </w:rPr>
-        <w:t xml:space="preserve">Thank you for the </w:t>
-      </w:r>
-      <w:r>
-        <w:rPr>
-          <w:rFonts w:ascii="Times New Roman" w:hAnsi="Times New Roman" w:cs="Times New Roman"/>
-          <w:color w:val="0000FF"/>
-          <w:sz w:val="24"/>
-          <w:szCs w:val="24"/>
-        </w:rPr>
-        <w:t xml:space="preserve">great </w:t>
-      </w:r>
-      <w:r>
-        <w:rPr>
-          <w:rFonts w:ascii="Times New Roman" w:hAnsi="Times New Roman" w:cs="Times New Roman"/>
-          <w:color w:val="0000FF"/>
-          <w:sz w:val="24"/>
-          <w:szCs w:val="24"/>
-        </w:rPr>
-        <w:t>suggestion.</w:t>
-      </w:r>
-      <w:r>
-        <w:rPr>
-          <w:rFonts w:ascii="Times New Roman" w:hAnsi="Times New Roman" w:cs="Times New Roman"/>
-          <w:color w:val="0000FF"/>
-          <w:sz w:val="24"/>
-          <w:szCs w:val="24"/>
-        </w:rPr>
-        <w:t xml:space="preserve"> We have added a sentence to the discussion acknowledging this limitation and suggesting work to address this. The new text reads:</w:t>
-      </w:r>
-    </w:p>
-    <w:p>
-      <w:pPr>
-        <w:spacing w:after="0" w:line="240" w:lineRule="auto"/>
-        <w:rPr>
-          <w:rFonts w:ascii="Times New Roman" w:hAnsi="Times New Roman" w:cs="Times New Roman"/>
-          <w:color w:val="0000FF"/>
-          <w:sz w:val="24"/>
-          <w:szCs w:val="24"/>
-        </w:rPr>
-      </w:pPr>
-    </w:p>
-    <w:p>
-      <w:pPr>
-        <w:spacing w:after="0" w:line="240" w:lineRule="auto"/>
-        <w:rPr>
-          <w:rFonts w:ascii="Times New Roman" w:hAnsi="Times New Roman" w:cs="Times New Roman"/>
-          <w:sz w:val="24"/>
-          <w:szCs w:val="24"/>
-        </w:rPr>
-      </w:pPr>
-      <w:r>
+        <w:t>“The APSIM-Soybean model uses a multiplicative function to describe the daily relative development (R) rate as a function of temperature and photoperiod (Archontoulis et al., 2014). The timing of key development phases is determined by integrating R over time.”</w:t>
+      </w:r>
+    </w:p>
+    <w:p>
+      <w:pPr>
+        <w:spacing w:after="0" w:line="240" w:lineRule="auto"/>
+        <w:rPr>
+          <w:rFonts w:ascii="Times New Roman" w:hAnsi="Times New Roman" w:cs="Times New Roman"/>
+          <w:color w:val="0000FF"/>
+          <w:sz w:val="24"/>
+          <w:szCs w:val="24"/>
+        </w:rPr>
+      </w:pPr>
+    </w:p>
+    <w:p>
+      <w:pPr>
+        <w:spacing w:after="0" w:line="240" w:lineRule="auto"/>
+        <w:rPr>
+          <w:rFonts w:ascii="Times New Roman" w:hAnsi="Times New Roman" w:cs="Times New Roman"/>
+          <w:color w:val="0000FF"/>
+          <w:sz w:val="24"/>
+          <w:szCs w:val="24"/>
+        </w:rPr>
+      </w:pPr>
+      <w:r>
+        <w:rPr>
+          <w:rFonts w:ascii="Times New Roman" w:hAnsi="Times New Roman" w:cs="Times New Roman"/>
+          <w:color w:val="0000FF"/>
+          <w:sz w:val="24"/>
+          <w:szCs w:val="24"/>
+        </w:rPr>
+        <w:t>In section “</w:t>
+      </w:r>
+      <w:r>
+        <w:rPr>
+          <w:rFonts w:ascii="Times New Roman" w:hAnsi="Times New Roman" w:cs="Times New Roman"/>
+          <w:color w:val="0000FF"/>
+          <w:sz w:val="24"/>
+          <w:szCs w:val="24"/>
+        </w:rPr>
+        <w:t>2.2. Regional simulations and scenario analysis</w:t>
+      </w:r>
+      <w:r>
+        <w:rPr>
+          <w:rFonts w:ascii="Times New Roman" w:hAnsi="Times New Roman" w:cs="Times New Roman"/>
+          <w:color w:val="0000FF"/>
+          <w:sz w:val="24"/>
+          <w:szCs w:val="24"/>
+        </w:rPr>
+        <w:t>”</w:t>
+      </w:r>
+    </w:p>
+    <w:p>
+      <w:pPr>
+        <w:spacing w:after="0" w:line="240" w:lineRule="auto"/>
         <w:rPr>
           <w:rFonts w:ascii="Times New Roman" w:hAnsi="Times New Roman" w:cs="Times New Roman"/>
           <w:i/>
@@ -4152,9 +4288,11 @@
           <w:sz w:val="24"/>
           <w:szCs w:val="24"/>
         </w:rPr>
-        <w:t>“</w:t>
-      </w:r>
-      <w:r>
+      </w:pPr>
+    </w:p>
+    <w:p>
+      <w:pPr>
+        <w:spacing w:after="0" w:line="240" w:lineRule="auto"/>
         <w:rPr>
           <w:rFonts w:ascii="Times New Roman" w:hAnsi="Times New Roman" w:cs="Times New Roman"/>
           <w:i/>
@@ -4163,8 +4301,7 @@
           <w:sz w:val="24"/>
           <w:szCs w:val="24"/>
         </w:rPr>
-        <w:t>Lastly, our simulations assume an adequate supply of irrigation water. Increasing pressure on groundwater resources raises concerns about the long-term availability of irrigation water in the study region. Future studies could focus on adaptive strategies under deficit-irrigation scenarios and on maximizing systems' water use efficiency.</w:t>
-      </w:r>
+      </w:pPr>
       <w:r>
         <w:rPr>
           <w:rFonts w:ascii="Times New Roman" w:hAnsi="Times New Roman" w:cs="Times New Roman"/>
@@ -4174,19 +4311,592 @@
           <w:sz w:val="24"/>
           <w:szCs w:val="24"/>
         </w:rPr>
+        <w:t>“The seed filling period consisted of the number of days from beginning seed (R5) to physiological maturity (R7) phenological stages. The total crop cycle consisted of the number of days from emergence (VE) to R7. The vegetative period consisted of the number of days from VE to beginning flowering (R1).”</w:t>
+      </w:r>
+    </w:p>
+    <w:p>
+      <w:pPr>
+        <w:spacing w:after="0" w:line="240" w:lineRule="auto"/>
+        <w:rPr>
+          <w:rFonts w:ascii="Times New Roman" w:hAnsi="Times New Roman" w:cs="Times New Roman"/>
+          <w:color w:val="0000FF"/>
+          <w:sz w:val="24"/>
+          <w:szCs w:val="24"/>
+        </w:rPr>
+      </w:pPr>
+    </w:p>
+    <w:p>
+      <w:pPr>
+        <w:spacing w:after="0" w:line="240" w:lineRule="auto"/>
+        <w:rPr>
+          <w:rFonts w:ascii="Times New Roman" w:hAnsi="Times New Roman" w:cs="Times New Roman"/>
+          <w:b/>
+          <w:bCs/>
+          <w:sz w:val="24"/>
+          <w:szCs w:val="24"/>
+          <w:u w:val="single"/>
+        </w:rPr>
+      </w:pPr>
+      <w:r>
+        <w:rPr>
+          <w:rFonts w:ascii="Times New Roman" w:hAnsi="Times New Roman" w:cs="Times New Roman"/>
+          <w:b/>
+          <w:bCs/>
+          <w:sz w:val="24"/>
+          <w:szCs w:val="24"/>
+          <w:u w:val="single"/>
+        </w:rPr>
+        <w:t>Comment #</w:t>
+      </w:r>
+      <w:r>
+        <w:rPr>
+          <w:rFonts w:ascii="Times New Roman" w:hAnsi="Times New Roman" w:cs="Times New Roman"/>
+          <w:b/>
+          <w:bCs/>
+          <w:sz w:val="24"/>
+          <w:szCs w:val="24"/>
+          <w:u w:val="single"/>
+        </w:rPr>
+        <w:t>19</w:t>
+      </w:r>
+    </w:p>
+    <w:p>
+      <w:pPr>
+        <w:spacing w:after="0" w:line="240" w:lineRule="auto"/>
+        <w:rPr>
+          <w:rFonts w:ascii="Times New Roman" w:hAnsi="Times New Roman" w:cs="Times New Roman"/>
+          <w:sz w:val="24"/>
+          <w:szCs w:val="24"/>
+        </w:rPr>
+      </w:pPr>
+      <w:r>
+        <w:rPr>
+          <w:rFonts w:ascii="Times New Roman" w:hAnsi="Times New Roman" w:cs="Times New Roman"/>
+          <w:sz w:val="24"/>
+          <w:szCs w:val="24"/>
+        </w:rPr>
+        <w:t>Were other developmental phases also affected by the adaptation strategies? Presenting the duration of the vegetative and reproductive phases (or their relative changes) would provide a clearer mechanistic explanation of the observed yield responses. As currently presented, it is not evident why extending the seed-filling period was the primary driver of increased yield.</w:t>
+      </w:r>
+    </w:p>
+    <w:p>
+      <w:pPr>
+        <w:spacing w:after="0" w:line="240" w:lineRule="auto"/>
+        <w:rPr>
+          <w:rFonts w:ascii="Times New Roman" w:hAnsi="Times New Roman" w:cs="Times New Roman"/>
+          <w:color w:val="0000FF"/>
+          <w:sz w:val="24"/>
+          <w:szCs w:val="24"/>
+        </w:rPr>
+      </w:pPr>
+      <w:r>
+        <w:rPr>
+          <w:rFonts w:ascii="Times New Roman" w:hAnsi="Times New Roman" w:cs="Times New Roman"/>
+          <w:color w:val="0000FF"/>
+          <w:sz w:val="24"/>
+          <w:szCs w:val="24"/>
+        </w:rPr>
+        <w:t>Response:</w:t>
+      </w:r>
+      <w:r>
+        <w:rPr>
+          <w:rFonts w:ascii="Times New Roman" w:hAnsi="Times New Roman" w:cs="Times New Roman"/>
+          <w:color w:val="0000FF"/>
+          <w:sz w:val="24"/>
+          <w:szCs w:val="24"/>
+        </w:rPr>
+        <w:t xml:space="preserve"> Thank you for the comment. In the discussion section, we stated that “e</w:t>
+      </w:r>
+      <w:r>
+        <w:rPr>
+          <w:rFonts w:ascii="Times New Roman" w:hAnsi="Times New Roman" w:cs="Times New Roman"/>
+          <w:color w:val="0000FF"/>
+          <w:sz w:val="24"/>
+          <w:szCs w:val="24"/>
+        </w:rPr>
+        <w:t xml:space="preserve">xtending the seed filling period was a promising strategy to maximize soybean seed yield </w:t>
+      </w:r>
+      <w:r>
+        <w:rPr>
+          <w:rFonts w:ascii="Times New Roman" w:hAnsi="Times New Roman" w:cs="Times New Roman"/>
+          <w:color w:val="0000FF"/>
+          <w:sz w:val="24"/>
+          <w:szCs w:val="24"/>
+        </w:rPr>
+        <w:t xml:space="preserve">”. We agree with you that the present analysis does not imply that the seed-filling period was the </w:t>
+      </w:r>
+      <w:r>
+        <w:rPr>
+          <w:rFonts w:ascii="Times New Roman" w:hAnsi="Times New Roman" w:cs="Times New Roman"/>
+          <w:color w:val="0000FF"/>
+          <w:sz w:val="24"/>
+          <w:szCs w:val="24"/>
+        </w:rPr>
+        <w:t>“</w:t>
+      </w:r>
+      <w:r>
+        <w:rPr>
+          <w:rFonts w:ascii="Times New Roman" w:hAnsi="Times New Roman" w:cs="Times New Roman"/>
+          <w:color w:val="0000FF"/>
+          <w:sz w:val="24"/>
+          <w:szCs w:val="24"/>
+        </w:rPr>
+        <w:t>primary</w:t>
+      </w:r>
+      <w:r>
+        <w:rPr>
+          <w:rFonts w:ascii="Times New Roman" w:hAnsi="Times New Roman" w:cs="Times New Roman"/>
+          <w:color w:val="0000FF"/>
+          <w:sz w:val="24"/>
+          <w:szCs w:val="24"/>
+        </w:rPr>
         <w:t>”</w:t>
       </w:r>
-    </w:p>
-    <w:p>
-      <w:pPr>
-        <w:spacing w:after="0" w:line="240" w:lineRule="auto"/>
-        <w:rPr>
-          <w:rFonts w:ascii="Times New Roman" w:hAnsi="Times New Roman" w:cs="Times New Roman"/>
-          <w:b/>
-          <w:bCs/>
-          <w:sz w:val="24"/>
-          <w:szCs w:val="24"/>
-          <w:u w:val="single"/>
+      <w:r>
+        <w:rPr>
+          <w:rFonts w:ascii="Times New Roman" w:hAnsi="Times New Roman" w:cs="Times New Roman"/>
+          <w:color w:val="0000FF"/>
+          <w:sz w:val="24"/>
+          <w:szCs w:val="24"/>
+        </w:rPr>
+        <w:t xml:space="preserve"> driver of the increase in yield. </w:t>
+      </w:r>
+      <w:r>
+        <w:rPr>
+          <w:rFonts w:ascii="Times New Roman" w:hAnsi="Times New Roman" w:cs="Times New Roman"/>
+          <w:color w:val="0000FF"/>
+          <w:sz w:val="24"/>
+          <w:szCs w:val="24"/>
+        </w:rPr>
+        <w:t xml:space="preserve">All the text was revised to ensure that no misleading conclusions were made. To address your suggestion, we have performed two additional analyses: (1) a new supplementary figure showing changes in duration of different phases, and (2) a simple model was fitted </w:t>
+      </w:r>
+      <w:r>
+        <w:rPr>
+          <w:rFonts w:ascii="Times New Roman" w:hAnsi="Times New Roman" w:cs="Times New Roman"/>
+          <w:color w:val="0000FF"/>
+          <w:sz w:val="24"/>
+          <w:szCs w:val="24"/>
+        </w:rPr>
+        <w:t>(</w:t>
+      </w:r>
+      <w:r>
+        <w:rPr>
+          <w:rFonts w:ascii="Times New Roman" w:hAnsi="Times New Roman" w:cs="Times New Roman"/>
+          <w:color w:val="0000FF"/>
+          <w:sz w:val="24"/>
+          <w:szCs w:val="24"/>
+        </w:rPr>
+        <w:t xml:space="preserve">yield ~ </w:t>
+      </w:r>
+      <w:r>
+        <w:rPr>
+          <w:rFonts w:ascii="Times New Roman" w:hAnsi="Times New Roman" w:cs="Times New Roman"/>
+          <w:color w:val="0000FF"/>
+          <w:sz w:val="24"/>
+          <w:szCs w:val="24"/>
+        </w:rPr>
+        <w:t>vegetative</w:t>
+      </w:r>
+      <w:r>
+        <w:rPr>
+          <w:rFonts w:ascii="Times New Roman" w:hAnsi="Times New Roman" w:cs="Times New Roman"/>
+          <w:color w:val="0000FF"/>
+          <w:sz w:val="24"/>
+          <w:szCs w:val="24"/>
+        </w:rPr>
+        <w:t xml:space="preserve"> </w:t>
+      </w:r>
+      <w:r>
+        <w:rPr>
+          <w:rFonts w:ascii="Times New Roman" w:hAnsi="Times New Roman" w:cs="Times New Roman"/>
+          <w:color w:val="0000FF"/>
+          <w:sz w:val="24"/>
+          <w:szCs w:val="24"/>
+        </w:rPr>
+        <w:t xml:space="preserve">period + early reproductive period + seed fill period) to quantify the </w:t>
+      </w:r>
+      <w:r>
+        <w:rPr>
+          <w:rFonts w:ascii="Times New Roman" w:hAnsi="Times New Roman" w:cs="Times New Roman"/>
+          <w:color w:val="0000FF"/>
+          <w:sz w:val="24"/>
+          <w:szCs w:val="24"/>
+        </w:rPr>
+        <w:t>variance contribution of different phases to yield changes</w:t>
+      </w:r>
+      <w:r>
+        <w:rPr>
+          <w:rFonts w:ascii="Times New Roman" w:hAnsi="Times New Roman" w:cs="Times New Roman"/>
+          <w:color w:val="0000FF"/>
+          <w:sz w:val="24"/>
+          <w:szCs w:val="24"/>
+        </w:rPr>
+        <w:t xml:space="preserve">. </w:t>
+      </w:r>
+      <w:r>
+        <w:rPr>
+          <w:rFonts w:ascii="Times New Roman" w:hAnsi="Times New Roman" w:cs="Times New Roman"/>
+          <w:color w:val="0000FF"/>
+          <w:sz w:val="24"/>
+          <w:szCs w:val="24"/>
+        </w:rPr>
+        <w:t>The new supplementary figure is shown below:</w:t>
+      </w:r>
+    </w:p>
+    <w:p>
+      <w:pPr>
+        <w:spacing w:after="0" w:line="240" w:lineRule="auto"/>
+        <w:rPr>
+          <w:rFonts w:ascii="Times New Roman" w:hAnsi="Times New Roman" w:cs="Times New Roman"/>
+          <w:color w:val="0000FF"/>
+          <w:sz w:val="24"/>
+          <w:szCs w:val="24"/>
+        </w:rPr>
+      </w:pPr>
+    </w:p>
+    <w:p>
+      <w:pPr>
+        <w:spacing w:before="120" w:after="0" w:line="480" w:lineRule="auto"/>
+        <w:rPr>
+          <w:rFonts w:ascii="Times New Roman" w:hAnsi="Times New Roman" w:cs="Times New Roman"/>
+          <w:b/>
+          <w:bCs/>
+        </w:rPr>
+      </w:pPr>
+      <w:r>
+        <w:rPr>
+          <w:rFonts w:ascii="Times New Roman" w:hAnsi="Times New Roman" w:cs="Times New Roman"/>
+          <w:b/>
+          <w:bCs/>
+        </w:rPr>
+        <w:lastRenderedPageBreak/>
+        <w:drawing>
+          <wp:inline distT="0" distB="0" distL="0" distR="0" wp14:anchorId="7C6D2726" wp14:editId="0283D2F8">
+            <wp:extent cx="5943600" cy="6315710"/>
+            <wp:effectExtent l="0" t="0" r="0" b="8890"/>
+            <wp:docPr id="1938034514" name="Picture 2"/>
+            <wp:cNvGraphicFramePr>
+              <a:graphicFrameLocks xmlns:a="http://schemas.openxmlformats.org/drawingml/2006/main" noChangeAspect="1"/>
+            </wp:cNvGraphicFramePr>
+            <a:graphic xmlns:a="http://schemas.openxmlformats.org/drawingml/2006/main">
+              <a:graphicData uri="http://schemas.openxmlformats.org/drawingml/2006/picture">
+                <pic:pic xmlns:pic="http://schemas.openxmlformats.org/drawingml/2006/picture">
+                  <pic:nvPicPr>
+                    <pic:cNvPr id="0" name="Picture 6"/>
+                    <pic:cNvPicPr>
+                      <a:picLocks noChangeAspect="1" noChangeArrowheads="1"/>
+                    </pic:cNvPicPr>
+                  </pic:nvPicPr>
+                  <pic:blipFill>
+                    <a:blip r:embed="rId8" cstate="print">
+                      <a:extLst>
+                        <a:ext uri="{28A0092B-C50C-407E-A947-70E740481C1C}">
+                          <a14:useLocalDpi xmlns:a14="http://schemas.microsoft.com/office/drawing/2010/main" val="0"/>
+                        </a:ext>
+                      </a:extLst>
+                    </a:blip>
+                    <a:srcRect/>
+                    <a:stretch>
+                      <a:fillRect/>
+                    </a:stretch>
+                  </pic:blipFill>
+                  <pic:spPr bwMode="auto">
+                    <a:xfrm>
+                      <a:off x="0" y="0"/>
+                      <a:ext cx="5943600" cy="6315710"/>
+                    </a:xfrm>
+                    <a:prstGeom prst="rect">
+                      <a:avLst/>
+                    </a:prstGeom>
+                    <a:noFill/>
+                    <a:ln>
+                      <a:noFill/>
+                    </a:ln>
+                  </pic:spPr>
+                </pic:pic>
+              </a:graphicData>
+            </a:graphic>
+          </wp:inline>
+        </w:drawing>
+      </w:r>
+    </w:p>
+    <w:p>
+      <w:pPr>
+        <w:spacing w:before="120" w:after="0" w:line="240" w:lineRule="auto"/>
+        <w:rPr>
+          <w:rFonts w:ascii="Times New Roman" w:hAnsi="Times New Roman" w:cs="Times New Roman"/>
+          <w:color w:val="0070C0"/>
+          <w:sz w:val="24"/>
+          <w:szCs w:val="24"/>
+        </w:rPr>
+      </w:pPr>
+      <w:r>
+        <w:rPr>
+          <w:rFonts w:ascii="Times New Roman" w:hAnsi="Times New Roman" w:cs="Times New Roman"/>
+          <w:b/>
+          <w:bCs/>
+          <w:color w:val="0070C0"/>
+          <w:sz w:val="24"/>
+          <w:szCs w:val="24"/>
+        </w:rPr>
+        <w:t xml:space="preserve">Figure </w:t>
+      </w:r>
+      <w:r>
+        <w:rPr>
+          <w:rFonts w:ascii="Times New Roman" w:hAnsi="Times New Roman" w:cs="Times New Roman"/>
+          <w:b/>
+          <w:bCs/>
+          <w:color w:val="0070C0"/>
+        </w:rPr>
+        <w:t>S6</w:t>
+      </w:r>
+      <w:r>
+        <w:rPr>
+          <w:rFonts w:ascii="Times New Roman" w:hAnsi="Times New Roman" w:cs="Times New Roman"/>
+          <w:b/>
+          <w:bCs/>
+          <w:color w:val="0070C0"/>
+          <w:sz w:val="24"/>
+          <w:szCs w:val="24"/>
+        </w:rPr>
+        <w:t>.</w:t>
+      </w:r>
+      <w:r>
+        <w:rPr>
+          <w:rFonts w:ascii="Times New Roman" w:hAnsi="Times New Roman" w:cs="Times New Roman"/>
+          <w:color w:val="0070C0"/>
+          <w:sz w:val="24"/>
+          <w:szCs w:val="24"/>
+        </w:rPr>
+        <w:t xml:space="preserve"> Geographical distribution of the relative effects of rising temperatures and adaptive genotypic and agronomic management strategies on changes in </w:t>
+      </w:r>
+      <w:r>
+        <w:rPr>
+          <w:rFonts w:ascii="Times New Roman" w:hAnsi="Times New Roman" w:cs="Times New Roman"/>
+          <w:color w:val="0070C0"/>
+        </w:rPr>
+        <w:t xml:space="preserve">different </w:t>
+      </w:r>
+      <w:r>
+        <w:rPr>
+          <w:rFonts w:ascii="Times New Roman" w:hAnsi="Times New Roman" w:cs="Times New Roman"/>
+          <w:color w:val="0070C0"/>
+          <w:sz w:val="24"/>
+          <w:szCs w:val="24"/>
+        </w:rPr>
+        <w:t xml:space="preserve">soybean </w:t>
+      </w:r>
+      <w:r>
+        <w:rPr>
+          <w:rFonts w:ascii="Times New Roman" w:hAnsi="Times New Roman" w:cs="Times New Roman"/>
+          <w:color w:val="0070C0"/>
+        </w:rPr>
+        <w:t xml:space="preserve">phenological phases: (A) emergence to first flower, (B) first flower to beginning seed, (C) </w:t>
+      </w:r>
+      <w:r>
+        <w:rPr>
+          <w:rFonts w:ascii="Times New Roman" w:hAnsi="Times New Roman" w:cs="Times New Roman"/>
+          <w:color w:val="0070C0"/>
+          <w:sz w:val="24"/>
+          <w:szCs w:val="24"/>
+        </w:rPr>
+        <w:t xml:space="preserve"> </w:t>
+      </w:r>
+      <w:r>
+        <w:rPr>
+          <w:rFonts w:ascii="Times New Roman" w:hAnsi="Times New Roman" w:cs="Times New Roman"/>
+          <w:color w:val="0070C0"/>
+        </w:rPr>
+        <w:t>beginning seed to physiological maturity, and (D) emergence to physiological maturity</w:t>
+      </w:r>
+      <w:r>
+        <w:rPr>
+          <w:rFonts w:ascii="Times New Roman" w:hAnsi="Times New Roman" w:cs="Times New Roman"/>
+          <w:color w:val="0070C0"/>
+          <w:sz w:val="24"/>
+          <w:szCs w:val="24"/>
+        </w:rPr>
+        <w:t xml:space="preserve"> across 4,651 soybean fields in the US Mid-South. Values per pixel are averages across 40 weather years. LM &amp; ES represent the combined effect of a late-maturing variety and early sowing. All adaptive scenarios were simulated under +2°C. </w:t>
+      </w:r>
+    </w:p>
+    <w:p>
+      <w:pPr>
+        <w:spacing w:after="0" w:line="240" w:lineRule="auto"/>
+        <w:rPr>
+          <w:rFonts w:ascii="Times New Roman" w:hAnsi="Times New Roman" w:cs="Times New Roman"/>
+          <w:color w:val="0000FF"/>
+          <w:sz w:val="24"/>
+          <w:szCs w:val="24"/>
+        </w:rPr>
+      </w:pPr>
+    </w:p>
+    <w:p>
+      <w:pPr>
+        <w:spacing w:after="0" w:line="240" w:lineRule="auto"/>
+        <w:rPr>
+          <w:rFonts w:ascii="Times New Roman" w:hAnsi="Times New Roman" w:cs="Times New Roman"/>
+          <w:color w:val="0000FF"/>
+          <w:sz w:val="24"/>
+          <w:szCs w:val="24"/>
+        </w:rPr>
+      </w:pPr>
+    </w:p>
+    <w:p>
+      <w:pPr>
+        <w:spacing w:after="0" w:line="240" w:lineRule="auto"/>
+        <w:rPr>
+          <w:rFonts w:ascii="Times New Roman" w:hAnsi="Times New Roman" w:cs="Times New Roman"/>
+          <w:color w:val="0000FF"/>
+          <w:sz w:val="24"/>
+          <w:szCs w:val="24"/>
+        </w:rPr>
+      </w:pPr>
+      <w:r>
+        <w:rPr>
+          <w:rFonts w:ascii="Times New Roman" w:hAnsi="Times New Roman" w:cs="Times New Roman"/>
+          <w:color w:val="0000FF"/>
+          <w:sz w:val="24"/>
+          <w:szCs w:val="24"/>
+        </w:rPr>
+        <w:lastRenderedPageBreak/>
+        <w:t xml:space="preserve">Analysis #2 was not included in the study because it goes beyond the scope of the paper. </w:t>
+      </w:r>
+      <w:r>
+        <w:rPr>
+          <w:rFonts w:ascii="Times New Roman" w:hAnsi="Times New Roman" w:cs="Times New Roman"/>
+          <w:color w:val="0000FF"/>
+          <w:sz w:val="24"/>
+          <w:szCs w:val="24"/>
+        </w:rPr>
+        <w:t>Yet</w:t>
+      </w:r>
+      <w:r>
+        <w:rPr>
+          <w:rFonts w:ascii="Times New Roman" w:hAnsi="Times New Roman" w:cs="Times New Roman"/>
+          <w:color w:val="0000FF"/>
+          <w:sz w:val="24"/>
+          <w:szCs w:val="24"/>
+        </w:rPr>
+        <w:t>, it showed that the seed fill period</w:t>
+      </w:r>
+      <w:r>
+        <w:rPr>
+          <w:rFonts w:ascii="Times New Roman" w:hAnsi="Times New Roman" w:cs="Times New Roman"/>
+          <w:color w:val="0000FF"/>
+          <w:sz w:val="24"/>
+          <w:szCs w:val="24"/>
+        </w:rPr>
+        <w:t xml:space="preserve"> (R5-R7)</w:t>
+      </w:r>
+      <w:r>
+        <w:rPr>
+          <w:rFonts w:ascii="Times New Roman" w:hAnsi="Times New Roman" w:cs="Times New Roman"/>
+          <w:color w:val="0000FF"/>
+          <w:sz w:val="24"/>
+          <w:szCs w:val="24"/>
+        </w:rPr>
+        <w:t xml:space="preserve"> was the most important variable explaining yield (</w:t>
+      </w:r>
+      <w:r>
+        <w:rPr>
+          <w:rFonts w:ascii="Times New Roman" w:hAnsi="Times New Roman" w:cs="Times New Roman"/>
+          <w:color w:val="0000FF"/>
+          <w:sz w:val="24"/>
+          <w:szCs w:val="24"/>
+        </w:rPr>
+        <w:t>47%</w:t>
+      </w:r>
+      <w:r>
+        <w:rPr>
+          <w:rFonts w:ascii="Times New Roman" w:hAnsi="Times New Roman" w:cs="Times New Roman"/>
+          <w:color w:val="0000FF"/>
+          <w:sz w:val="24"/>
+          <w:szCs w:val="24"/>
+        </w:rPr>
+        <w:t xml:space="preserve">), followed by the vegetative period (VE-R1, </w:t>
+      </w:r>
+      <w:r>
+        <w:rPr>
+          <w:rFonts w:ascii="Times New Roman" w:hAnsi="Times New Roman" w:cs="Times New Roman"/>
+          <w:color w:val="0000FF"/>
+          <w:sz w:val="24"/>
+          <w:szCs w:val="24"/>
+        </w:rPr>
+        <w:t>33</w:t>
+      </w:r>
+      <w:r>
+        <w:rPr>
+          <w:rFonts w:ascii="Times New Roman" w:hAnsi="Times New Roman" w:cs="Times New Roman"/>
+          <w:color w:val="0000FF"/>
+          <w:sz w:val="24"/>
+          <w:szCs w:val="24"/>
+        </w:rPr>
+        <w:t xml:space="preserve">%) and early reproductive period (R1-R5, </w:t>
+      </w:r>
+      <w:r>
+        <w:rPr>
+          <w:rFonts w:ascii="Times New Roman" w:hAnsi="Times New Roman" w:cs="Times New Roman"/>
+          <w:color w:val="0000FF"/>
+          <w:sz w:val="24"/>
+          <w:szCs w:val="24"/>
+        </w:rPr>
+        <w:t>20</w:t>
+      </w:r>
+      <w:r>
+        <w:rPr>
+          <w:rFonts w:ascii="Times New Roman" w:hAnsi="Times New Roman" w:cs="Times New Roman"/>
+          <w:color w:val="0000FF"/>
+          <w:sz w:val="24"/>
+          <w:szCs w:val="24"/>
+        </w:rPr>
+        <w:t>%).</w:t>
+      </w:r>
+      <w:r>
+        <w:rPr>
+          <w:rFonts w:ascii="Times New Roman" w:hAnsi="Times New Roman" w:cs="Times New Roman"/>
+          <w:color w:val="0000FF"/>
+          <w:sz w:val="24"/>
+          <w:szCs w:val="24"/>
+        </w:rPr>
+        <w:t xml:space="preserve"> </w:t>
+      </w:r>
+      <w:r>
+        <w:rPr>
+          <w:rFonts w:ascii="Times New Roman" w:hAnsi="Times New Roman" w:cs="Times New Roman"/>
+          <w:color w:val="0000FF"/>
+          <w:sz w:val="24"/>
+          <w:szCs w:val="24"/>
+        </w:rPr>
+        <w:t xml:space="preserve">The R2 of the new model was </w:t>
+      </w:r>
+      <w:r>
+        <w:rPr>
+          <w:rFonts w:ascii="Times New Roman" w:hAnsi="Times New Roman" w:cs="Times New Roman"/>
+          <w:color w:val="0000FF"/>
+          <w:sz w:val="24"/>
+          <w:szCs w:val="24"/>
+        </w:rPr>
+        <w:t>0.57, which was reasonable but demonstrated that additional factors explain yield variability. The additional analyses reinforce what was stated in the discussion, that the seed fill period was associated with higher yields.</w:t>
+      </w:r>
+    </w:p>
+    <w:p>
+      <w:pPr>
+        <w:spacing w:after="0" w:line="240" w:lineRule="auto"/>
+        <w:rPr>
+          <w:rFonts w:ascii="Times New Roman" w:hAnsi="Times New Roman" w:cs="Times New Roman"/>
+          <w:color w:val="0000FF"/>
+          <w:sz w:val="24"/>
+          <w:szCs w:val="24"/>
+        </w:rPr>
+      </w:pPr>
+    </w:p>
+    <w:p>
+      <w:pPr>
+        <w:spacing w:after="0" w:line="240" w:lineRule="auto"/>
+        <w:rPr>
+          <w:rFonts w:ascii="Times New Roman" w:hAnsi="Times New Roman" w:cs="Times New Roman"/>
+          <w:color w:val="0000FF"/>
+          <w:sz w:val="24"/>
+          <w:szCs w:val="24"/>
         </w:rPr>
       </w:pPr>
     </w:p>
@@ -4222,44 +4932,32 @@
           <w:szCs w:val="24"/>
           <w:u w:val="single"/>
         </w:rPr>
-        <w:t>1</w:t>
-      </w:r>
-      <w:r>
-        <w:rPr>
-          <w:rFonts w:ascii="Times New Roman" w:hAnsi="Times New Roman" w:cs="Times New Roman"/>
-          <w:b/>
-          <w:bCs/>
-          <w:sz w:val="24"/>
-          <w:szCs w:val="24"/>
-          <w:u w:val="single"/>
-        </w:rPr>
-        <w:t>8</w:t>
-      </w:r>
-    </w:p>
-    <w:p>
-      <w:pPr>
-        <w:spacing w:after="0" w:line="240" w:lineRule="auto"/>
-        <w:rPr>
-          <w:rFonts w:ascii="Times New Roman" w:hAnsi="Times New Roman" w:cs="Times New Roman"/>
-          <w:sz w:val="24"/>
-          <w:szCs w:val="24"/>
-        </w:rPr>
-      </w:pPr>
-      <w:r>
-        <w:rPr>
-          <w:rFonts w:ascii="Times New Roman" w:hAnsi="Times New Roman" w:cs="Times New Roman"/>
-          <w:sz w:val="24"/>
-          <w:szCs w:val="24"/>
-        </w:rPr>
-        <w:t>The authors state that "extending the seed filling period was a promising strategy to maximize soybean seed yield" (lines 183–184). However, it is not clear how the seed-filling period was determined from APSIM. Please describe this in the Materials and Methods, including which phenological stages were used to calculate this duration.</w:t>
-      </w:r>
-    </w:p>
-    <w:p>
-      <w:pPr>
-        <w:spacing w:after="0" w:line="240" w:lineRule="auto"/>
-        <w:rPr>
-          <w:rFonts w:ascii="Times New Roman" w:hAnsi="Times New Roman" w:cs="Times New Roman"/>
-          <w:color w:val="0000FF"/>
+        <w:t>20</w:t>
+      </w:r>
+    </w:p>
+    <w:p>
+      <w:pPr>
+        <w:spacing w:after="0" w:line="240" w:lineRule="auto"/>
+        <w:rPr>
+          <w:rFonts w:ascii="Times New Roman" w:hAnsi="Times New Roman" w:cs="Times New Roman"/>
+          <w:sz w:val="24"/>
+          <w:szCs w:val="24"/>
+        </w:rPr>
+      </w:pPr>
+      <w:r>
+        <w:rPr>
+          <w:rFonts w:ascii="Times New Roman" w:hAnsi="Times New Roman" w:cs="Times New Roman"/>
+          <w:sz w:val="24"/>
+          <w:szCs w:val="24"/>
+        </w:rPr>
+        <w:t>In addition, please verify the figure citation in lines 183–184. It appears that Figure 2, rather than Figure 1, should be referenced.</w:t>
+      </w:r>
+    </w:p>
+    <w:p>
+      <w:pPr>
+        <w:spacing w:after="0" w:line="240" w:lineRule="auto"/>
+        <w:rPr>
+          <w:rFonts w:ascii="Times New Roman" w:hAnsi="Times New Roman" w:cs="Times New Roman"/>
           <w:sz w:val="24"/>
           <w:szCs w:val="24"/>
         </w:rPr>
@@ -4280,433 +4978,43 @@
           <w:sz w:val="24"/>
           <w:szCs w:val="24"/>
         </w:rPr>
-        <w:t xml:space="preserve">Thank you for the suggestion. We have </w:t>
-      </w:r>
-      <w:r>
-        <w:rPr>
-          <w:rFonts w:ascii="Times New Roman" w:hAnsi="Times New Roman" w:cs="Times New Roman"/>
-          <w:color w:val="0000FF"/>
-          <w:sz w:val="24"/>
-          <w:szCs w:val="24"/>
-        </w:rPr>
-        <w:t>clarified in the material and methods how seed-filling is determined in APSIM and added information on which stages were used to calculate seed-filling and on other key phases used in the study. The new sentences read:</w:t>
-      </w:r>
-    </w:p>
-    <w:p>
-      <w:pPr>
-        <w:spacing w:after="0" w:line="240" w:lineRule="auto"/>
-        <w:rPr>
-          <w:rFonts w:ascii="Times New Roman" w:hAnsi="Times New Roman" w:cs="Times New Roman"/>
-          <w:color w:val="0000FF"/>
-          <w:sz w:val="24"/>
-          <w:szCs w:val="24"/>
-        </w:rPr>
-      </w:pPr>
-    </w:p>
-    <w:p>
-      <w:pPr>
-        <w:spacing w:after="0" w:line="240" w:lineRule="auto"/>
-        <w:rPr>
-          <w:rFonts w:ascii="Times New Roman" w:hAnsi="Times New Roman" w:cs="Times New Roman"/>
-          <w:color w:val="0000FF"/>
-          <w:sz w:val="24"/>
-          <w:szCs w:val="24"/>
-        </w:rPr>
-      </w:pPr>
-      <w:r>
-        <w:rPr>
-          <w:rFonts w:ascii="Times New Roman" w:hAnsi="Times New Roman" w:cs="Times New Roman"/>
-          <w:color w:val="0000FF"/>
-          <w:sz w:val="24"/>
-          <w:szCs w:val="24"/>
-        </w:rPr>
-        <w:t>In section “</w:t>
-      </w:r>
-      <w:r>
-        <w:rPr>
-          <w:rFonts w:ascii="Times New Roman" w:hAnsi="Times New Roman" w:cs="Times New Roman"/>
-          <w:color w:val="0000FF"/>
-          <w:sz w:val="24"/>
-          <w:szCs w:val="24"/>
-        </w:rPr>
-        <w:t>2.1. APSIM-Soybean model testing</w:t>
-      </w:r>
-      <w:r>
-        <w:rPr>
-          <w:rFonts w:ascii="Times New Roman" w:hAnsi="Times New Roman" w:cs="Times New Roman"/>
-          <w:color w:val="0000FF"/>
-          <w:sz w:val="24"/>
-          <w:szCs w:val="24"/>
-        </w:rPr>
-        <w:t>”</w:t>
-      </w:r>
-    </w:p>
-    <w:p>
-      <w:pPr>
-        <w:spacing w:after="0" w:line="240" w:lineRule="auto"/>
-        <w:rPr>
-          <w:rFonts w:ascii="Times New Roman" w:hAnsi="Times New Roman" w:cs="Times New Roman"/>
-          <w:color w:val="0000FF"/>
-          <w:sz w:val="24"/>
-          <w:szCs w:val="24"/>
-        </w:rPr>
-      </w:pPr>
-    </w:p>
-    <w:p>
-      <w:pPr>
-        <w:spacing w:after="0" w:line="240" w:lineRule="auto"/>
-        <w:rPr>
-          <w:rFonts w:ascii="Times New Roman" w:hAnsi="Times New Roman" w:cs="Times New Roman"/>
-          <w:i/>
-          <w:iCs/>
-          <w:color w:val="0000FF"/>
-          <w:sz w:val="24"/>
-          <w:szCs w:val="24"/>
-        </w:rPr>
-      </w:pPr>
-      <w:r>
-        <w:rPr>
-          <w:rFonts w:ascii="Times New Roman" w:hAnsi="Times New Roman" w:cs="Times New Roman"/>
-          <w:i/>
-          <w:iCs/>
-          <w:color w:val="0000FF"/>
-          <w:sz w:val="24"/>
-          <w:szCs w:val="24"/>
-        </w:rPr>
-        <w:t>“</w:t>
-      </w:r>
-      <w:r>
-        <w:rPr>
-          <w:rFonts w:ascii="Times New Roman" w:hAnsi="Times New Roman" w:cs="Times New Roman"/>
-          <w:i/>
-          <w:iCs/>
-          <w:color w:val="0000FF"/>
-          <w:sz w:val="24"/>
-          <w:szCs w:val="24"/>
-        </w:rPr>
-        <w:t>The APSIM-Soybean model uses a multiplicative function to describe the daily relative development (R) rate as a function of temperature and photoperiod (Archontoulis et al., 2014). The timing of key development phases is determined by integrating R over time.</w:t>
-      </w:r>
-      <w:r>
-        <w:rPr>
-          <w:rFonts w:ascii="Times New Roman" w:hAnsi="Times New Roman" w:cs="Times New Roman"/>
-          <w:i/>
-          <w:iCs/>
-          <w:color w:val="0000FF"/>
-          <w:sz w:val="24"/>
-          <w:szCs w:val="24"/>
-        </w:rPr>
-        <w:t>”</w:t>
-      </w:r>
-    </w:p>
-    <w:p>
-      <w:pPr>
-        <w:spacing w:after="0" w:line="240" w:lineRule="auto"/>
-        <w:rPr>
-          <w:rFonts w:ascii="Times New Roman" w:hAnsi="Times New Roman" w:cs="Times New Roman"/>
-          <w:color w:val="0000FF"/>
-          <w:sz w:val="24"/>
-          <w:szCs w:val="24"/>
-        </w:rPr>
-      </w:pPr>
-    </w:p>
-    <w:p>
-      <w:pPr>
-        <w:spacing w:after="0" w:line="240" w:lineRule="auto"/>
-        <w:rPr>
-          <w:rFonts w:ascii="Times New Roman" w:hAnsi="Times New Roman" w:cs="Times New Roman"/>
-          <w:color w:val="0000FF"/>
-          <w:sz w:val="24"/>
-          <w:szCs w:val="24"/>
-        </w:rPr>
-      </w:pPr>
-      <w:r>
-        <w:rPr>
-          <w:rFonts w:ascii="Times New Roman" w:hAnsi="Times New Roman" w:cs="Times New Roman"/>
-          <w:color w:val="0000FF"/>
-          <w:sz w:val="24"/>
-          <w:szCs w:val="24"/>
-        </w:rPr>
-        <w:t>In section “</w:t>
-      </w:r>
-      <w:r>
-        <w:rPr>
-          <w:rFonts w:ascii="Times New Roman" w:hAnsi="Times New Roman" w:cs="Times New Roman"/>
-          <w:color w:val="0000FF"/>
-          <w:sz w:val="24"/>
-          <w:szCs w:val="24"/>
-        </w:rPr>
-        <w:t>2.2. Regional simulations and scenario analysis</w:t>
-      </w:r>
-      <w:r>
-        <w:rPr>
-          <w:rFonts w:ascii="Times New Roman" w:hAnsi="Times New Roman" w:cs="Times New Roman"/>
-          <w:color w:val="0000FF"/>
-          <w:sz w:val="24"/>
-          <w:szCs w:val="24"/>
-        </w:rPr>
-        <w:t>”</w:t>
-      </w:r>
-    </w:p>
-    <w:p>
-      <w:pPr>
-        <w:spacing w:after="0" w:line="240" w:lineRule="auto"/>
-        <w:rPr>
-          <w:rFonts w:ascii="Times New Roman" w:hAnsi="Times New Roman" w:cs="Times New Roman"/>
-          <w:i/>
-          <w:iCs/>
-          <w:color w:val="0000FF"/>
-          <w:sz w:val="24"/>
-          <w:szCs w:val="24"/>
-        </w:rPr>
-      </w:pPr>
-    </w:p>
-    <w:p>
-      <w:pPr>
-        <w:spacing w:after="0" w:line="240" w:lineRule="auto"/>
-        <w:rPr>
-          <w:rFonts w:ascii="Times New Roman" w:hAnsi="Times New Roman" w:cs="Times New Roman"/>
-          <w:i/>
-          <w:iCs/>
-          <w:color w:val="0000FF"/>
-          <w:sz w:val="24"/>
-          <w:szCs w:val="24"/>
-        </w:rPr>
-      </w:pPr>
-      <w:r>
-        <w:rPr>
-          <w:rFonts w:ascii="Times New Roman" w:hAnsi="Times New Roman" w:cs="Times New Roman"/>
-          <w:i/>
-          <w:iCs/>
-          <w:color w:val="0000FF"/>
-          <w:sz w:val="24"/>
-          <w:szCs w:val="24"/>
-        </w:rPr>
-        <w:t>“</w:t>
-      </w:r>
-      <w:r>
-        <w:rPr>
-          <w:rFonts w:ascii="Times New Roman" w:hAnsi="Times New Roman" w:cs="Times New Roman"/>
-          <w:i/>
-          <w:iCs/>
-          <w:color w:val="0000FF"/>
-          <w:sz w:val="24"/>
-          <w:szCs w:val="24"/>
-        </w:rPr>
-        <w:t>The seed filling period consisted of the number of days from beginning seed (R5) to physiological maturity (R7) phenological stages. The total crop cycle consisted of the number of days from emergence (VE) to R7. The vegetative period consisted of the number of days from VE to beginning flowering (R1).</w:t>
-      </w:r>
-      <w:r>
-        <w:rPr>
-          <w:rFonts w:ascii="Times New Roman" w:hAnsi="Times New Roman" w:cs="Times New Roman"/>
-          <w:i/>
-          <w:iCs/>
-          <w:color w:val="0000FF"/>
-          <w:sz w:val="24"/>
-          <w:szCs w:val="24"/>
-        </w:rPr>
-        <w:t>”</w:t>
-      </w:r>
-    </w:p>
-    <w:p>
-      <w:pPr>
-        <w:spacing w:after="0" w:line="240" w:lineRule="auto"/>
-        <w:rPr>
-          <w:rFonts w:ascii="Times New Roman" w:hAnsi="Times New Roman" w:cs="Times New Roman"/>
-          <w:color w:val="0000FF"/>
-          <w:sz w:val="24"/>
-          <w:szCs w:val="24"/>
-        </w:rPr>
-      </w:pPr>
-    </w:p>
-    <w:p>
-      <w:pPr>
-        <w:spacing w:after="0" w:line="240" w:lineRule="auto"/>
-        <w:rPr>
-          <w:rFonts w:ascii="Times New Roman" w:hAnsi="Times New Roman" w:cs="Times New Roman"/>
-          <w:b/>
-          <w:bCs/>
-          <w:sz w:val="24"/>
-          <w:szCs w:val="24"/>
-          <w:u w:val="single"/>
-        </w:rPr>
-      </w:pPr>
-      <w:r>
-        <w:rPr>
-          <w:rFonts w:ascii="Times New Roman" w:hAnsi="Times New Roman" w:cs="Times New Roman"/>
-          <w:b/>
-          <w:bCs/>
-          <w:sz w:val="24"/>
-          <w:szCs w:val="24"/>
-          <w:u w:val="single"/>
-        </w:rPr>
-        <w:t>Comment #</w:t>
-      </w:r>
-      <w:r>
-        <w:rPr>
-          <w:rFonts w:ascii="Times New Roman" w:hAnsi="Times New Roman" w:cs="Times New Roman"/>
-          <w:b/>
-          <w:bCs/>
-          <w:sz w:val="24"/>
-          <w:szCs w:val="24"/>
-          <w:u w:val="single"/>
-        </w:rPr>
-        <w:t>1</w:t>
-      </w:r>
-      <w:r>
-        <w:rPr>
-          <w:rFonts w:ascii="Times New Roman" w:hAnsi="Times New Roman" w:cs="Times New Roman"/>
-          <w:b/>
-          <w:bCs/>
-          <w:sz w:val="24"/>
-          <w:szCs w:val="24"/>
-          <w:u w:val="single"/>
-        </w:rPr>
-        <w:t>9</w:t>
-      </w:r>
-    </w:p>
-    <w:p>
-      <w:pPr>
-        <w:spacing w:after="0" w:line="240" w:lineRule="auto"/>
-        <w:rPr>
-          <w:rFonts w:ascii="Times New Roman" w:hAnsi="Times New Roman" w:cs="Times New Roman"/>
-          <w:sz w:val="24"/>
-          <w:szCs w:val="24"/>
-        </w:rPr>
-      </w:pPr>
-      <w:r>
-        <w:rPr>
-          <w:rFonts w:ascii="Times New Roman" w:hAnsi="Times New Roman" w:cs="Times New Roman"/>
-          <w:sz w:val="24"/>
-          <w:szCs w:val="24"/>
-        </w:rPr>
-        <w:t>Were other developmental phases also affected by the adaptation strategies? Presenting the duration of the vegetative and reproductive phases (or their relative changes) would provide a clearer mechanistic explanation of the observed yield responses. As currently presented, it is not evident why extending the seed-filling period was the primary driver of increased yield.</w:t>
-      </w:r>
-    </w:p>
-    <w:p>
-      <w:pPr>
-        <w:spacing w:after="0" w:line="240" w:lineRule="auto"/>
-        <w:rPr>
-          <w:rFonts w:ascii="Times New Roman" w:hAnsi="Times New Roman" w:cs="Times New Roman"/>
-          <w:sz w:val="24"/>
-          <w:szCs w:val="24"/>
-        </w:rPr>
-      </w:pPr>
-      <w:r>
-        <w:rPr>
-          <w:rFonts w:ascii="Times New Roman" w:hAnsi="Times New Roman" w:cs="Times New Roman"/>
-          <w:color w:val="0000FF"/>
-          <w:sz w:val="24"/>
-          <w:szCs w:val="24"/>
-        </w:rPr>
-        <w:t>Response:</w:t>
-      </w:r>
-    </w:p>
-    <w:p>
-      <w:pPr>
-        <w:spacing w:after="0" w:line="240" w:lineRule="auto"/>
-        <w:rPr>
-          <w:rFonts w:ascii="Times New Roman" w:hAnsi="Times New Roman" w:cs="Times New Roman"/>
-          <w:sz w:val="24"/>
-          <w:szCs w:val="24"/>
-        </w:rPr>
-      </w:pPr>
-    </w:p>
-    <w:p>
-      <w:pPr>
-        <w:spacing w:after="0" w:line="240" w:lineRule="auto"/>
-        <w:rPr>
-          <w:rFonts w:ascii="Times New Roman" w:hAnsi="Times New Roman" w:cs="Times New Roman"/>
-          <w:b/>
-          <w:bCs/>
-          <w:sz w:val="24"/>
-          <w:szCs w:val="24"/>
-          <w:u w:val="single"/>
-        </w:rPr>
-      </w:pPr>
-      <w:r>
-        <w:rPr>
-          <w:rFonts w:ascii="Times New Roman" w:hAnsi="Times New Roman" w:cs="Times New Roman"/>
-          <w:b/>
-          <w:bCs/>
-          <w:sz w:val="24"/>
-          <w:szCs w:val="24"/>
-          <w:u w:val="single"/>
-        </w:rPr>
-        <w:t>Comment #</w:t>
-      </w:r>
-      <w:r>
-        <w:rPr>
-          <w:rFonts w:ascii="Times New Roman" w:hAnsi="Times New Roman" w:cs="Times New Roman"/>
-          <w:b/>
-          <w:bCs/>
-          <w:sz w:val="24"/>
-          <w:szCs w:val="24"/>
-          <w:u w:val="single"/>
-        </w:rPr>
-        <w:t>20</w:t>
-      </w:r>
-    </w:p>
-    <w:p>
-      <w:pPr>
-        <w:spacing w:after="0" w:line="240" w:lineRule="auto"/>
-        <w:rPr>
-          <w:rFonts w:ascii="Times New Roman" w:hAnsi="Times New Roman" w:cs="Times New Roman"/>
-          <w:sz w:val="24"/>
-          <w:szCs w:val="24"/>
-        </w:rPr>
-      </w:pPr>
-      <w:r>
-        <w:rPr>
-          <w:rFonts w:ascii="Times New Roman" w:hAnsi="Times New Roman" w:cs="Times New Roman"/>
-          <w:sz w:val="24"/>
-          <w:szCs w:val="24"/>
-        </w:rPr>
-        <w:t>In addition, please verify the figure citation in lines 183–184. It appears that Figure 2, rather than Figure 1, should be referenced.</w:t>
-      </w:r>
-    </w:p>
-    <w:p>
-      <w:pPr>
-        <w:spacing w:after="0" w:line="240" w:lineRule="auto"/>
-        <w:rPr>
-          <w:rFonts w:ascii="Times New Roman" w:hAnsi="Times New Roman" w:cs="Times New Roman"/>
-          <w:sz w:val="24"/>
-          <w:szCs w:val="24"/>
-        </w:rPr>
-      </w:pPr>
-      <w:r>
-        <w:rPr>
-          <w:rFonts w:ascii="Times New Roman" w:hAnsi="Times New Roman" w:cs="Times New Roman"/>
-          <w:color w:val="0000FF"/>
-          <w:sz w:val="24"/>
-          <w:szCs w:val="24"/>
-        </w:rPr>
-        <w:t xml:space="preserve">Response: </w:t>
-      </w:r>
-      <w:r>
-        <w:rPr>
-          <w:rFonts w:ascii="Times New Roman" w:hAnsi="Times New Roman" w:cs="Times New Roman"/>
-          <w:color w:val="0000FF"/>
-          <w:sz w:val="24"/>
-          <w:szCs w:val="24"/>
-        </w:rPr>
-        <w:t xml:space="preserve">Thank you for </w:t>
-      </w:r>
-      <w:r>
-        <w:rPr>
-          <w:rFonts w:ascii="Times New Roman" w:hAnsi="Times New Roman" w:cs="Times New Roman"/>
-          <w:color w:val="0000FF"/>
-          <w:sz w:val="24"/>
-          <w:szCs w:val="24"/>
-        </w:rPr>
-        <w:t>catching this and addressed</w:t>
-      </w:r>
-      <w:r>
-        <w:rPr>
-          <w:rFonts w:ascii="Times New Roman" w:hAnsi="Times New Roman" w:cs="Times New Roman"/>
-          <w:color w:val="0000FF"/>
-          <w:sz w:val="24"/>
-          <w:szCs w:val="24"/>
-        </w:rPr>
-        <w:t xml:space="preserve">. </w:t>
+        <w:t>Thank you for catching this</w:t>
+      </w:r>
+      <w:r>
+        <w:rPr>
+          <w:rFonts w:ascii="Times New Roman" w:hAnsi="Times New Roman" w:cs="Times New Roman"/>
+          <w:color w:val="0000FF"/>
+          <w:sz w:val="24"/>
+          <w:szCs w:val="24"/>
+        </w:rPr>
+        <w:t>.</w:t>
+      </w:r>
+      <w:r>
+        <w:rPr>
+          <w:rFonts w:ascii="Times New Roman" w:hAnsi="Times New Roman" w:cs="Times New Roman"/>
+          <w:color w:val="0000FF"/>
+          <w:sz w:val="24"/>
+          <w:szCs w:val="24"/>
+        </w:rPr>
+        <w:t xml:space="preserve"> </w:t>
+      </w:r>
+      <w:r>
+        <w:rPr>
+          <w:rFonts w:ascii="Times New Roman" w:hAnsi="Times New Roman" w:cs="Times New Roman"/>
+          <w:color w:val="0000FF"/>
+          <w:sz w:val="24"/>
+          <w:szCs w:val="24"/>
+        </w:rPr>
+        <w:t>A</w:t>
+      </w:r>
+      <w:r>
+        <w:rPr>
+          <w:rFonts w:ascii="Times New Roman" w:hAnsi="Times New Roman" w:cs="Times New Roman"/>
+          <w:color w:val="0000FF"/>
+          <w:sz w:val="24"/>
+          <w:szCs w:val="24"/>
+        </w:rPr>
+        <w:t xml:space="preserve">ddressed. </w:t>
       </w:r>
     </w:p>
     <w:p>
@@ -4740,7 +5048,7 @@
       </w:pPr>
     </w:p>
     <w:sectPr>
-      <w:footerReference w:type="default" r:id="rId8"/>
+      <w:footerReference w:type="default" r:id="rId9"/>
       <w:pgSz w:w="12240" w:h="15840"/>
       <w:pgMar w:top="1440" w:right="1440" w:bottom="1440" w:left="1440" w:header="720" w:footer="720" w:gutter="0"/>
       <w:cols w:space="720"/>
@@ -6199,6 +6507,7 @@
     <w:rsid w:val="00060F2B"/>
     <w:rsid w:val="00075087"/>
     <w:rsid w:val="000B2C04"/>
+    <w:rsid w:val="000E757A"/>
     <w:rsid w:val="00113B8A"/>
     <w:rsid w:val="00157F84"/>
     <w:rsid w:val="0020328E"/>
@@ -6206,6 +6515,7 @@
     <w:rsid w:val="00225A92"/>
     <w:rsid w:val="002524B1"/>
     <w:rsid w:val="002F3F6E"/>
+    <w:rsid w:val="00351FAA"/>
     <w:rsid w:val="00391283"/>
     <w:rsid w:val="004A4E04"/>
     <w:rsid w:val="005148AA"/>
@@ -6218,6 +6528,7 @@
     <w:rsid w:val="008C3F66"/>
     <w:rsid w:val="00955147"/>
     <w:rsid w:val="00A607D1"/>
+    <w:rsid w:val="00A84AAA"/>
     <w:rsid w:val="00B05B33"/>
     <w:rsid w:val="00B127CF"/>
     <w:rsid w:val="00B40DE0"/>
@@ -6690,26 +7001,6 @@
     <w:semiHidden/>
     <w:rsid w:val="0020328E"/>
   </w:style>
-  <w:style w:type="paragraph" w:customStyle="1" w:styleId="4D014E7A66DD4328BA9CCF144BEE09B4">
-    <w:name w:val="4D014E7A66DD4328BA9CCF144BEE09B4"/>
-    <w:rsid w:val="00B40DE0"/>
-  </w:style>
-  <w:style w:type="paragraph" w:customStyle="1" w:styleId="6602FCD5B61647828E51EBA567A348FD">
-    <w:name w:val="6602FCD5B61647828E51EBA567A348FD"/>
-    <w:rsid w:val="00B40DE0"/>
-  </w:style>
-  <w:style w:type="paragraph" w:customStyle="1" w:styleId="9C4B51E26E6843D4BCD87DEE3F1705E4">
-    <w:name w:val="9C4B51E26E6843D4BCD87DEE3F1705E4"/>
-    <w:rsid w:val="00B40DE0"/>
-  </w:style>
-  <w:style w:type="paragraph" w:customStyle="1" w:styleId="182B330EC5CE41A0AD90B8D2D01CC04C">
-    <w:name w:val="182B330EC5CE41A0AD90B8D2D01CC04C"/>
-    <w:rsid w:val="007F690A"/>
-  </w:style>
-  <w:style w:type="paragraph" w:customStyle="1" w:styleId="246114367A824BE8AA3C63E050329E42">
-    <w:name w:val="246114367A824BE8AA3C63E050329E42"/>
-    <w:rsid w:val="007F690A"/>
-  </w:style>
   <w:style w:type="paragraph" w:customStyle="1" w:styleId="DB1A412135B241DA84852632D9686F4E">
     <w:name w:val="DB1A412135B241DA84852632D9686F4E"/>
     <w:rsid w:val="00B40DE0"/>

--- a/paper/to-submit/revision-round-2/review_letter-08-06-2026.docx
+++ b/paper/to-submit/revision-round-2/review_letter-08-06-2026.docx
@@ -45,25 +45,7 @@
           <w:sz w:val="24"/>
           <w:szCs w:val="24"/>
         </w:rPr>
-        <w:t xml:space="preserve">Update sentences here (after changing </w:t>
-      </w:r>
-      <w:r>
-        <w:rPr>
-          <w:rFonts w:ascii="Times New Roman" w:hAnsi="Times New Roman" w:cs="Times New Roman"/>
-          <w:color w:val="EE0000"/>
-          <w:sz w:val="24"/>
-          <w:szCs w:val="24"/>
-        </w:rPr>
-        <w:t>pronouns</w:t>
-      </w:r>
-      <w:r>
-        <w:rPr>
-          <w:rFonts w:ascii="Times New Roman" w:hAnsi="Times New Roman" w:cs="Times New Roman"/>
-          <w:color w:val="EE0000"/>
-          <w:sz w:val="24"/>
-          <w:szCs w:val="24"/>
-        </w:rPr>
-        <w:t>)</w:t>
+        <w:t>Last comment on stages</w:t>
       </w:r>
     </w:p>
     <w:p>
@@ -86,31 +68,19 @@
           <w:sz w:val="24"/>
           <w:szCs w:val="24"/>
         </w:rPr>
-        <w:t>Last comment on stages</w:t>
-      </w:r>
-    </w:p>
-    <w:p>
-      <w:pPr>
-        <w:tabs>
-          <w:tab w:val="left" w:pos="1980"/>
-        </w:tabs>
-        <w:spacing w:after="0" w:line="240" w:lineRule="auto"/>
+        <w:t xml:space="preserve">Check </w:t>
+      </w:r>
+      <w:proofErr w:type="spellStart"/>
+      <w:r>
         <w:rPr>
           <w:rFonts w:ascii="Times New Roman" w:hAnsi="Times New Roman" w:cs="Times New Roman"/>
           <w:color w:val="EE0000"/>
           <w:sz w:val="24"/>
           <w:szCs w:val="24"/>
         </w:rPr>
-      </w:pPr>
-      <w:r>
-        <w:rPr>
-          <w:rFonts w:ascii="Times New Roman" w:hAnsi="Times New Roman" w:cs="Times New Roman"/>
-          <w:color w:val="EE0000"/>
-          <w:sz w:val="24"/>
-          <w:szCs w:val="24"/>
-        </w:rPr>
-        <w:t>Check lenght</w:t>
-      </w:r>
+        <w:t>lenght</w:t>
+      </w:r>
+      <w:proofErr w:type="spellEnd"/>
     </w:p>
     <w:p>
       <w:pPr>
@@ -313,7 +283,25 @@
           <w:sz w:val="24"/>
           <w:szCs w:val="24"/>
         </w:rPr>
-        <w:t>One of the reviewers noted that "This revised version is considerably better than the previous one" while another reviewer noted that "the paper is short with minimal content... perhaps work to expand the message to increase the novelty of the paper". It seems the authors have considerably improved the manuscript but the short word limit of this journal may prevent expansion. The reviewers did provide a few comments that could further improve the manuscript. As a last note, both reviewers provided a comment such as "the authors did not provide a point-by-point response to the reviewers' comments, which should have been included" (either in comments to author or comments to editor). While a response to reviewers was provided, it may have been difficult to find given both reviewers mentioned this. Overall, I recommend revisions considering the reviewer comments.</w:t>
+        <w:t xml:space="preserve">One of the reviewers noted that "This revised version is considerably better than the previous one" while another reviewer noted that "the paper is short with minimal content... perhaps work to expand the message to increase the novelty of the paper". It seems the authors have considerably improved the manuscript but the short word limit of this journal may prevent expansion. The reviewers did provide a few comments that could further improve the manuscript. As a last note, both reviewers provided a comment such as "the authors did not provide a point-by-point response to the reviewers' comments, which should have been included" (either in comments to author or comments to editor). While a response to reviewers was provided, it may have been difficult to find given both reviewers mentioned this. Overall, I recommend revisions considering the </w:t>
+      </w:r>
+      <w:proofErr w:type="gramStart"/>
+      <w:r>
+        <w:rPr>
+          <w:rFonts w:ascii="Times New Roman" w:hAnsi="Times New Roman" w:cs="Times New Roman"/>
+          <w:sz w:val="24"/>
+          <w:szCs w:val="24"/>
+        </w:rPr>
+        <w:t>reviewer</w:t>
+      </w:r>
+      <w:proofErr w:type="gramEnd"/>
+      <w:r>
+        <w:rPr>
+          <w:rFonts w:ascii="Times New Roman" w:hAnsi="Times New Roman" w:cs="Times New Roman"/>
+          <w:sz w:val="24"/>
+          <w:szCs w:val="24"/>
+        </w:rPr>
+        <w:t xml:space="preserve"> comments.</w:t>
       </w:r>
     </w:p>
     <w:p>
@@ -2870,8 +2858,21 @@
           <w:sz w:val="24"/>
           <w:szCs w:val="24"/>
         </w:rPr>
-        <w:t xml:space="preserve"> to identify soybean-cropped pixels and define the spatial extent of the simulation fields, which were resampled to a 2.5 km grid (~0.025°). Each grid cell classified as soybean cropland was treated as one simulation field.”</w:t>
-      </w:r>
+        <w:t xml:space="preserve"> to identify soybean-cropped pixels and define the spatial extent of the simulation fields, which were resampled to a 2.5 km grid (~0.025°). Each grid cell classified as soybean cropland was treated as one simulation </w:t>
+      </w:r>
+      <w:proofErr w:type="gramStart"/>
+      <w:r>
+        <w:rPr>
+          <w:rFonts w:ascii="Times New Roman" w:hAnsi="Times New Roman" w:cs="Times New Roman"/>
+          <w:i/>
+          <w:iCs/>
+          <w:color w:val="0000FF"/>
+          <w:sz w:val="24"/>
+          <w:szCs w:val="24"/>
+        </w:rPr>
+        <w:t>field.”</w:t>
+      </w:r>
+      <w:proofErr w:type="gramEnd"/>
     </w:p>
     <w:p>
       <w:pPr>
@@ -6507,7 +6508,6 @@
     <w:rsid w:val="00060F2B"/>
     <w:rsid w:val="00075087"/>
     <w:rsid w:val="000B2C04"/>
-    <w:rsid w:val="000E757A"/>
     <w:rsid w:val="00113B8A"/>
     <w:rsid w:val="00157F84"/>
     <w:rsid w:val="0020328E"/>
@@ -6517,6 +6517,7 @@
     <w:rsid w:val="002F3F6E"/>
     <w:rsid w:val="00351FAA"/>
     <w:rsid w:val="00391283"/>
+    <w:rsid w:val="00435A9A"/>
     <w:rsid w:val="004A4E04"/>
     <w:rsid w:val="005148AA"/>
     <w:rsid w:val="0053713D"/>
